--- a/caliper/strategy_caliper.docx
+++ b/caliper/strategy_caliper.docx
@@ -78,7 +78,7 @@
           <w:szCs w:val="22"/>
           <w:u w:val="single"/>
         </w:rPr>
-        <w:t xml:space="preserve">A1. Monogenic blood disorders </w:t>
+        <w:t>A1. Monogenic disorders</w:t>
       </w:r>
       <w:r>
         <w:rPr>
@@ -87,15 +87,15 @@
           <w:szCs w:val="22"/>
           <w:u w:val="single"/>
         </w:rPr>
-        <w:t>as a therapeutic opportunity</w:t>
-      </w:r>
-      <w:r>
-        <w:rPr>
-          <w:rFonts w:ascii="Arial" w:hAnsi="Arial" w:cs="Arial"/>
-          <w:sz w:val="22"/>
-          <w:szCs w:val="22"/>
-        </w:rPr>
-        <w:t xml:space="preserve">. </w:t>
+        <w:t>.</w:t>
+      </w:r>
+      <w:r>
+        <w:rPr>
+          <w:rFonts w:ascii="Arial" w:hAnsi="Arial" w:cs="Arial"/>
+          <w:sz w:val="22"/>
+          <w:szCs w:val="22"/>
+        </w:rPr>
+        <w:t xml:space="preserve"> </w:t>
       </w:r>
       <w:r>
         <w:rPr>
@@ -151,6 +151,14 @@
           <w:sz w:val="22"/>
           <w:szCs w:val="22"/>
         </w:rPr>
+        <w:t xml:space="preserve"> These disorders thus far have mostly resisted treatment.</w:t>
+      </w:r>
+      <w:r>
+        <w:rPr>
+          <w:rFonts w:ascii="Arial" w:hAnsi="Arial" w:cs="Arial"/>
+          <w:sz w:val="22"/>
+          <w:szCs w:val="22"/>
+        </w:rPr>
         <w:t xml:space="preserve"> </w:t>
       </w:r>
       <w:r>
@@ -303,7 +311,23 @@
           <w:sz w:val="22"/>
           <w:szCs w:val="22"/>
         </w:rPr>
-        <w:t xml:space="preserve"> the proposed statistical framework,</w:t>
+        <w:t xml:space="preserve"> </w:t>
+      </w:r>
+      <w:r>
+        <w:rPr>
+          <w:rFonts w:ascii="Arial" w:hAnsi="Arial" w:cs="Arial"/>
+          <w:sz w:val="22"/>
+          <w:szCs w:val="22"/>
+        </w:rPr>
+        <w:t>my</w:t>
+      </w:r>
+      <w:r>
+        <w:rPr>
+          <w:rFonts w:ascii="Arial" w:hAnsi="Arial" w:cs="Arial"/>
+          <w:sz w:val="22"/>
+          <w:szCs w:val="22"/>
+        </w:rPr>
+        <w:t xml:space="preserve"> proposed statistical framework,</w:t>
       </w:r>
       <w:r>
         <w:rPr>
@@ -937,15 +961,23 @@
           <w:sz w:val="22"/>
           <w:szCs w:val="22"/>
         </w:rPr>
-        <w:t>efforts</w:t>
-      </w:r>
-      <w:r>
-        <w:rPr>
-          <w:rFonts w:ascii="Arial" w:hAnsi="Arial" w:cs="Arial"/>
-          <w:sz w:val="22"/>
-          <w:szCs w:val="22"/>
-        </w:rPr>
-        <w:t xml:space="preserve"> are ongoing</w:t>
+        <w:t>there are</w:t>
+      </w:r>
+      <w:r>
+        <w:rPr>
+          <w:rFonts w:ascii="Arial" w:hAnsi="Arial" w:cs="Arial"/>
+          <w:sz w:val="22"/>
+          <w:szCs w:val="22"/>
+        </w:rPr>
+        <w:t xml:space="preserve"> ongoing</w:t>
+      </w:r>
+      <w:r>
+        <w:rPr>
+          <w:rFonts w:ascii="Arial" w:hAnsi="Arial" w:cs="Arial"/>
+          <w:sz w:val="22"/>
+          <w:szCs w:val="22"/>
+        </w:rPr>
+        <w:t xml:space="preserve"> efforts</w:t>
       </w:r>
       <w:r>
         <w:rPr>
@@ -1027,15 +1059,31 @@
           <w:sz w:val="22"/>
           <w:szCs w:val="22"/>
         </w:rPr>
-        <w:t>strategies</w:t>
-      </w:r>
-      <w:r>
-        <w:rPr>
-          <w:rFonts w:ascii="Arial" w:hAnsi="Arial" w:cs="Arial"/>
-          <w:sz w:val="22"/>
-          <w:szCs w:val="22"/>
-        </w:rPr>
-        <w:t xml:space="preserve"> based on multiplex </w:t>
+        <w:t>systems</w:t>
+      </w:r>
+      <w:r>
+        <w:rPr>
+          <w:rFonts w:ascii="Arial" w:hAnsi="Arial" w:cs="Arial"/>
+          <w:sz w:val="22"/>
+          <w:szCs w:val="22"/>
+        </w:rPr>
+        <w:t xml:space="preserve"> based on multiplex</w:t>
+      </w:r>
+      <w:r>
+        <w:rPr>
+          <w:rFonts w:ascii="Arial" w:hAnsi="Arial" w:cs="Arial"/>
+          <w:sz w:val="22"/>
+          <w:szCs w:val="22"/>
+        </w:rPr>
+        <w:t xml:space="preserve"> editing</w:t>
+      </w:r>
+      <w:r>
+        <w:rPr>
+          <w:rFonts w:ascii="Arial" w:hAnsi="Arial" w:cs="Arial"/>
+          <w:sz w:val="22"/>
+          <w:szCs w:val="22"/>
+        </w:rPr>
+        <w:t xml:space="preserve"> </w:t>
       </w:r>
       <w:r>
         <w:rPr>
@@ -1059,15 +1107,15 @@
           <w:sz w:val="22"/>
           <w:szCs w:val="22"/>
         </w:rPr>
-        <w:t xml:space="preserve"> base editing. </w:t>
-      </w:r>
-      <w:r>
-        <w:rPr>
-          <w:rFonts w:ascii="Arial" w:hAnsi="Arial" w:cs="Arial"/>
-          <w:sz w:val="22"/>
-          <w:szCs w:val="22"/>
-        </w:rPr>
-        <w:t xml:space="preserve">Next, </w:t>
+        <w:t xml:space="preserve"> base editing.</w:t>
+      </w:r>
+      <w:r>
+        <w:rPr>
+          <w:rFonts w:ascii="Arial" w:hAnsi="Arial" w:cs="Arial"/>
+          <w:sz w:val="22"/>
+          <w:szCs w:val="22"/>
+        </w:rPr>
+        <w:t xml:space="preserve"> </w:t>
       </w:r>
       <w:r>
         <w:rPr>
@@ -1083,7 +1131,23 @@
           <w:sz w:val="22"/>
           <w:szCs w:val="22"/>
         </w:rPr>
-        <w:t xml:space="preserve">is a rare blood disorder most commonly caused by a mutation in the </w:t>
+        <w:t>is a rare blood disorder most commonly caused by mutation</w:t>
+      </w:r>
+      <w:r>
+        <w:rPr>
+          <w:rFonts w:ascii="Arial" w:hAnsi="Arial" w:cs="Arial"/>
+          <w:sz w:val="22"/>
+          <w:szCs w:val="22"/>
+        </w:rPr>
+        <w:t>s</w:t>
+      </w:r>
+      <w:r>
+        <w:rPr>
+          <w:rFonts w:ascii="Arial" w:hAnsi="Arial" w:cs="Arial"/>
+          <w:sz w:val="22"/>
+          <w:szCs w:val="22"/>
+        </w:rPr>
+        <w:t xml:space="preserve"> in the </w:t>
       </w:r>
       <w:r>
         <w:rPr>
@@ -1109,15 +1173,7 @@
           <w:sz w:val="22"/>
           <w:szCs w:val="22"/>
         </w:rPr>
-        <w:t>, which</w:t>
-      </w:r>
-      <w:r>
-        <w:rPr>
-          <w:rFonts w:ascii="Arial" w:hAnsi="Arial" w:cs="Arial"/>
-          <w:sz w:val="22"/>
-          <w:szCs w:val="22"/>
-        </w:rPr>
-        <w:t xml:space="preserve"> </w:t>
+        <w:t xml:space="preserve">, </w:t>
       </w:r>
       <w:r>
         <w:rPr>
@@ -1133,7 +1189,7 @@
           <w:sz w:val="22"/>
           <w:szCs w:val="22"/>
         </w:rPr>
-        <w:t>s</w:t>
+        <w:t>ing</w:t>
       </w:r>
       <w:r>
         <w:rPr>
@@ -1336,15 +1392,716 @@
           <w:szCs w:val="22"/>
           <w:u w:val="single"/>
         </w:rPr>
-        <w:t>A2. On- and off-target analysis</w:t>
-      </w:r>
-      <w:r>
-        <w:rPr>
-          <w:rFonts w:ascii="Arial" w:hAnsi="Arial" w:cs="Arial"/>
-          <w:sz w:val="22"/>
-          <w:szCs w:val="22"/>
-        </w:rPr>
-        <w:t xml:space="preserve">. Although </w:t>
+        <w:t>A2. On- and off-target</w:t>
+      </w:r>
+      <w:r>
+        <w:rPr>
+          <w:rFonts w:ascii="Arial" w:hAnsi="Arial" w:cs="Arial"/>
+          <w:sz w:val="22"/>
+          <w:szCs w:val="22"/>
+          <w:u w:val="single"/>
+        </w:rPr>
+        <w:t xml:space="preserve"> editing</w:t>
+      </w:r>
+      <w:r>
+        <w:rPr>
+          <w:rFonts w:ascii="Arial" w:hAnsi="Arial" w:cs="Arial"/>
+          <w:sz w:val="22"/>
+          <w:szCs w:val="22"/>
+          <w:u w:val="single"/>
+        </w:rPr>
+        <w:t xml:space="preserve"> analysis.</w:t>
+      </w:r>
+      <w:r>
+        <w:rPr>
+          <w:rFonts w:ascii="Arial" w:hAnsi="Arial" w:cs="Arial"/>
+          <w:sz w:val="22"/>
+          <w:szCs w:val="22"/>
+        </w:rPr>
+        <w:t xml:space="preserve"> </w:t>
+      </w:r>
+      <w:r>
+        <w:rPr>
+          <w:rFonts w:ascii="Arial" w:hAnsi="Arial" w:cs="Arial"/>
+          <w:sz w:val="22"/>
+          <w:szCs w:val="22"/>
+        </w:rPr>
+        <w:t xml:space="preserve">CRISPR </w:t>
+      </w:r>
+      <w:r>
+        <w:rPr>
+          <w:rFonts w:ascii="Arial" w:hAnsi="Arial" w:cs="Arial"/>
+          <w:sz w:val="22"/>
+          <w:szCs w:val="22"/>
+        </w:rPr>
+        <w:t>editors</w:t>
+      </w:r>
+      <w:r>
+        <w:rPr>
+          <w:rFonts w:ascii="Arial" w:hAnsi="Arial" w:cs="Arial"/>
+          <w:sz w:val="22"/>
+          <w:szCs w:val="22"/>
+        </w:rPr>
+        <w:t xml:space="preserve"> </w:t>
+      </w:r>
+      <w:r>
+        <w:rPr>
+          <w:rFonts w:ascii="Arial" w:hAnsi="Arial" w:cs="Arial"/>
+          <w:sz w:val="22"/>
+          <w:szCs w:val="22"/>
+        </w:rPr>
+        <w:t xml:space="preserve">may install </w:t>
+      </w:r>
+      <w:r>
+        <w:rPr>
+          <w:rFonts w:ascii="Arial" w:hAnsi="Arial" w:cs="Arial"/>
+          <w:sz w:val="22"/>
+          <w:szCs w:val="22"/>
+        </w:rPr>
+        <w:t>mutations</w:t>
+      </w:r>
+      <w:r>
+        <w:rPr>
+          <w:rFonts w:ascii="Arial" w:hAnsi="Arial" w:cs="Arial"/>
+          <w:sz w:val="22"/>
+          <w:szCs w:val="22"/>
+        </w:rPr>
+        <w:t xml:space="preserve"> at off-target sites or </w:t>
+      </w:r>
+      <w:r>
+        <w:rPr>
+          <w:rFonts w:ascii="Arial" w:hAnsi="Arial" w:cs="Arial"/>
+          <w:sz w:val="22"/>
+          <w:szCs w:val="22"/>
+        </w:rPr>
+        <w:t xml:space="preserve">produce unwanted </w:t>
+      </w:r>
+      <w:r>
+        <w:rPr>
+          <w:rFonts w:ascii="Arial" w:hAnsi="Arial" w:cs="Arial"/>
+          <w:sz w:val="22"/>
+          <w:szCs w:val="22"/>
+        </w:rPr>
+        <w:t>repair outcomes</w:t>
+      </w:r>
+      <w:r>
+        <w:rPr>
+          <w:rFonts w:ascii="Arial" w:hAnsi="Arial" w:cs="Arial"/>
+          <w:sz w:val="22"/>
+          <w:szCs w:val="22"/>
+        </w:rPr>
+        <w:t xml:space="preserve"> at the on-target locus</w:t>
+      </w:r>
+      <w:r>
+        <w:rPr>
+          <w:rFonts w:ascii="Arial" w:hAnsi="Arial" w:cs="Arial"/>
+          <w:sz w:val="22"/>
+          <w:szCs w:val="22"/>
+        </w:rPr>
+        <w:t xml:space="preserve">, such </w:t>
+      </w:r>
+      <w:r>
+        <w:rPr>
+          <w:rFonts w:ascii="Arial" w:hAnsi="Arial" w:cs="Arial"/>
+          <w:sz w:val="22"/>
+          <w:szCs w:val="22"/>
+        </w:rPr>
+        <w:t xml:space="preserve">as </w:t>
+      </w:r>
+      <w:r>
+        <w:rPr>
+          <w:rFonts w:ascii="Arial" w:hAnsi="Arial" w:cs="Arial"/>
+          <w:sz w:val="22"/>
+          <w:szCs w:val="22"/>
+        </w:rPr>
+        <w:t xml:space="preserve">large deletions, rearrangements, </w:t>
+      </w:r>
+      <w:r>
+        <w:rPr>
+          <w:rFonts w:ascii="Arial" w:hAnsi="Arial" w:cs="Arial"/>
+          <w:sz w:val="22"/>
+          <w:szCs w:val="22"/>
+        </w:rPr>
+        <w:t xml:space="preserve">or </w:t>
+      </w:r>
+      <w:r>
+        <w:rPr>
+          <w:rFonts w:ascii="Arial" w:hAnsi="Arial" w:cs="Arial"/>
+          <w:sz w:val="22"/>
+          <w:szCs w:val="22"/>
+        </w:rPr>
+        <w:t xml:space="preserve">other </w:t>
+      </w:r>
+      <w:r>
+        <w:rPr>
+          <w:rFonts w:ascii="Arial" w:hAnsi="Arial" w:cs="Arial"/>
+          <w:sz w:val="22"/>
+          <w:szCs w:val="22"/>
+        </w:rPr>
+        <w:t xml:space="preserve">rare </w:t>
+      </w:r>
+      <w:r>
+        <w:rPr>
+          <w:rFonts w:ascii="Arial" w:hAnsi="Arial" w:cs="Arial"/>
+          <w:sz w:val="22"/>
+          <w:szCs w:val="22"/>
+        </w:rPr>
+        <w:t xml:space="preserve">but </w:t>
+      </w:r>
+      <w:r>
+        <w:rPr>
+          <w:rFonts w:ascii="Arial" w:hAnsi="Arial" w:cs="Arial"/>
+          <w:sz w:val="22"/>
+          <w:szCs w:val="22"/>
+        </w:rPr>
+        <w:t>clinically</w:t>
+      </w:r>
+      <w:r>
+        <w:rPr>
+          <w:rFonts w:ascii="Arial" w:hAnsi="Arial" w:cs="Arial"/>
+          <w:sz w:val="22"/>
+          <w:szCs w:val="22"/>
+        </w:rPr>
+        <w:t xml:space="preserve"> important alleles</w:t>
+      </w:r>
+      <w:r>
+        <w:rPr>
+          <w:rFonts w:ascii="Arial" w:hAnsi="Arial" w:cs="Arial"/>
+          <w:sz w:val="22"/>
+          <w:szCs w:val="22"/>
+        </w:rPr>
+        <w:t>.</w:t>
+      </w:r>
+      <w:r>
+        <w:rPr>
+          <w:rFonts w:ascii="Arial" w:hAnsi="Arial" w:cs="Arial"/>
+          <w:sz w:val="22"/>
+          <w:szCs w:val="22"/>
+        </w:rPr>
+        <w:t xml:space="preserve"> </w:t>
+      </w:r>
+      <w:r>
+        <w:rPr>
+          <w:rFonts w:ascii="Arial" w:hAnsi="Arial" w:cs="Arial"/>
+          <w:sz w:val="22"/>
+          <w:szCs w:val="22"/>
+        </w:rPr>
+        <w:t>C</w:t>
+      </w:r>
+      <w:r>
+        <w:rPr>
+          <w:rFonts w:ascii="Arial" w:hAnsi="Arial" w:cs="Arial"/>
+          <w:sz w:val="22"/>
+          <w:szCs w:val="22"/>
+        </w:rPr>
+        <w:t xml:space="preserve">omputational tools </w:t>
+      </w:r>
+      <w:r>
+        <w:rPr>
+          <w:rFonts w:ascii="Arial" w:hAnsi="Arial" w:cs="Arial"/>
+          <w:sz w:val="22"/>
+          <w:szCs w:val="22"/>
+        </w:rPr>
+        <w:t xml:space="preserve">based on sequence homology or machine learning </w:t>
+      </w:r>
+      <w:r>
+        <w:rPr>
+          <w:rFonts w:ascii="Arial" w:hAnsi="Arial" w:cs="Arial"/>
+          <w:sz w:val="22"/>
+          <w:szCs w:val="22"/>
+        </w:rPr>
+        <w:t>have</w:t>
+      </w:r>
+      <w:r>
+        <w:rPr>
+          <w:rFonts w:ascii="Arial" w:hAnsi="Arial" w:cs="Arial"/>
+          <w:sz w:val="22"/>
+          <w:szCs w:val="22"/>
+        </w:rPr>
+        <w:t xml:space="preserve"> </w:t>
+      </w:r>
+      <w:r>
+        <w:rPr>
+          <w:rFonts w:ascii="Arial" w:hAnsi="Arial" w:cs="Arial"/>
+          <w:sz w:val="22"/>
+          <w:szCs w:val="22"/>
+        </w:rPr>
+        <w:t>been developed</w:t>
+      </w:r>
+      <w:r>
+        <w:rPr>
+          <w:rFonts w:ascii="Arial" w:hAnsi="Arial" w:cs="Arial"/>
+          <w:sz w:val="22"/>
+          <w:szCs w:val="22"/>
+        </w:rPr>
+        <w:t xml:space="preserve"> </w:t>
+      </w:r>
+      <w:r>
+        <w:rPr>
+          <w:rFonts w:ascii="Arial" w:hAnsi="Arial" w:cs="Arial"/>
+          <w:sz w:val="22"/>
+          <w:szCs w:val="22"/>
+        </w:rPr>
+        <w:t>to</w:t>
+      </w:r>
+      <w:r>
+        <w:rPr>
+          <w:rFonts w:ascii="Arial" w:hAnsi="Arial" w:cs="Arial"/>
+          <w:sz w:val="22"/>
+          <w:szCs w:val="22"/>
+        </w:rPr>
+        <w:t xml:space="preserve"> </w:t>
+      </w:r>
+      <w:r>
+        <w:rPr>
+          <w:rFonts w:ascii="Arial" w:hAnsi="Arial" w:cs="Arial"/>
+          <w:sz w:val="22"/>
+          <w:szCs w:val="22"/>
+        </w:rPr>
+        <w:t>predict</w:t>
+      </w:r>
+      <w:r>
+        <w:rPr>
+          <w:rFonts w:ascii="Arial" w:hAnsi="Arial" w:cs="Arial"/>
+          <w:sz w:val="22"/>
+          <w:szCs w:val="22"/>
+        </w:rPr>
+        <w:t xml:space="preserve"> </w:t>
+      </w:r>
+      <w:r>
+        <w:rPr>
+          <w:rFonts w:ascii="Arial" w:hAnsi="Arial" w:cs="Arial"/>
+          <w:sz w:val="22"/>
+          <w:szCs w:val="22"/>
+        </w:rPr>
+        <w:t xml:space="preserve">the </w:t>
+      </w:r>
+      <w:r>
+        <w:rPr>
+          <w:rFonts w:ascii="Arial" w:hAnsi="Arial" w:cs="Arial"/>
+          <w:sz w:val="22"/>
+          <w:szCs w:val="22"/>
+        </w:rPr>
+        <w:t xml:space="preserve">on- and off-target </w:t>
+      </w:r>
+      <w:r>
+        <w:rPr>
+          <w:rFonts w:ascii="Arial" w:hAnsi="Arial" w:cs="Arial"/>
+          <w:sz w:val="22"/>
+          <w:szCs w:val="22"/>
+        </w:rPr>
+        <w:t>editing</w:t>
+      </w:r>
+      <w:r>
+        <w:rPr>
+          <w:rFonts w:ascii="Arial" w:hAnsi="Arial" w:cs="Arial"/>
+          <w:sz w:val="22"/>
+          <w:szCs w:val="22"/>
+        </w:rPr>
+        <w:t xml:space="preserve"> </w:t>
+      </w:r>
+      <w:r>
+        <w:rPr>
+          <w:rFonts w:ascii="Arial" w:hAnsi="Arial" w:cs="Arial"/>
+          <w:sz w:val="22"/>
+          <w:szCs w:val="22"/>
+        </w:rPr>
+        <w:t>profile</w:t>
+      </w:r>
+      <w:r>
+        <w:rPr>
+          <w:rFonts w:ascii="Arial" w:hAnsi="Arial" w:cs="Arial"/>
+          <w:sz w:val="22"/>
+          <w:szCs w:val="22"/>
+        </w:rPr>
+        <w:t xml:space="preserve"> of a CRISPR system</w:t>
+      </w:r>
+      <w:r>
+        <w:rPr>
+          <w:rFonts w:ascii="Arial" w:hAnsi="Arial" w:cs="Arial"/>
+          <w:sz w:val="22"/>
+          <w:szCs w:val="22"/>
+        </w:rPr>
+        <w:t>,</w:t>
+      </w:r>
+      <w:r>
+        <w:rPr>
+          <w:rFonts w:ascii="Arial" w:hAnsi="Arial" w:cs="Arial"/>
+          <w:sz w:val="22"/>
+          <w:szCs w:val="22"/>
+        </w:rPr>
+        <w:t xml:space="preserve"> </w:t>
+      </w:r>
+      <w:r>
+        <w:rPr>
+          <w:rFonts w:ascii="Arial" w:hAnsi="Arial" w:cs="Arial"/>
+          <w:sz w:val="22"/>
+          <w:szCs w:val="22"/>
+        </w:rPr>
+        <w:t xml:space="preserve">but </w:t>
+      </w:r>
+      <w:r>
+        <w:rPr>
+          <w:rFonts w:ascii="Arial" w:hAnsi="Arial" w:cs="Arial"/>
+          <w:sz w:val="22"/>
+          <w:szCs w:val="22"/>
+        </w:rPr>
+        <w:t xml:space="preserve">the predictions </w:t>
+      </w:r>
+      <w:r>
+        <w:rPr>
+          <w:rFonts w:ascii="Arial" w:hAnsi="Arial" w:cs="Arial"/>
+          <w:sz w:val="22"/>
+          <w:szCs w:val="22"/>
+        </w:rPr>
+        <w:t>of</w:t>
+      </w:r>
+      <w:r>
+        <w:rPr>
+          <w:rFonts w:ascii="Arial" w:hAnsi="Arial" w:cs="Arial"/>
+          <w:sz w:val="22"/>
+          <w:szCs w:val="22"/>
+        </w:rPr>
+        <w:t xml:space="preserve"> </w:t>
+      </w:r>
+      <w:r>
+        <w:rPr>
+          <w:rFonts w:ascii="Arial" w:hAnsi="Arial" w:cs="Arial"/>
+          <w:sz w:val="22"/>
+          <w:szCs w:val="22"/>
+        </w:rPr>
+        <w:t>such tools are far from perfect</w:t>
+      </w:r>
+      <w:r>
+        <w:rPr>
+          <w:rFonts w:ascii="Arial" w:hAnsi="Arial" w:cs="Arial"/>
+          <w:sz w:val="22"/>
+          <w:szCs w:val="22"/>
+        </w:rPr>
+        <w:t>,</w:t>
+      </w:r>
+      <w:r>
+        <w:rPr>
+          <w:rFonts w:ascii="Arial" w:hAnsi="Arial" w:cs="Arial"/>
+          <w:sz w:val="22"/>
+          <w:szCs w:val="22"/>
+        </w:rPr>
+        <w:t xml:space="preserve"> necessitating </w:t>
+      </w:r>
+      <w:r>
+        <w:rPr>
+          <w:rFonts w:ascii="Arial" w:hAnsi="Arial" w:cs="Arial"/>
+          <w:sz w:val="22"/>
+          <w:szCs w:val="22"/>
+        </w:rPr>
+        <w:t xml:space="preserve">the use of experimental assays to assess </w:t>
+      </w:r>
+      <w:r>
+        <w:rPr>
+          <w:rFonts w:ascii="Arial" w:hAnsi="Arial" w:cs="Arial"/>
+          <w:sz w:val="22"/>
+          <w:szCs w:val="22"/>
+        </w:rPr>
+        <w:t xml:space="preserve">editing activity. </w:t>
+      </w:r>
+      <w:r>
+        <w:rPr>
+          <w:rFonts w:ascii="Arial" w:hAnsi="Arial" w:cs="Arial"/>
+          <w:sz w:val="22"/>
+          <w:szCs w:val="22"/>
+        </w:rPr>
+        <w:t xml:space="preserve">These assays fall into two broad </w:t>
+      </w:r>
+      <w:r>
+        <w:rPr>
+          <w:rFonts w:ascii="Arial" w:hAnsi="Arial" w:cs="Arial"/>
+          <w:sz w:val="22"/>
+          <w:szCs w:val="22"/>
+        </w:rPr>
+        <w:t>categories</w:t>
+      </w:r>
+      <w:r>
+        <w:rPr>
+          <w:rFonts w:ascii="Arial" w:hAnsi="Arial" w:cs="Arial"/>
+          <w:sz w:val="22"/>
+          <w:szCs w:val="22"/>
+        </w:rPr>
+        <w:t>:</w:t>
+      </w:r>
+      <w:r>
+        <w:rPr>
+          <w:rFonts w:ascii="Arial" w:hAnsi="Arial" w:cs="Arial"/>
+          <w:sz w:val="22"/>
+          <w:szCs w:val="22"/>
+        </w:rPr>
+        <w:t xml:space="preserve"> </w:t>
+      </w:r>
+      <w:r>
+        <w:rPr>
+          <w:rFonts w:ascii="Arial" w:hAnsi="Arial" w:cs="Arial"/>
+          <w:sz w:val="22"/>
+          <w:szCs w:val="22"/>
+        </w:rPr>
+        <w:t>unbiased</w:t>
+      </w:r>
+      <w:r>
+        <w:rPr>
+          <w:rFonts w:ascii="Arial" w:hAnsi="Arial" w:cs="Arial"/>
+          <w:sz w:val="22"/>
+          <w:szCs w:val="22"/>
+        </w:rPr>
+        <w:t xml:space="preserve"> </w:t>
+      </w:r>
+      <w:r>
+        <w:rPr>
+          <w:rFonts w:ascii="Arial" w:hAnsi="Arial" w:cs="Arial"/>
+          <w:sz w:val="22"/>
+          <w:szCs w:val="22"/>
+        </w:rPr>
+        <w:t xml:space="preserve">assays (e.g., GUIDE-seq, CHANGE-seq) </w:t>
+      </w:r>
+      <w:r>
+        <w:rPr>
+          <w:rFonts w:ascii="Arial" w:hAnsi="Arial" w:cs="Arial"/>
+          <w:sz w:val="22"/>
+          <w:szCs w:val="22"/>
+        </w:rPr>
+        <w:t xml:space="preserve">track </w:t>
+      </w:r>
+      <w:r>
+        <w:rPr>
+          <w:rFonts w:ascii="Arial" w:hAnsi="Arial" w:cs="Arial"/>
+          <w:sz w:val="22"/>
+          <w:szCs w:val="22"/>
+        </w:rPr>
+        <w:t>editing events</w:t>
+      </w:r>
+      <w:r>
+        <w:rPr>
+          <w:rFonts w:ascii="Arial" w:hAnsi="Arial" w:cs="Arial"/>
+          <w:sz w:val="22"/>
+          <w:szCs w:val="22"/>
+        </w:rPr>
+        <w:t xml:space="preserve"> genome-wide</w:t>
+      </w:r>
+      <w:r>
+        <w:rPr>
+          <w:rFonts w:ascii="Arial" w:hAnsi="Arial" w:cs="Arial"/>
+          <w:sz w:val="22"/>
+          <w:szCs w:val="22"/>
+        </w:rPr>
+        <w:t xml:space="preserve"> </w:t>
+      </w:r>
+      <w:r>
+        <w:rPr>
+          <w:rFonts w:ascii="Arial" w:hAnsi="Arial" w:cs="Arial"/>
+          <w:sz w:val="22"/>
+          <w:szCs w:val="22"/>
+        </w:rPr>
+        <w:t xml:space="preserve">without preference for any particular locus, </w:t>
+      </w:r>
+      <w:r>
+        <w:rPr>
+          <w:rFonts w:ascii="Arial" w:hAnsi="Arial" w:cs="Arial"/>
+          <w:sz w:val="22"/>
+          <w:szCs w:val="22"/>
+        </w:rPr>
+        <w:t>while targeted sequencing assays (e.g., amplicon-seq, rhAMP-seq)</w:t>
+      </w:r>
+      <w:r>
+        <w:rPr>
+          <w:rFonts w:ascii="Arial" w:hAnsi="Arial" w:cs="Arial"/>
+          <w:sz w:val="22"/>
+          <w:szCs w:val="22"/>
+        </w:rPr>
+        <w:t xml:space="preserve"> profile editing at one or more prespecified loci via deep </w:t>
+      </w:r>
+      <w:r>
+        <w:rPr>
+          <w:rFonts w:ascii="Arial" w:hAnsi="Arial" w:cs="Arial"/>
+          <w:sz w:val="22"/>
+          <w:szCs w:val="22"/>
+        </w:rPr>
+        <w:t xml:space="preserve">genomic </w:t>
+      </w:r>
+      <w:r>
+        <w:rPr>
+          <w:rFonts w:ascii="Arial" w:hAnsi="Arial" w:cs="Arial"/>
+          <w:sz w:val="22"/>
+          <w:szCs w:val="22"/>
+        </w:rPr>
+        <w:t>DNA sequencing.</w:t>
+      </w:r>
+      <w:r>
+        <w:rPr>
+          <w:rFonts w:ascii="Arial" w:hAnsi="Arial" w:cs="Arial"/>
+          <w:sz w:val="22"/>
+          <w:szCs w:val="22"/>
+        </w:rPr>
+        <w:t xml:space="preserve"> </w:t>
+      </w:r>
+      <w:r>
+        <w:rPr>
+          <w:rFonts w:ascii="Arial" w:hAnsi="Arial" w:cs="Arial"/>
+          <w:sz w:val="22"/>
+          <w:szCs w:val="22"/>
+        </w:rPr>
+        <w:t>Variants of these assays are available for Cas9, base, and prime editors.</w:t>
+      </w:r>
+      <w:r>
+        <w:rPr>
+          <w:rFonts w:ascii="Arial" w:hAnsi="Arial" w:cs="Arial"/>
+          <w:sz w:val="22"/>
+          <w:szCs w:val="22"/>
+        </w:rPr>
+        <w:t xml:space="preserve"> </w:t>
+      </w:r>
+      <w:r>
+        <w:rPr>
+          <w:rFonts w:ascii="Arial" w:hAnsi="Arial" w:cs="Arial"/>
+          <w:sz w:val="22"/>
+          <w:szCs w:val="22"/>
+        </w:rPr>
+        <w:t>Calibrated and sensitive</w:t>
+      </w:r>
+      <w:r>
+        <w:rPr>
+          <w:rFonts w:ascii="Arial" w:hAnsi="Arial" w:cs="Arial"/>
+          <w:sz w:val="22"/>
+          <w:szCs w:val="22"/>
+        </w:rPr>
+        <w:t xml:space="preserve"> analysis of the data produced by these assays is critical for </w:t>
+      </w:r>
+      <w:r>
+        <w:rPr>
+          <w:rFonts w:ascii="Arial" w:hAnsi="Arial" w:cs="Arial"/>
+          <w:sz w:val="22"/>
+          <w:szCs w:val="22"/>
+        </w:rPr>
+        <w:t>ensuring</w:t>
+      </w:r>
+      <w:r>
+        <w:rPr>
+          <w:rFonts w:ascii="Arial" w:hAnsi="Arial" w:cs="Arial"/>
+          <w:sz w:val="22"/>
+          <w:szCs w:val="22"/>
+        </w:rPr>
+        <w:t xml:space="preserve"> that an editor is sufficiently efficient and precise to </w:t>
+      </w:r>
+      <w:r>
+        <w:rPr>
+          <w:rFonts w:ascii="Arial" w:hAnsi="Arial" w:cs="Arial"/>
+          <w:sz w:val="22"/>
+          <w:szCs w:val="22"/>
+        </w:rPr>
+        <w:t>warrant</w:t>
+      </w:r>
+      <w:r>
+        <w:rPr>
+          <w:rFonts w:ascii="Arial" w:hAnsi="Arial" w:cs="Arial"/>
+          <w:sz w:val="22"/>
+          <w:szCs w:val="22"/>
+        </w:rPr>
+        <w:t xml:space="preserve"> </w:t>
+      </w:r>
+      <w:r>
+        <w:rPr>
+          <w:rFonts w:ascii="Arial" w:hAnsi="Arial" w:cs="Arial"/>
+          <w:sz w:val="22"/>
+          <w:szCs w:val="22"/>
+        </w:rPr>
+        <w:t>progression</w:t>
+      </w:r>
+      <w:r>
+        <w:rPr>
+          <w:rFonts w:ascii="Arial" w:hAnsi="Arial" w:cs="Arial"/>
+          <w:sz w:val="22"/>
+          <w:szCs w:val="22"/>
+        </w:rPr>
+        <w:t xml:space="preserve"> to</w:t>
+      </w:r>
+      <w:r>
+        <w:rPr>
+          <w:rFonts w:ascii="Arial" w:hAnsi="Arial" w:cs="Arial"/>
+          <w:sz w:val="22"/>
+          <w:szCs w:val="22"/>
+        </w:rPr>
+        <w:t>wards</w:t>
+      </w:r>
+      <w:r>
+        <w:rPr>
+          <w:rFonts w:ascii="Arial" w:hAnsi="Arial" w:cs="Arial"/>
+          <w:sz w:val="22"/>
+          <w:szCs w:val="22"/>
+        </w:rPr>
+        <w:t xml:space="preserve"> animal studies or clinical trials.</w:t>
+      </w:r>
+    </w:p>
+    <w:p>
+      <w:pPr>
+        <w:spacing w:after="40"/>
+        <w:rPr>
+          <w:rFonts w:ascii="Arial" w:hAnsi="Arial" w:cs="Arial"/>
+          <w:sz w:val="22"/>
+          <w:szCs w:val="22"/>
+          <w:u w:val="single"/>
+        </w:rPr>
+      </w:pPr>
+      <w:r>
+        <w:rPr>
+          <w:rFonts w:ascii="Arial" w:hAnsi="Arial" w:cs="Arial"/>
+          <w:sz w:val="22"/>
+          <w:szCs w:val="22"/>
+          <w:u w:val="single"/>
+        </w:rPr>
+        <w:t>A3. Existing analytic tools are limited.</w:t>
+      </w:r>
+      <w:r>
+        <w:rPr>
+          <w:rFonts w:ascii="Arial" w:hAnsi="Arial" w:cs="Arial"/>
+          <w:sz w:val="22"/>
+          <w:szCs w:val="22"/>
+          <w:u w:val="single"/>
+        </w:rPr>
+        <w:t xml:space="preserve"> </w:t>
+      </w:r>
+    </w:p>
+    <w:p>
+      <w:pPr>
+        <w:spacing w:after="40"/>
+        <w:rPr>
+          <w:rFonts w:ascii="Arial" w:hAnsi="Arial" w:cs="Arial"/>
+          <w:sz w:val="22"/>
+          <w:szCs w:val="22"/>
+          <w:u w:val="single"/>
+        </w:rPr>
+      </w:pPr>
+    </w:p>
+    <w:p>
+      <w:pPr>
+        <w:spacing w:after="40"/>
+        <w:rPr>
+          <w:rFonts w:ascii="Arial" w:hAnsi="Arial" w:cs="Arial"/>
+          <w:sz w:val="22"/>
+          <w:szCs w:val="22"/>
+        </w:rPr>
+      </w:pPr>
+      <w:r>
+        <w:rPr>
+          <w:rFonts w:ascii="Arial" w:hAnsi="Arial" w:cs="Arial"/>
+          <w:sz w:val="22"/>
+          <w:szCs w:val="22"/>
+          <w:u w:val="single"/>
+        </w:rPr>
+        <w:t>A5. Software need</w:t>
+      </w:r>
+      <w:r>
+        <w:rPr>
+          <w:rFonts w:ascii="Arial" w:hAnsi="Arial" w:cs="Arial"/>
+          <w:sz w:val="22"/>
+          <w:szCs w:val="22"/>
+        </w:rPr>
+        <w:t>.</w:t>
       </w:r>
     </w:p>
     <w:sectPr>

--- a/caliper/strategy_caliper.docx
+++ b/caliper/strategy_caliper.docx
@@ -151,14 +151,6 @@
           <w:sz w:val="22"/>
           <w:szCs w:val="22"/>
         </w:rPr>
-        <w:t xml:space="preserve"> These disorders thus far have mostly resisted treatment.</w:t>
-      </w:r>
-      <w:r>
-        <w:rPr>
-          <w:rFonts w:ascii="Arial" w:hAnsi="Arial" w:cs="Arial"/>
-          <w:sz w:val="22"/>
-          <w:szCs w:val="22"/>
-        </w:rPr>
         <w:t xml:space="preserve"> </w:t>
       </w:r>
       <w:r>
@@ -167,6 +159,30 @@
           <w:sz w:val="22"/>
           <w:szCs w:val="22"/>
         </w:rPr>
+        <w:t>Monogenic</w:t>
+      </w:r>
+      <w:r>
+        <w:rPr>
+          <w:rFonts w:ascii="Arial" w:hAnsi="Arial" w:cs="Arial"/>
+          <w:sz w:val="22"/>
+          <w:szCs w:val="22"/>
+        </w:rPr>
+        <w:t xml:space="preserve"> disorders thus far have mostly resisted treatment.</w:t>
+      </w:r>
+      <w:r>
+        <w:rPr>
+          <w:rFonts w:ascii="Arial" w:hAnsi="Arial" w:cs="Arial"/>
+          <w:sz w:val="22"/>
+          <w:szCs w:val="22"/>
+        </w:rPr>
+        <w:t xml:space="preserve"> </w:t>
+      </w:r>
+      <w:r>
+        <w:rPr>
+          <w:rFonts w:ascii="Arial" w:hAnsi="Arial" w:cs="Arial"/>
+          <w:sz w:val="22"/>
+          <w:szCs w:val="22"/>
+        </w:rPr>
         <w:t>CRISPR editing</w:t>
       </w:r>
       <w:r>
@@ -279,7 +295,7 @@
           <w:sz w:val="22"/>
           <w:szCs w:val="22"/>
         </w:rPr>
-        <w:t>monogenic</w:t>
+        <w:t>these</w:t>
       </w:r>
       <w:r>
         <w:rPr>
@@ -2044,16 +2060,15 @@
           <w:rFonts w:ascii="Arial" w:hAnsi="Arial" w:cs="Arial"/>
           <w:sz w:val="22"/>
           <w:szCs w:val="22"/>
+        </w:rPr>
+      </w:pPr>
+      <w:r>
+        <w:rPr>
+          <w:rFonts w:ascii="Arial" w:hAnsi="Arial" w:cs="Arial"/>
+          <w:sz w:val="22"/>
+          <w:szCs w:val="22"/>
           <w:u w:val="single"/>
         </w:rPr>
-      </w:pPr>
-      <w:r>
-        <w:rPr>
-          <w:rFonts w:ascii="Arial" w:hAnsi="Arial" w:cs="Arial"/>
-          <w:sz w:val="22"/>
-          <w:szCs w:val="22"/>
-          <w:u w:val="single"/>
-        </w:rPr>
         <w:t>A3. Existing analytic tools are limited.</w:t>
       </w:r>
       <w:r>
@@ -2061,7 +2076,220 @@
           <w:rFonts w:ascii="Arial" w:hAnsi="Arial" w:cs="Arial"/>
           <w:sz w:val="22"/>
           <w:szCs w:val="22"/>
-          <w:u w:val="single"/>
+        </w:rPr>
+        <w:t xml:space="preserve"> </w:t>
+      </w:r>
+      <w:r>
+        <w:rPr>
+          <w:rFonts w:ascii="Arial" w:hAnsi="Arial" w:cs="Arial"/>
+          <w:sz w:val="22"/>
+          <w:szCs w:val="22"/>
+        </w:rPr>
+        <w:t xml:space="preserve">Existing tools for </w:t>
+      </w:r>
+      <w:r>
+        <w:rPr>
+          <w:rFonts w:ascii="Arial" w:hAnsi="Arial" w:cs="Arial"/>
+          <w:sz w:val="22"/>
+          <w:szCs w:val="22"/>
+        </w:rPr>
+        <w:t xml:space="preserve">processing and </w:t>
+      </w:r>
+      <w:r>
+        <w:rPr>
+          <w:rFonts w:ascii="Arial" w:hAnsi="Arial" w:cs="Arial"/>
+          <w:sz w:val="22"/>
+          <w:szCs w:val="22"/>
+        </w:rPr>
+        <w:t>analyzing</w:t>
+      </w:r>
+      <w:r>
+        <w:rPr>
+          <w:rFonts w:ascii="Arial" w:hAnsi="Arial" w:cs="Arial"/>
+          <w:sz w:val="22"/>
+          <w:szCs w:val="22"/>
+        </w:rPr>
+        <w:t xml:space="preserve"> </w:t>
+      </w:r>
+      <w:r>
+        <w:rPr>
+          <w:rFonts w:ascii="Arial" w:hAnsi="Arial" w:cs="Arial"/>
+          <w:sz w:val="22"/>
+          <w:szCs w:val="22"/>
+        </w:rPr>
+        <w:t xml:space="preserve">data </w:t>
+      </w:r>
+      <w:r>
+        <w:rPr>
+          <w:rFonts w:ascii="Arial" w:hAnsi="Arial" w:cs="Arial"/>
+          <w:sz w:val="22"/>
+          <w:szCs w:val="22"/>
+        </w:rPr>
+        <w:t>produced by CRISPR editing assays</w:t>
+      </w:r>
+      <w:r>
+        <w:rPr>
+          <w:rFonts w:ascii="Arial" w:hAnsi="Arial" w:cs="Arial"/>
+          <w:sz w:val="22"/>
+          <w:szCs w:val="22"/>
+        </w:rPr>
+        <w:t xml:space="preserve"> are useful but </w:t>
+      </w:r>
+      <w:r>
+        <w:rPr>
+          <w:rFonts w:ascii="Arial" w:hAnsi="Arial" w:cs="Arial"/>
+          <w:sz w:val="22"/>
+          <w:szCs w:val="22"/>
+        </w:rPr>
+        <w:t>incomplete</w:t>
+      </w:r>
+      <w:r>
+        <w:rPr>
+          <w:rFonts w:ascii="Arial" w:hAnsi="Arial" w:cs="Arial"/>
+          <w:sz w:val="22"/>
+          <w:szCs w:val="22"/>
+        </w:rPr>
+        <w:t xml:space="preserve">, especially </w:t>
+      </w:r>
+      <w:r>
+        <w:rPr>
+          <w:rFonts w:ascii="Arial" w:hAnsi="Arial" w:cs="Arial"/>
+          <w:sz w:val="22"/>
+          <w:szCs w:val="22"/>
+        </w:rPr>
+        <w:t>on</w:t>
+      </w:r>
+      <w:r>
+        <w:rPr>
+          <w:rFonts w:ascii="Arial" w:hAnsi="Arial" w:cs="Arial"/>
+          <w:sz w:val="22"/>
+          <w:szCs w:val="22"/>
+        </w:rPr>
+        <w:t xml:space="preserve"> </w:t>
+      </w:r>
+      <w:r>
+        <w:rPr>
+          <w:rFonts w:ascii="Arial" w:hAnsi="Arial" w:cs="Arial"/>
+          <w:sz w:val="22"/>
+          <w:szCs w:val="22"/>
+        </w:rPr>
+        <w:t>modeling</w:t>
+      </w:r>
+      <w:r>
+        <w:rPr>
+          <w:rFonts w:ascii="Arial" w:hAnsi="Arial" w:cs="Arial"/>
+          <w:sz w:val="22"/>
+          <w:szCs w:val="22"/>
+        </w:rPr>
+        <w:t xml:space="preserve"> and experimental design </w:t>
+      </w:r>
+      <w:r>
+        <w:rPr>
+          <w:rFonts w:ascii="Arial" w:hAnsi="Arial" w:cs="Arial"/>
+          <w:sz w:val="22"/>
+          <w:szCs w:val="22"/>
+        </w:rPr>
+        <w:t>grounds</w:t>
+      </w:r>
+      <w:r>
+        <w:rPr>
+          <w:rFonts w:ascii="Arial" w:hAnsi="Arial" w:cs="Arial"/>
+          <w:sz w:val="22"/>
+          <w:szCs w:val="22"/>
+        </w:rPr>
+        <w:t>.</w:t>
+      </w:r>
+      <w:r>
+        <w:rPr>
+          <w:rFonts w:ascii="Arial" w:hAnsi="Arial" w:cs="Arial"/>
+          <w:sz w:val="22"/>
+          <w:szCs w:val="22"/>
+        </w:rPr>
+        <w:t xml:space="preserve"> </w:t>
+      </w:r>
+      <w:r>
+        <w:rPr>
+          <w:rFonts w:ascii="Arial" w:hAnsi="Arial" w:cs="Arial"/>
+          <w:sz w:val="22"/>
+          <w:szCs w:val="22"/>
+        </w:rPr>
+        <w:t xml:space="preserve"> </w:t>
+      </w:r>
+    </w:p>
+    <w:p>
+      <w:pPr>
+        <w:spacing w:after="40"/>
+        <w:rPr>
+          <w:rFonts w:ascii="Arial" w:hAnsi="Arial" w:cs="Arial"/>
+          <w:sz w:val="22"/>
+          <w:szCs w:val="22"/>
+        </w:rPr>
+      </w:pPr>
+    </w:p>
+    <w:p>
+      <w:pPr>
+        <w:spacing w:after="40"/>
+        <w:rPr>
+          <w:rFonts w:ascii="Arial" w:hAnsi="Arial" w:cs="Arial"/>
+          <w:sz w:val="22"/>
+          <w:szCs w:val="22"/>
+        </w:rPr>
+      </w:pPr>
+    </w:p>
+    <w:p>
+      <w:pPr>
+        <w:spacing w:after="40"/>
+        <w:rPr>
+          <w:rFonts w:ascii="Arial" w:hAnsi="Arial" w:cs="Arial"/>
+          <w:sz w:val="22"/>
+          <w:szCs w:val="22"/>
+        </w:rPr>
+      </w:pPr>
+    </w:p>
+    <w:p>
+      <w:pPr>
+        <w:spacing w:after="40"/>
+        <w:rPr>
+          <w:rFonts w:ascii="Arial" w:hAnsi="Arial" w:cs="Arial"/>
+          <w:sz w:val="22"/>
+          <w:szCs w:val="22"/>
+        </w:rPr>
+      </w:pPr>
+    </w:p>
+    <w:p>
+      <w:pPr>
+        <w:spacing w:after="40"/>
+        <w:rPr>
+          <w:rFonts w:ascii="Arial" w:hAnsi="Arial" w:cs="Arial"/>
+          <w:sz w:val="22"/>
+          <w:szCs w:val="22"/>
+        </w:rPr>
+      </w:pPr>
+    </w:p>
+    <w:p>
+      <w:pPr>
+        <w:spacing w:after="40"/>
+        <w:rPr>
+          <w:rFonts w:ascii="Arial" w:hAnsi="Arial" w:cs="Arial"/>
+          <w:sz w:val="22"/>
+          <w:szCs w:val="22"/>
+        </w:rPr>
+      </w:pPr>
+    </w:p>
+    <w:p>
+      <w:pPr>
+        <w:spacing w:after="40"/>
+        <w:rPr>
+          <w:rFonts w:ascii="Arial" w:hAnsi="Arial" w:cs="Arial"/>
+          <w:sz w:val="22"/>
+          <w:szCs w:val="22"/>
+        </w:rPr>
+      </w:pPr>
+      <w:r>
+        <w:rPr>
+          <w:rFonts w:ascii="Arial" w:hAnsi="Arial" w:cs="Arial"/>
+          <w:sz w:val="22"/>
+          <w:szCs w:val="22"/>
         </w:rPr>
         <w:t xml:space="preserve"> </w:t>
       </w:r>

--- a/caliper/strategy_caliper.docx
+++ b/caliper/strategy_caliper.docx
@@ -78,7 +78,7 @@
           <w:szCs w:val="22"/>
           <w:u w:val="single"/>
         </w:rPr>
-        <w:t>A1. Monogenic disorders</w:t>
+        <w:t xml:space="preserve">A1. </w:t>
       </w:r>
       <w:r>
         <w:rPr>
@@ -87,6 +87,24 @@
           <w:szCs w:val="22"/>
           <w:u w:val="single"/>
         </w:rPr>
+        <w:t>Sickle-cell disease, severe congenital neutropenia, and other m</w:t>
+      </w:r>
+      <w:r>
+        <w:rPr>
+          <w:rFonts w:ascii="Arial" w:hAnsi="Arial" w:cs="Arial"/>
+          <w:sz w:val="22"/>
+          <w:szCs w:val="22"/>
+          <w:u w:val="single"/>
+        </w:rPr>
+        <w:t>onogenic disorders</w:t>
+      </w:r>
+      <w:r>
+        <w:rPr>
+          <w:rFonts w:ascii="Arial" w:hAnsi="Arial" w:cs="Arial"/>
+          <w:sz w:val="22"/>
+          <w:szCs w:val="22"/>
+          <w:u w:val="single"/>
+        </w:rPr>
         <w:t>.</w:t>
       </w:r>
       <w:r>
@@ -103,23 +121,31 @@
           <w:sz w:val="22"/>
           <w:szCs w:val="22"/>
         </w:rPr>
-        <w:t>Monogenic disorders, although rare</w:t>
-      </w:r>
-      <w:r>
-        <w:rPr>
-          <w:rFonts w:ascii="Arial" w:hAnsi="Arial" w:cs="Arial"/>
-          <w:sz w:val="22"/>
-          <w:szCs w:val="22"/>
-        </w:rPr>
-        <w:t xml:space="preserve"> individually</w:t>
-      </w:r>
-      <w:r>
-        <w:rPr>
-          <w:rFonts w:ascii="Arial" w:hAnsi="Arial" w:cs="Arial"/>
-          <w:sz w:val="22"/>
-          <w:szCs w:val="22"/>
-        </w:rPr>
-        <w:t>,</w:t>
+        <w:t xml:space="preserve">Monogenic disorders, although </w:t>
+      </w:r>
+      <w:r>
+        <w:rPr>
+          <w:rFonts w:ascii="Arial" w:hAnsi="Arial" w:cs="Arial"/>
+          <w:sz w:val="22"/>
+          <w:szCs w:val="22"/>
+        </w:rPr>
+        <w:t>individually</w:t>
+      </w:r>
+      <w:r>
+        <w:rPr>
+          <w:rFonts w:ascii="Arial" w:hAnsi="Arial" w:cs="Arial"/>
+          <w:sz w:val="22"/>
+          <w:szCs w:val="22"/>
+        </w:rPr>
+        <w:t xml:space="preserve"> </w:t>
+      </w:r>
+      <w:r>
+        <w:rPr>
+          <w:rFonts w:ascii="Arial" w:hAnsi="Arial" w:cs="Arial"/>
+          <w:sz w:val="22"/>
+          <w:szCs w:val="22"/>
+        </w:rPr>
+        <w:t>rare,</w:t>
       </w:r>
       <w:r>
         <w:rPr>
@@ -167,7 +193,39 @@
           <w:sz w:val="22"/>
           <w:szCs w:val="22"/>
         </w:rPr>
-        <w:t xml:space="preserve"> disorders thus far have mostly resisted treatment.</w:t>
+        <w:t xml:space="preserve"> disorders </w:t>
+      </w:r>
+      <w:r>
+        <w:rPr>
+          <w:rFonts w:ascii="Arial" w:hAnsi="Arial" w:cs="Arial"/>
+          <w:sz w:val="22"/>
+          <w:szCs w:val="22"/>
+        </w:rPr>
+        <w:t>so</w:t>
+      </w:r>
+      <w:r>
+        <w:rPr>
+          <w:rFonts w:ascii="Arial" w:hAnsi="Arial" w:cs="Arial"/>
+          <w:sz w:val="22"/>
+          <w:szCs w:val="22"/>
+        </w:rPr>
+        <w:t xml:space="preserve"> far have mostly </w:t>
+      </w:r>
+      <w:r>
+        <w:rPr>
+          <w:rFonts w:ascii="Arial" w:hAnsi="Arial" w:cs="Arial"/>
+          <w:sz w:val="22"/>
+          <w:szCs w:val="22"/>
+        </w:rPr>
+        <w:t>evaded</w:t>
+      </w:r>
+      <w:r>
+        <w:rPr>
+          <w:rFonts w:ascii="Arial" w:hAnsi="Arial" w:cs="Arial"/>
+          <w:sz w:val="22"/>
+          <w:szCs w:val="22"/>
+        </w:rPr>
+        <w:t xml:space="preserve"> treatment.</w:t>
       </w:r>
       <w:r>
         <w:rPr>
@@ -295,7 +353,7 @@
           <w:sz w:val="22"/>
           <w:szCs w:val="22"/>
         </w:rPr>
-        <w:t>these</w:t>
+        <w:t>monogenic</w:t>
       </w:r>
       <w:r>
         <w:rPr>
@@ -1357,15 +1415,15 @@
           <w:sz w:val="22"/>
           <w:szCs w:val="22"/>
         </w:rPr>
-        <w:t xml:space="preserve"> primarily (although not exclusively)</w:t>
-      </w:r>
-      <w:r>
-        <w:rPr>
-          <w:rFonts w:ascii="Arial" w:hAnsi="Arial" w:cs="Arial"/>
-          <w:sz w:val="22"/>
-          <w:szCs w:val="22"/>
-        </w:rPr>
-        <w:t xml:space="preserve"> will</w:t>
+        <w:t xml:space="preserve"> primarily </w:t>
+      </w:r>
+      <w:r>
+        <w:rPr>
+          <w:rFonts w:ascii="Arial" w:hAnsi="Arial" w:cs="Arial"/>
+          <w:sz w:val="22"/>
+          <w:szCs w:val="22"/>
+        </w:rPr>
+        <w:t>will</w:t>
       </w:r>
       <w:r>
         <w:rPr>
@@ -1389,7 +1447,31 @@
           <w:sz w:val="22"/>
           <w:szCs w:val="22"/>
         </w:rPr>
-        <w:t>editing data generated in connection with SCD and SCN.</w:t>
+        <w:t>editing data generated in connection with SCD and SCN</w:t>
+      </w:r>
+      <w:r>
+        <w:rPr>
+          <w:rFonts w:ascii="Arial" w:hAnsi="Arial" w:cs="Arial"/>
+          <w:sz w:val="22"/>
+          <w:szCs w:val="22"/>
+        </w:rPr>
+        <w:t xml:space="preserve"> with the </w:t>
+      </w:r>
+      <w:r>
+        <w:rPr>
+          <w:rFonts w:ascii="Arial" w:hAnsi="Arial" w:cs="Arial"/>
+          <w:sz w:val="22"/>
+          <w:szCs w:val="22"/>
+        </w:rPr>
+        <w:t>short-term</w:t>
+      </w:r>
+      <w:r>
+        <w:rPr>
+          <w:rFonts w:ascii="Arial" w:hAnsi="Arial" w:cs="Arial"/>
+          <w:sz w:val="22"/>
+          <w:szCs w:val="22"/>
+        </w:rPr>
+        <w:t xml:space="preserve"> goal of accelerating therapeutics for these conditions.</w:t>
       </w:r>
     </w:p>
     <w:p>

--- a/caliper/strategy_caliper.docx
+++ b/caliper/strategy_caliper.docx
@@ -87,7 +87,7 @@
           <w:szCs w:val="22"/>
           <w:u w:val="single"/>
         </w:rPr>
-        <w:t>Sickle-cell disease, severe congenital neutropenia, and other m</w:t>
+        <w:t>M</w:t>
       </w:r>
       <w:r>
         <w:rPr>
@@ -96,6 +96,57 @@
           <w:szCs w:val="22"/>
           <w:u w:val="single"/>
         </w:rPr>
+        <w:t>onogenic</w:t>
+      </w:r>
+      <w:r>
+        <w:rPr>
+          <w:rFonts w:ascii="Arial" w:hAnsi="Arial" w:cs="Arial"/>
+          <w:sz w:val="22"/>
+          <w:szCs w:val="22"/>
+          <w:u w:val="single"/>
+        </w:rPr>
+        <w:t xml:space="preserve"> </w:t>
+      </w:r>
+      <w:r>
+        <w:rPr>
+          <w:rFonts w:ascii="Arial" w:hAnsi="Arial" w:cs="Arial"/>
+          <w:sz w:val="22"/>
+          <w:szCs w:val="22"/>
+          <w:u w:val="single"/>
+        </w:rPr>
+        <w:t>disorders</w:t>
+      </w:r>
+      <w:r>
+        <w:rPr>
+          <w:rFonts w:ascii="Arial" w:hAnsi="Arial" w:cs="Arial"/>
+          <w:sz w:val="22"/>
+          <w:szCs w:val="22"/>
+          <w:u w:val="single"/>
+        </w:rPr>
+        <w:t>.</w:t>
+      </w:r>
+      <w:r>
+        <w:rPr>
+          <w:rFonts w:ascii="Arial" w:hAnsi="Arial" w:cs="Arial"/>
+          <w:sz w:val="22"/>
+          <w:szCs w:val="22"/>
+        </w:rPr>
+        <w:t xml:space="preserve"> </w:t>
+      </w:r>
+      <w:r>
+        <w:rPr>
+          <w:rFonts w:ascii="Arial" w:hAnsi="Arial" w:cs="Arial"/>
+          <w:sz w:val="22"/>
+          <w:szCs w:val="22"/>
+        </w:rPr>
+        <w:t>There are over 10,000 m</w:t>
+      </w:r>
+      <w:r>
+        <w:rPr>
+          <w:rFonts w:ascii="Arial" w:hAnsi="Arial" w:cs="Arial"/>
+          <w:sz w:val="22"/>
+          <w:szCs w:val="22"/>
+        </w:rPr>
         <w:t>onogenic disorders</w:t>
       </w:r>
       <w:r>
@@ -103,25 +154,24 @@
           <w:rFonts w:ascii="Arial" w:hAnsi="Arial" w:cs="Arial"/>
           <w:sz w:val="22"/>
           <w:szCs w:val="22"/>
-          <w:u w:val="single"/>
-        </w:rPr>
-        <w:t>.</w:t>
-      </w:r>
-      <w:r>
-        <w:rPr>
-          <w:rFonts w:ascii="Arial" w:hAnsi="Arial" w:cs="Arial"/>
-          <w:sz w:val="22"/>
-          <w:szCs w:val="22"/>
-        </w:rPr>
-        <w:t xml:space="preserve"> </w:t>
-      </w:r>
-      <w:r>
-        <w:rPr>
-          <w:rFonts w:ascii="Arial" w:hAnsi="Arial" w:cs="Arial"/>
-          <w:sz w:val="22"/>
-          <w:szCs w:val="22"/>
-        </w:rPr>
-        <w:t xml:space="preserve">Monogenic disorders, although </w:t>
+        </w:rPr>
+        <w:t>;</w:t>
+      </w:r>
+      <w:r>
+        <w:rPr>
+          <w:rFonts w:ascii="Arial" w:hAnsi="Arial" w:cs="Arial"/>
+          <w:sz w:val="22"/>
+          <w:szCs w:val="22"/>
+        </w:rPr>
+        <w:t xml:space="preserve"> although rare</w:t>
+      </w:r>
+      <w:r>
+        <w:rPr>
+          <w:rFonts w:ascii="Arial" w:hAnsi="Arial" w:cs="Arial"/>
+          <w:sz w:val="22"/>
+          <w:szCs w:val="22"/>
+        </w:rPr>
+        <w:t xml:space="preserve"> </w:t>
       </w:r>
       <w:r>
         <w:rPr>
@@ -137,23 +187,31 @@
           <w:sz w:val="22"/>
           <w:szCs w:val="22"/>
         </w:rPr>
-        <w:t xml:space="preserve"> </w:t>
-      </w:r>
-      <w:r>
-        <w:rPr>
-          <w:rFonts w:ascii="Arial" w:hAnsi="Arial" w:cs="Arial"/>
-          <w:sz w:val="22"/>
-          <w:szCs w:val="22"/>
-        </w:rPr>
-        <w:t>rare,</w:t>
-      </w:r>
-      <w:r>
-        <w:rPr>
-          <w:rFonts w:ascii="Arial" w:hAnsi="Arial" w:cs="Arial"/>
-          <w:sz w:val="22"/>
-          <w:szCs w:val="22"/>
-        </w:rPr>
-        <w:t xml:space="preserve"> collectively impact </w:t>
+        <w:t>,</w:t>
+      </w:r>
+      <w:r>
+        <w:rPr>
+          <w:rFonts w:ascii="Arial" w:hAnsi="Arial" w:cs="Arial"/>
+          <w:sz w:val="22"/>
+          <w:szCs w:val="22"/>
+        </w:rPr>
+        <w:t xml:space="preserve"> </w:t>
+      </w:r>
+      <w:r>
+        <w:rPr>
+          <w:rFonts w:ascii="Arial" w:hAnsi="Arial" w:cs="Arial"/>
+          <w:sz w:val="22"/>
+          <w:szCs w:val="22"/>
+        </w:rPr>
+        <w:t>these disorders</w:t>
+      </w:r>
+      <w:r>
+        <w:rPr>
+          <w:rFonts w:ascii="Arial" w:hAnsi="Arial" w:cs="Arial"/>
+          <w:sz w:val="22"/>
+          <w:szCs w:val="22"/>
+        </w:rPr>
+        <w:t xml:space="preserve"> impact </w:t>
       </w:r>
       <w:r>
         <w:rPr>
@@ -169,47 +227,39 @@
           <w:sz w:val="22"/>
           <w:szCs w:val="22"/>
         </w:rPr>
-        <w:t>.</w:t>
-      </w:r>
-      <w:r>
-        <w:rPr>
-          <w:rFonts w:ascii="Arial" w:hAnsi="Arial" w:cs="Arial"/>
-          <w:sz w:val="22"/>
-          <w:szCs w:val="22"/>
-        </w:rPr>
-        <w:t xml:space="preserve"> </w:t>
-      </w:r>
-      <w:r>
-        <w:rPr>
-          <w:rFonts w:ascii="Arial" w:hAnsi="Arial" w:cs="Arial"/>
-          <w:sz w:val="22"/>
-          <w:szCs w:val="22"/>
-        </w:rPr>
-        <w:t>Monogenic</w:t>
-      </w:r>
-      <w:r>
-        <w:rPr>
-          <w:rFonts w:ascii="Arial" w:hAnsi="Arial" w:cs="Arial"/>
-          <w:sz w:val="22"/>
-          <w:szCs w:val="22"/>
-        </w:rPr>
-        <w:t xml:space="preserve"> disorders </w:t>
-      </w:r>
-      <w:r>
-        <w:rPr>
-          <w:rFonts w:ascii="Arial" w:hAnsi="Arial" w:cs="Arial"/>
-          <w:sz w:val="22"/>
-          <w:szCs w:val="22"/>
-        </w:rPr>
-        <w:t>so</w:t>
-      </w:r>
-      <w:r>
-        <w:rPr>
-          <w:rFonts w:ascii="Arial" w:hAnsi="Arial" w:cs="Arial"/>
-          <w:sz w:val="22"/>
-          <w:szCs w:val="22"/>
-        </w:rPr>
-        <w:t xml:space="preserve"> far have mostly </w:t>
+        <w:t xml:space="preserve"> and have</w:t>
+      </w:r>
+      <w:r>
+        <w:rPr>
+          <w:rFonts w:ascii="Arial" w:hAnsi="Arial" w:cs="Arial"/>
+          <w:sz w:val="22"/>
+          <w:szCs w:val="22"/>
+        </w:rPr>
+        <w:t xml:space="preserve"> </w:t>
+      </w:r>
+      <w:r>
+        <w:rPr>
+          <w:rFonts w:ascii="Arial" w:hAnsi="Arial" w:cs="Arial"/>
+          <w:sz w:val="22"/>
+          <w:szCs w:val="22"/>
+        </w:rPr>
+        <w:t>larg</w:t>
+      </w:r>
+      <w:r>
+        <w:rPr>
+          <w:rFonts w:ascii="Arial" w:hAnsi="Arial" w:cs="Arial"/>
+          <w:sz w:val="22"/>
+          <w:szCs w:val="22"/>
+        </w:rPr>
+        <w:t>ely</w:t>
+      </w:r>
+      <w:r>
+        <w:rPr>
+          <w:rFonts w:ascii="Arial" w:hAnsi="Arial" w:cs="Arial"/>
+          <w:sz w:val="22"/>
+          <w:szCs w:val="22"/>
+        </w:rPr>
+        <w:t xml:space="preserve"> </w:t>
       </w:r>
       <w:r>
         <w:rPr>
@@ -225,6 +275,14 @@
           <w:sz w:val="22"/>
           <w:szCs w:val="22"/>
         </w:rPr>
+        <w:t xml:space="preserve"> curative</w:t>
+      </w:r>
+      <w:r>
+        <w:rPr>
+          <w:rFonts w:ascii="Arial" w:hAnsi="Arial" w:cs="Arial"/>
+          <w:sz w:val="22"/>
+          <w:szCs w:val="22"/>
+        </w:rPr>
         <w:t xml:space="preserve"> treatment.</w:t>
       </w:r>
       <w:r>
@@ -305,7 +363,7 @@
           <w:sz w:val="22"/>
           <w:szCs w:val="22"/>
         </w:rPr>
-        <w:t>generalized</w:t>
+        <w:t>promising</w:t>
       </w:r>
       <w:r>
         <w:rPr>
@@ -330,6 +388,14 @@
           <w:szCs w:val="22"/>
         </w:rPr>
         <w:t xml:space="preserve"> for</w:t>
+      </w:r>
+      <w:r>
+        <w:rPr>
+          <w:rFonts w:ascii="Arial" w:hAnsi="Arial" w:cs="Arial"/>
+          <w:sz w:val="22"/>
+          <w:szCs w:val="22"/>
+        </w:rPr>
+        <w:t xml:space="preserve"> treating or</w:t>
       </w:r>
       <w:r>
         <w:rPr>
@@ -499,7 +565,15 @@
           <w:sz w:val="22"/>
           <w:szCs w:val="22"/>
         </w:rPr>
-        <w:t xml:space="preserve">blood disorders: </w:t>
+        <w:t>hematologic</w:t>
+      </w:r>
+      <w:r>
+        <w:rPr>
+          <w:rFonts w:ascii="Arial" w:hAnsi="Arial" w:cs="Arial"/>
+          <w:sz w:val="22"/>
+          <w:szCs w:val="22"/>
+        </w:rPr>
+        <w:t xml:space="preserve"> disorders: </w:t>
       </w:r>
       <w:r>
         <w:rPr>
@@ -841,23 +915,31 @@
           <w:sz w:val="22"/>
           <w:szCs w:val="22"/>
         </w:rPr>
-        <w:t>resulting in reduced</w:t>
-      </w:r>
-      <w:r>
-        <w:rPr>
-          <w:rFonts w:ascii="Arial" w:hAnsi="Arial" w:cs="Arial"/>
-          <w:sz w:val="22"/>
-          <w:szCs w:val="22"/>
-        </w:rPr>
-        <w:t xml:space="preserve"> </w:t>
-      </w:r>
-      <w:r>
-        <w:rPr>
-          <w:rFonts w:ascii="Arial" w:hAnsi="Arial" w:cs="Arial"/>
-          <w:sz w:val="22"/>
-          <w:szCs w:val="22"/>
-        </w:rPr>
-        <w:t>adult hemoglobin</w:t>
+        <w:t xml:space="preserve">resulting in </w:t>
+      </w:r>
+      <w:r>
+        <w:rPr>
+          <w:rFonts w:ascii="Arial" w:hAnsi="Arial" w:cs="Arial"/>
+          <w:sz w:val="22"/>
+          <w:szCs w:val="22"/>
+        </w:rPr>
+        <w:t>sickling</w:t>
+      </w:r>
+      <w:r>
+        <w:rPr>
+          <w:rFonts w:ascii="Arial" w:hAnsi="Arial" w:cs="Arial"/>
+          <w:sz w:val="22"/>
+          <w:szCs w:val="22"/>
+        </w:rPr>
+        <w:t xml:space="preserve"> of </w:t>
+      </w:r>
+      <w:r>
+        <w:rPr>
+          <w:rFonts w:ascii="Arial" w:hAnsi="Arial" w:cs="Arial"/>
+          <w:sz w:val="22"/>
+          <w:szCs w:val="22"/>
+        </w:rPr>
+        <w:t>red blood cells</w:t>
       </w:r>
       <w:r>
         <w:rPr>
@@ -953,7 +1035,23 @@
           <w:sz w:val="22"/>
           <w:szCs w:val="22"/>
         </w:rPr>
-        <w:t xml:space="preserve">a Cas9 editor </w:t>
+        <w:t xml:space="preserve">a Cas9 </w:t>
+      </w:r>
+      <w:r>
+        <w:rPr>
+          <w:rFonts w:ascii="Arial" w:hAnsi="Arial" w:cs="Arial"/>
+          <w:sz w:val="22"/>
+          <w:szCs w:val="22"/>
+        </w:rPr>
+        <w:t>nuclease</w:t>
+      </w:r>
+      <w:r>
+        <w:rPr>
+          <w:rFonts w:ascii="Arial" w:hAnsi="Arial" w:cs="Arial"/>
+          <w:sz w:val="22"/>
+          <w:szCs w:val="22"/>
+        </w:rPr>
+        <w:t xml:space="preserve"> </w:t>
       </w:r>
       <w:r>
         <w:rPr>
@@ -1027,31 +1125,15 @@
           <w:sz w:val="22"/>
           <w:szCs w:val="22"/>
         </w:rPr>
-        <w:t xml:space="preserve">Despite this success, </w:t>
-      </w:r>
-      <w:r>
-        <w:rPr>
-          <w:rFonts w:ascii="Arial" w:hAnsi="Arial" w:cs="Arial"/>
-          <w:sz w:val="22"/>
-          <w:szCs w:val="22"/>
-        </w:rPr>
-        <w:t>there are</w:t>
-      </w:r>
-      <w:r>
-        <w:rPr>
-          <w:rFonts w:ascii="Arial" w:hAnsi="Arial" w:cs="Arial"/>
-          <w:sz w:val="22"/>
-          <w:szCs w:val="22"/>
-        </w:rPr>
-        <w:t xml:space="preserve"> ongoing</w:t>
-      </w:r>
-      <w:r>
-        <w:rPr>
-          <w:rFonts w:ascii="Arial" w:hAnsi="Arial" w:cs="Arial"/>
-          <w:sz w:val="22"/>
-          <w:szCs w:val="22"/>
-        </w:rPr>
-        <w:t xml:space="preserve"> efforts</w:t>
+        <w:t xml:space="preserve">Efforts are </w:t>
+      </w:r>
+      <w:r>
+        <w:rPr>
+          <w:rFonts w:ascii="Arial" w:hAnsi="Arial" w:cs="Arial"/>
+          <w:sz w:val="22"/>
+          <w:szCs w:val="22"/>
+        </w:rPr>
+        <w:t>ongoing</w:t>
       </w:r>
       <w:r>
         <w:rPr>
@@ -1076,6 +1158,14 @@
           <w:szCs w:val="22"/>
         </w:rPr>
         <w:t>develop</w:t>
+      </w:r>
+      <w:r>
+        <w:rPr>
+          <w:rFonts w:ascii="Arial" w:hAnsi="Arial" w:cs="Arial"/>
+          <w:sz w:val="22"/>
+          <w:szCs w:val="22"/>
+        </w:rPr>
+        <w:t xml:space="preserve"> even</w:t>
       </w:r>
       <w:r>
         <w:rPr>
@@ -1165,15 +1255,7 @@
           <w:sz w:val="22"/>
           <w:szCs w:val="22"/>
         </w:rPr>
-        <w:t>an</w:t>
-      </w:r>
-      <w:r>
-        <w:rPr>
-          <w:rFonts w:ascii="Arial" w:hAnsi="Arial" w:cs="Arial"/>
-          <w:sz w:val="22"/>
-          <w:szCs w:val="22"/>
-        </w:rPr>
-        <w:t>d</w:t>
+        <w:t>or</w:t>
       </w:r>
       <w:r>
         <w:rPr>
@@ -1197,7 +1279,47 @@
           <w:sz w:val="22"/>
           <w:szCs w:val="22"/>
         </w:rPr>
-        <w:t xml:space="preserve">SCN </w:t>
+        <w:t>A</w:t>
+      </w:r>
+      <w:r>
+        <w:rPr>
+          <w:rFonts w:ascii="Arial" w:hAnsi="Arial" w:cs="Arial"/>
+          <w:sz w:val="22"/>
+          <w:szCs w:val="22"/>
+        </w:rPr>
+        <w:t xml:space="preserve"> second model indication,</w:t>
+      </w:r>
+      <w:r>
+        <w:rPr>
+          <w:rFonts w:ascii="Arial" w:hAnsi="Arial" w:cs="Arial"/>
+          <w:sz w:val="22"/>
+          <w:szCs w:val="22"/>
+        </w:rPr>
+        <w:t xml:space="preserve"> </w:t>
+      </w:r>
+      <w:r>
+        <w:rPr>
+          <w:rFonts w:ascii="Arial" w:hAnsi="Arial" w:cs="Arial"/>
+          <w:sz w:val="22"/>
+          <w:szCs w:val="22"/>
+        </w:rPr>
+        <w:t>SCN</w:t>
+      </w:r>
+      <w:r>
+        <w:rPr>
+          <w:rFonts w:ascii="Arial" w:hAnsi="Arial" w:cs="Arial"/>
+          <w:sz w:val="22"/>
+          <w:szCs w:val="22"/>
+        </w:rPr>
+        <w:t>,</w:t>
+      </w:r>
+      <w:r>
+        <w:rPr>
+          <w:rFonts w:ascii="Arial" w:hAnsi="Arial" w:cs="Arial"/>
+          <w:sz w:val="22"/>
+          <w:szCs w:val="22"/>
+        </w:rPr>
+        <w:t xml:space="preserve"> </w:t>
       </w:r>
       <w:r>
         <w:rPr>
@@ -1247,7 +1369,23 @@
           <w:sz w:val="22"/>
           <w:szCs w:val="22"/>
         </w:rPr>
-        <w:t xml:space="preserve">, </w:t>
+        <w:t>,</w:t>
+      </w:r>
+      <w:r>
+        <w:rPr>
+          <w:rFonts w:ascii="Arial" w:hAnsi="Arial" w:cs="Arial"/>
+          <w:sz w:val="22"/>
+          <w:szCs w:val="22"/>
+        </w:rPr>
+        <w:t xml:space="preserve"> resulting in</w:t>
+      </w:r>
+      <w:r>
+        <w:rPr>
+          <w:rFonts w:ascii="Arial" w:hAnsi="Arial" w:cs="Arial"/>
+          <w:sz w:val="22"/>
+          <w:szCs w:val="22"/>
+        </w:rPr>
+        <w:t xml:space="preserve"> </w:t>
       </w:r>
       <w:r>
         <w:rPr>
@@ -1263,7 +1401,7 @@
           <w:sz w:val="22"/>
           <w:szCs w:val="22"/>
         </w:rPr>
-        <w:t>ing</w:t>
+        <w:t>ed</w:t>
       </w:r>
       <w:r>
         <w:rPr>
@@ -1367,7 +1505,15 @@
           <w:sz w:val="22"/>
           <w:szCs w:val="22"/>
         </w:rPr>
-        <w:t xml:space="preserve"> are active</w:t>
+        <w:t xml:space="preserve"> are </w:t>
+      </w:r>
+      <w:r>
+        <w:rPr>
+          <w:rFonts w:ascii="Arial" w:hAnsi="Arial" w:cs="Arial"/>
+          <w:sz w:val="22"/>
+          <w:szCs w:val="22"/>
+        </w:rPr>
+        <w:t>ongoing</w:t>
       </w:r>
       <w:r>
         <w:rPr>
@@ -1407,47 +1553,15 @@
           <w:sz w:val="22"/>
           <w:szCs w:val="22"/>
         </w:rPr>
-        <w:t>I</w:t>
-      </w:r>
-      <w:r>
-        <w:rPr>
-          <w:rFonts w:ascii="Arial" w:hAnsi="Arial" w:cs="Arial"/>
-          <w:sz w:val="22"/>
-          <w:szCs w:val="22"/>
-        </w:rPr>
-        <w:t xml:space="preserve"> primarily </w:t>
-      </w:r>
-      <w:r>
-        <w:rPr>
-          <w:rFonts w:ascii="Arial" w:hAnsi="Arial" w:cs="Arial"/>
-          <w:sz w:val="22"/>
-          <w:szCs w:val="22"/>
-        </w:rPr>
-        <w:t>will</w:t>
-      </w:r>
-      <w:r>
-        <w:rPr>
-          <w:rFonts w:ascii="Arial" w:hAnsi="Arial" w:cs="Arial"/>
-          <w:sz w:val="22"/>
-          <w:szCs w:val="22"/>
-        </w:rPr>
-        <w:t xml:space="preserve"> analyze </w:t>
-      </w:r>
-      <w:r>
-        <w:rPr>
-          <w:rFonts w:ascii="Arial" w:hAnsi="Arial" w:cs="Arial"/>
-          <w:sz w:val="22"/>
-          <w:szCs w:val="22"/>
-        </w:rPr>
-        <w:t xml:space="preserve">CRISPR </w:t>
-      </w:r>
-      <w:r>
-        <w:rPr>
-          <w:rFonts w:ascii="Arial" w:hAnsi="Arial" w:cs="Arial"/>
-          <w:sz w:val="22"/>
-          <w:szCs w:val="22"/>
-        </w:rPr>
-        <w:t>editing data generated in connection with SCD and SCN</w:t>
+        <w:t xml:space="preserve">This project will prioritize </w:t>
+      </w:r>
+      <w:r>
+        <w:rPr>
+          <w:rFonts w:ascii="Arial" w:hAnsi="Arial" w:cs="Arial"/>
+          <w:sz w:val="22"/>
+          <w:szCs w:val="22"/>
+        </w:rPr>
+        <w:t>SCD and SCN</w:t>
       </w:r>
       <w:r>
         <w:rPr>
@@ -1471,7 +1585,87 @@
           <w:sz w:val="22"/>
           <w:szCs w:val="22"/>
         </w:rPr>
-        <w:t xml:space="preserve"> goal of accelerating therapeutics for these conditions.</w:t>
+        <w:t xml:space="preserve"> </w:t>
+      </w:r>
+      <w:r>
+        <w:rPr>
+          <w:rFonts w:ascii="Arial" w:hAnsi="Arial" w:cs="Arial"/>
+          <w:sz w:val="22"/>
+          <w:szCs w:val="22"/>
+        </w:rPr>
+        <w:t xml:space="preserve">goal of </w:t>
+      </w:r>
+      <w:r>
+        <w:rPr>
+          <w:rFonts w:ascii="Arial" w:hAnsi="Arial" w:cs="Arial"/>
+          <w:sz w:val="22"/>
+          <w:szCs w:val="22"/>
+        </w:rPr>
+        <w:t>accelerating</w:t>
+      </w:r>
+      <w:r>
+        <w:rPr>
+          <w:rFonts w:ascii="Arial" w:hAnsi="Arial" w:cs="Arial"/>
+          <w:sz w:val="22"/>
+          <w:szCs w:val="22"/>
+        </w:rPr>
+        <w:t xml:space="preserve"> therapeutics for these conditions</w:t>
+      </w:r>
+      <w:r>
+        <w:rPr>
+          <w:rFonts w:ascii="Arial" w:hAnsi="Arial" w:cs="Arial"/>
+          <w:sz w:val="22"/>
+          <w:szCs w:val="22"/>
+        </w:rPr>
+        <w:t xml:space="preserve"> </w:t>
+      </w:r>
+      <w:r>
+        <w:rPr>
+          <w:rFonts w:ascii="Arial" w:hAnsi="Arial" w:cs="Arial"/>
+          <w:sz w:val="22"/>
+          <w:szCs w:val="22"/>
+        </w:rPr>
+        <w:t xml:space="preserve">and the long-term goal of advancing </w:t>
+      </w:r>
+      <w:r>
+        <w:rPr>
+          <w:rFonts w:ascii="Arial" w:hAnsi="Arial" w:cs="Arial"/>
+          <w:sz w:val="22"/>
+          <w:szCs w:val="22"/>
+        </w:rPr>
+        <w:t>therapeutics</w:t>
+      </w:r>
+      <w:r>
+        <w:rPr>
+          <w:rFonts w:ascii="Arial" w:hAnsi="Arial" w:cs="Arial"/>
+          <w:sz w:val="22"/>
+          <w:szCs w:val="22"/>
+        </w:rPr>
+        <w:t xml:space="preserve"> for rare diseases</w:t>
+      </w:r>
+      <w:r>
+        <w:rPr>
+          <w:rFonts w:ascii="Arial" w:hAnsi="Arial" w:cs="Arial"/>
+          <w:sz w:val="22"/>
+          <w:szCs w:val="22"/>
+        </w:rPr>
+        <w:t xml:space="preserve"> </w:t>
+      </w:r>
+      <w:r>
+        <w:rPr>
+          <w:rFonts w:ascii="Arial" w:hAnsi="Arial" w:cs="Arial"/>
+          <w:sz w:val="22"/>
+          <w:szCs w:val="22"/>
+        </w:rPr>
+        <w:t xml:space="preserve">more </w:t>
+      </w:r>
+      <w:r>
+        <w:rPr>
+          <w:rFonts w:ascii="Arial" w:hAnsi="Arial" w:cs="Arial"/>
+          <w:sz w:val="22"/>
+          <w:szCs w:val="22"/>
+        </w:rPr>
+        <w:t>broadly.</w:t>
       </w:r>
     </w:p>
     <w:p>
@@ -1588,14 +1782,6 @@
           <w:sz w:val="22"/>
           <w:szCs w:val="22"/>
         </w:rPr>
-        <w:t xml:space="preserve"> at the on-target locus</w:t>
-      </w:r>
-      <w:r>
-        <w:rPr>
-          <w:rFonts w:ascii="Arial" w:hAnsi="Arial" w:cs="Arial"/>
-          <w:sz w:val="22"/>
-          <w:szCs w:val="22"/>
-        </w:rPr>
         <w:t xml:space="preserve">, such </w:t>
       </w:r>
       <w:r>
@@ -1612,31 +1798,279 @@
           <w:sz w:val="22"/>
           <w:szCs w:val="22"/>
         </w:rPr>
-        <w:t xml:space="preserve">large deletions, rearrangements, </w:t>
-      </w:r>
-      <w:r>
-        <w:rPr>
-          <w:rFonts w:ascii="Arial" w:hAnsi="Arial" w:cs="Arial"/>
-          <w:sz w:val="22"/>
-          <w:szCs w:val="22"/>
-        </w:rPr>
-        <w:t xml:space="preserve">or </w:t>
-      </w:r>
-      <w:r>
-        <w:rPr>
-          <w:rFonts w:ascii="Arial" w:hAnsi="Arial" w:cs="Arial"/>
-          <w:sz w:val="22"/>
-          <w:szCs w:val="22"/>
-        </w:rPr>
-        <w:t xml:space="preserve">other </w:t>
-      </w:r>
-      <w:r>
-        <w:rPr>
-          <w:rFonts w:ascii="Arial" w:hAnsi="Arial" w:cs="Arial"/>
-          <w:sz w:val="22"/>
-          <w:szCs w:val="22"/>
-        </w:rPr>
-        <w:t xml:space="preserve">rare </w:t>
+        <w:t>large deletions</w:t>
+      </w:r>
+      <w:r>
+        <w:rPr>
+          <w:rFonts w:ascii="Arial" w:hAnsi="Arial" w:cs="Arial"/>
+          <w:sz w:val="22"/>
+          <w:szCs w:val="22"/>
+        </w:rPr>
+        <w:t xml:space="preserve"> or</w:t>
+      </w:r>
+      <w:r>
+        <w:rPr>
+          <w:rFonts w:ascii="Arial" w:hAnsi="Arial" w:cs="Arial"/>
+          <w:sz w:val="22"/>
+          <w:szCs w:val="22"/>
+        </w:rPr>
+        <w:t xml:space="preserve"> rearrangements, </w:t>
+      </w:r>
+      <w:r>
+        <w:rPr>
+          <w:rFonts w:ascii="Arial" w:hAnsi="Arial" w:cs="Arial"/>
+          <w:sz w:val="22"/>
+          <w:szCs w:val="22"/>
+        </w:rPr>
+        <w:t>at the on-target locus</w:t>
+      </w:r>
+      <w:r>
+        <w:rPr>
+          <w:rFonts w:ascii="Arial" w:hAnsi="Arial" w:cs="Arial"/>
+          <w:sz w:val="22"/>
+          <w:szCs w:val="22"/>
+        </w:rPr>
+        <w:t>.</w:t>
+      </w:r>
+      <w:r>
+        <w:rPr>
+          <w:rFonts w:ascii="Arial" w:hAnsi="Arial" w:cs="Arial"/>
+          <w:sz w:val="22"/>
+          <w:szCs w:val="22"/>
+        </w:rPr>
+        <w:t xml:space="preserve"> </w:t>
+      </w:r>
+      <w:r>
+        <w:rPr>
+          <w:rFonts w:ascii="Arial" w:hAnsi="Arial" w:cs="Arial"/>
+          <w:sz w:val="22"/>
+          <w:szCs w:val="22"/>
+        </w:rPr>
+        <w:t>Comprehensively characterizing the</w:t>
+      </w:r>
+      <w:r>
+        <w:rPr>
+          <w:rFonts w:ascii="Arial" w:hAnsi="Arial" w:cs="Arial"/>
+          <w:sz w:val="22"/>
+          <w:szCs w:val="22"/>
+        </w:rPr>
+        <w:t xml:space="preserve"> edi</w:t>
+      </w:r>
+      <w:r>
+        <w:rPr>
+          <w:rFonts w:ascii="Arial" w:hAnsi="Arial" w:cs="Arial"/>
+          <w:sz w:val="22"/>
+          <w:szCs w:val="22"/>
+        </w:rPr>
+        <w:t>t</w:t>
+      </w:r>
+      <w:r>
+        <w:rPr>
+          <w:rFonts w:ascii="Arial" w:hAnsi="Arial" w:cs="Arial"/>
+          <w:sz w:val="22"/>
+          <w:szCs w:val="22"/>
+        </w:rPr>
+        <w:t>ing</w:t>
+      </w:r>
+      <w:r>
+        <w:rPr>
+          <w:rFonts w:ascii="Arial" w:hAnsi="Arial" w:cs="Arial"/>
+          <w:sz w:val="22"/>
+          <w:szCs w:val="22"/>
+        </w:rPr>
+        <w:t xml:space="preserve"> spectrum of a</w:t>
+      </w:r>
+      <w:r>
+        <w:rPr>
+          <w:rFonts w:ascii="Arial" w:hAnsi="Arial" w:cs="Arial"/>
+          <w:sz w:val="22"/>
+          <w:szCs w:val="22"/>
+        </w:rPr>
+        <w:t xml:space="preserve"> candidate</w:t>
+      </w:r>
+      <w:r>
+        <w:rPr>
+          <w:rFonts w:ascii="Arial" w:hAnsi="Arial" w:cs="Arial"/>
+          <w:sz w:val="22"/>
+          <w:szCs w:val="22"/>
+        </w:rPr>
+        <w:t xml:space="preserve"> CRISPR system </w:t>
+      </w:r>
+      <w:r>
+        <w:rPr>
+          <w:rFonts w:ascii="Arial" w:hAnsi="Arial" w:cs="Arial"/>
+          <w:sz w:val="22"/>
+          <w:szCs w:val="22"/>
+        </w:rPr>
+        <w:t>is</w:t>
+      </w:r>
+      <w:r>
+        <w:rPr>
+          <w:rFonts w:ascii="Arial" w:hAnsi="Arial" w:cs="Arial"/>
+          <w:sz w:val="22"/>
+          <w:szCs w:val="22"/>
+        </w:rPr>
+        <w:t xml:space="preserve"> a critical step in the therapeutic development pipeline</w:t>
+      </w:r>
+      <w:r>
+        <w:rPr>
+          <w:rFonts w:ascii="Arial" w:hAnsi="Arial" w:cs="Arial"/>
+          <w:sz w:val="22"/>
+          <w:szCs w:val="22"/>
+        </w:rPr>
+        <w:t>.</w:t>
+      </w:r>
+      <w:r>
+        <w:rPr>
+          <w:rFonts w:ascii="Arial" w:hAnsi="Arial" w:cs="Arial"/>
+          <w:sz w:val="22"/>
+          <w:szCs w:val="22"/>
+        </w:rPr>
+        <w:t xml:space="preserve"> </w:t>
+      </w:r>
+      <w:r>
+        <w:rPr>
+          <w:rFonts w:ascii="Arial" w:hAnsi="Arial" w:cs="Arial"/>
+          <w:sz w:val="22"/>
+          <w:szCs w:val="22"/>
+        </w:rPr>
+        <w:t>Researchers have developed</w:t>
+      </w:r>
+      <w:r>
+        <w:rPr>
+          <w:rFonts w:ascii="Arial" w:hAnsi="Arial" w:cs="Arial"/>
+          <w:sz w:val="22"/>
+          <w:szCs w:val="22"/>
+        </w:rPr>
+        <w:t xml:space="preserve"> </w:t>
+      </w:r>
+      <w:r>
+        <w:rPr>
+          <w:rFonts w:ascii="Arial" w:hAnsi="Arial" w:cs="Arial"/>
+          <w:sz w:val="22"/>
+          <w:szCs w:val="22"/>
+        </w:rPr>
+        <w:t>c</w:t>
+      </w:r>
+      <w:r>
+        <w:rPr>
+          <w:rFonts w:ascii="Arial" w:hAnsi="Arial" w:cs="Arial"/>
+          <w:sz w:val="22"/>
+          <w:szCs w:val="22"/>
+        </w:rPr>
+        <w:t xml:space="preserve">omputational </w:t>
+      </w:r>
+      <w:r>
+        <w:rPr>
+          <w:rFonts w:ascii="Arial" w:hAnsi="Arial" w:cs="Arial"/>
+          <w:sz w:val="22"/>
+          <w:szCs w:val="22"/>
+        </w:rPr>
+        <w:t>tools</w:t>
+      </w:r>
+      <w:r>
+        <w:rPr>
+          <w:rFonts w:ascii="Arial" w:hAnsi="Arial" w:cs="Arial"/>
+          <w:sz w:val="22"/>
+          <w:szCs w:val="22"/>
+        </w:rPr>
+        <w:t xml:space="preserve"> </w:t>
+      </w:r>
+      <w:r>
+        <w:rPr>
+          <w:rFonts w:ascii="Arial" w:hAnsi="Arial" w:cs="Arial"/>
+          <w:sz w:val="22"/>
+          <w:szCs w:val="22"/>
+        </w:rPr>
+        <w:t xml:space="preserve">based on sequence </w:t>
+      </w:r>
+      <w:r>
+        <w:rPr>
+          <w:rFonts w:ascii="Arial" w:hAnsi="Arial" w:cs="Arial"/>
+          <w:sz w:val="22"/>
+          <w:szCs w:val="22"/>
+        </w:rPr>
+        <w:t>homology</w:t>
+      </w:r>
+      <w:r>
+        <w:rPr>
+          <w:rFonts w:ascii="Arial" w:hAnsi="Arial" w:cs="Arial"/>
+          <w:sz w:val="22"/>
+          <w:szCs w:val="22"/>
+        </w:rPr>
+        <w:t xml:space="preserve"> or machine learning </w:t>
+      </w:r>
+      <w:r>
+        <w:rPr>
+          <w:rFonts w:ascii="Arial" w:hAnsi="Arial" w:cs="Arial"/>
+          <w:sz w:val="22"/>
+          <w:szCs w:val="22"/>
+        </w:rPr>
+        <w:t>to</w:t>
+      </w:r>
+      <w:r>
+        <w:rPr>
+          <w:rFonts w:ascii="Arial" w:hAnsi="Arial" w:cs="Arial"/>
+          <w:sz w:val="22"/>
+          <w:szCs w:val="22"/>
+        </w:rPr>
+        <w:t xml:space="preserve"> </w:t>
+      </w:r>
+      <w:r>
+        <w:rPr>
+          <w:rFonts w:ascii="Arial" w:hAnsi="Arial" w:cs="Arial"/>
+          <w:sz w:val="22"/>
+          <w:szCs w:val="22"/>
+        </w:rPr>
+        <w:t>predict</w:t>
+      </w:r>
+      <w:r>
+        <w:rPr>
+          <w:rFonts w:ascii="Arial" w:hAnsi="Arial" w:cs="Arial"/>
+          <w:sz w:val="22"/>
+          <w:szCs w:val="22"/>
+        </w:rPr>
+        <w:t xml:space="preserve"> </w:t>
+      </w:r>
+      <w:r>
+        <w:rPr>
+          <w:rFonts w:ascii="Arial" w:hAnsi="Arial" w:cs="Arial"/>
+          <w:sz w:val="22"/>
+          <w:szCs w:val="22"/>
+        </w:rPr>
+        <w:t>off</w:t>
+      </w:r>
+      <w:r>
+        <w:rPr>
+          <w:rFonts w:ascii="Arial" w:hAnsi="Arial" w:cs="Arial"/>
+          <w:sz w:val="22"/>
+          <w:szCs w:val="22"/>
+        </w:rPr>
+        <w:t xml:space="preserve">-target </w:t>
+      </w:r>
+      <w:r>
+        <w:rPr>
+          <w:rFonts w:ascii="Arial" w:hAnsi="Arial" w:cs="Arial"/>
+          <w:sz w:val="22"/>
+          <w:szCs w:val="22"/>
+        </w:rPr>
+        <w:t>activity</w:t>
+      </w:r>
+      <w:r>
+        <w:rPr>
+          <w:rFonts w:ascii="Arial" w:hAnsi="Arial" w:cs="Arial"/>
+          <w:sz w:val="22"/>
+          <w:szCs w:val="22"/>
+        </w:rPr>
+        <w:t>,</w:t>
+      </w:r>
+      <w:r>
+        <w:rPr>
+          <w:rFonts w:ascii="Arial" w:hAnsi="Arial" w:cs="Arial"/>
+          <w:sz w:val="22"/>
+          <w:szCs w:val="22"/>
+        </w:rPr>
+        <w:t xml:space="preserve"> </w:t>
       </w:r>
       <w:r>
         <w:rPr>
@@ -1652,15 +2086,145 @@
           <w:sz w:val="22"/>
           <w:szCs w:val="22"/>
         </w:rPr>
-        <w:t>clinically</w:t>
-      </w:r>
-      <w:r>
-        <w:rPr>
-          <w:rFonts w:ascii="Arial" w:hAnsi="Arial" w:cs="Arial"/>
-          <w:sz w:val="22"/>
-          <w:szCs w:val="22"/>
-        </w:rPr>
-        <w:t xml:space="preserve"> important alleles</w:t>
+        <w:t>the</w:t>
+      </w:r>
+      <w:r>
+        <w:rPr>
+          <w:rFonts w:ascii="Arial" w:hAnsi="Arial" w:cs="Arial"/>
+          <w:sz w:val="22"/>
+          <w:szCs w:val="22"/>
+        </w:rPr>
+        <w:t xml:space="preserve">se </w:t>
+      </w:r>
+      <w:r>
+        <w:rPr>
+          <w:rFonts w:ascii="Arial" w:hAnsi="Arial" w:cs="Arial"/>
+          <w:i/>
+          <w:iCs/>
+          <w:sz w:val="22"/>
+          <w:szCs w:val="22"/>
+        </w:rPr>
+        <w:t>in silico</w:t>
+      </w:r>
+      <w:r>
+        <w:rPr>
+          <w:rFonts w:ascii="Arial" w:hAnsi="Arial" w:cs="Arial"/>
+          <w:sz w:val="22"/>
+          <w:szCs w:val="22"/>
+        </w:rPr>
+        <w:t xml:space="preserve"> predictions </w:t>
+      </w:r>
+      <w:r>
+        <w:rPr>
+          <w:rFonts w:ascii="Arial" w:hAnsi="Arial" w:cs="Arial"/>
+          <w:sz w:val="22"/>
+          <w:szCs w:val="22"/>
+        </w:rPr>
+        <w:t>have</w:t>
+      </w:r>
+      <w:r>
+        <w:rPr>
+          <w:rFonts w:ascii="Arial" w:hAnsi="Arial" w:cs="Arial"/>
+          <w:sz w:val="22"/>
+          <w:szCs w:val="22"/>
+        </w:rPr>
+        <w:t xml:space="preserve"> limited accuracy</w:t>
+      </w:r>
+      <w:r>
+        <w:rPr>
+          <w:rFonts w:ascii="Arial" w:hAnsi="Arial" w:cs="Arial"/>
+          <w:sz w:val="22"/>
+          <w:szCs w:val="22"/>
+        </w:rPr>
+        <w:t>,</w:t>
+      </w:r>
+      <w:r>
+        <w:rPr>
+          <w:rFonts w:ascii="Arial" w:hAnsi="Arial" w:cs="Arial"/>
+          <w:sz w:val="22"/>
+          <w:szCs w:val="22"/>
+        </w:rPr>
+        <w:t xml:space="preserve"> </w:t>
+      </w:r>
+      <w:r>
+        <w:rPr>
+          <w:rFonts w:ascii="Arial" w:hAnsi="Arial" w:cs="Arial"/>
+          <w:sz w:val="22"/>
+          <w:szCs w:val="22"/>
+        </w:rPr>
+        <w:t xml:space="preserve">as </w:t>
+      </w:r>
+      <w:r>
+        <w:rPr>
+          <w:rFonts w:ascii="Arial" w:hAnsi="Arial" w:cs="Arial"/>
+          <w:sz w:val="22"/>
+          <w:szCs w:val="22"/>
+        </w:rPr>
+        <w:t>editing depend</w:t>
+      </w:r>
+      <w:r>
+        <w:rPr>
+          <w:rFonts w:ascii="Arial" w:hAnsi="Arial" w:cs="Arial"/>
+          <w:sz w:val="22"/>
+          <w:szCs w:val="22"/>
+        </w:rPr>
+        <w:t>s</w:t>
+      </w:r>
+      <w:r>
+        <w:rPr>
+          <w:rFonts w:ascii="Arial" w:hAnsi="Arial" w:cs="Arial"/>
+          <w:sz w:val="22"/>
+          <w:szCs w:val="22"/>
+        </w:rPr>
+        <w:t xml:space="preserve"> on factors challenging to capture in </w:t>
+      </w:r>
+      <w:r>
+        <w:rPr>
+          <w:rFonts w:ascii="Arial" w:hAnsi="Arial" w:cs="Arial"/>
+          <w:sz w:val="22"/>
+          <w:szCs w:val="22"/>
+        </w:rPr>
+        <w:t>computational</w:t>
+      </w:r>
+      <w:r>
+        <w:rPr>
+          <w:rFonts w:ascii="Arial" w:hAnsi="Arial" w:cs="Arial"/>
+          <w:sz w:val="22"/>
+          <w:szCs w:val="22"/>
+        </w:rPr>
+        <w:t xml:space="preserve"> </w:t>
+      </w:r>
+      <w:r>
+        <w:rPr>
+          <w:rFonts w:ascii="Arial" w:hAnsi="Arial" w:cs="Arial"/>
+          <w:sz w:val="22"/>
+          <w:szCs w:val="22"/>
+        </w:rPr>
+        <w:t>models</w:t>
+      </w:r>
+      <w:r>
+        <w:rPr>
+          <w:rFonts w:ascii="Arial" w:hAnsi="Arial" w:cs="Arial"/>
+          <w:sz w:val="22"/>
+          <w:szCs w:val="22"/>
+        </w:rPr>
+        <w:t>, incl</w:t>
+      </w:r>
+      <w:r>
+        <w:rPr>
+          <w:rFonts w:ascii="Arial" w:hAnsi="Arial" w:cs="Arial"/>
+          <w:sz w:val="22"/>
+          <w:szCs w:val="22"/>
+        </w:rPr>
+        <w:t>uding chromatin context</w:t>
+      </w:r>
+      <w:r>
+        <w:rPr>
+          <w:rFonts w:ascii="Arial" w:hAnsi="Arial" w:cs="Arial"/>
+          <w:sz w:val="22"/>
+          <w:szCs w:val="22"/>
+        </w:rPr>
+        <w:t xml:space="preserve"> and cleavage kinetics</w:t>
       </w:r>
       <w:r>
         <w:rPr>
@@ -1684,87 +2248,23 @@
           <w:sz w:val="22"/>
           <w:szCs w:val="22"/>
         </w:rPr>
-        <w:t>C</w:t>
-      </w:r>
-      <w:r>
-        <w:rPr>
-          <w:rFonts w:ascii="Arial" w:hAnsi="Arial" w:cs="Arial"/>
-          <w:sz w:val="22"/>
-          <w:szCs w:val="22"/>
-        </w:rPr>
-        <w:t xml:space="preserve">omputational tools </w:t>
-      </w:r>
-      <w:r>
-        <w:rPr>
-          <w:rFonts w:ascii="Arial" w:hAnsi="Arial" w:cs="Arial"/>
-          <w:sz w:val="22"/>
-          <w:szCs w:val="22"/>
-        </w:rPr>
-        <w:t xml:space="preserve">based on sequence homology or machine learning </w:t>
-      </w:r>
-      <w:r>
-        <w:rPr>
-          <w:rFonts w:ascii="Arial" w:hAnsi="Arial" w:cs="Arial"/>
-          <w:sz w:val="22"/>
-          <w:szCs w:val="22"/>
-        </w:rPr>
-        <w:t>have</w:t>
-      </w:r>
-      <w:r>
-        <w:rPr>
-          <w:rFonts w:ascii="Arial" w:hAnsi="Arial" w:cs="Arial"/>
-          <w:sz w:val="22"/>
-          <w:szCs w:val="22"/>
-        </w:rPr>
-        <w:t xml:space="preserve"> </w:t>
-      </w:r>
-      <w:r>
-        <w:rPr>
-          <w:rFonts w:ascii="Arial" w:hAnsi="Arial" w:cs="Arial"/>
-          <w:sz w:val="22"/>
-          <w:szCs w:val="22"/>
-        </w:rPr>
-        <w:t>been developed</w:t>
-      </w:r>
-      <w:r>
-        <w:rPr>
-          <w:rFonts w:ascii="Arial" w:hAnsi="Arial" w:cs="Arial"/>
-          <w:sz w:val="22"/>
-          <w:szCs w:val="22"/>
-        </w:rPr>
-        <w:t xml:space="preserve"> </w:t>
-      </w:r>
-      <w:r>
-        <w:rPr>
-          <w:rFonts w:ascii="Arial" w:hAnsi="Arial" w:cs="Arial"/>
-          <w:sz w:val="22"/>
-          <w:szCs w:val="22"/>
-        </w:rPr>
-        <w:t>to</w:t>
-      </w:r>
-      <w:r>
-        <w:rPr>
-          <w:rFonts w:ascii="Arial" w:hAnsi="Arial" w:cs="Arial"/>
-          <w:sz w:val="22"/>
-          <w:szCs w:val="22"/>
-        </w:rPr>
-        <w:t xml:space="preserve"> </w:t>
-      </w:r>
-      <w:r>
-        <w:rPr>
-          <w:rFonts w:ascii="Arial" w:hAnsi="Arial" w:cs="Arial"/>
-          <w:sz w:val="22"/>
-          <w:szCs w:val="22"/>
-        </w:rPr>
-        <w:t>predict</w:t>
-      </w:r>
-      <w:r>
-        <w:rPr>
-          <w:rFonts w:ascii="Arial" w:hAnsi="Arial" w:cs="Arial"/>
-          <w:sz w:val="22"/>
-          <w:szCs w:val="22"/>
-        </w:rPr>
-        <w:t xml:space="preserve"> </w:t>
+        <w:t xml:space="preserve">Thus, </w:t>
+      </w:r>
+      <w:r>
+        <w:rPr>
+          <w:rFonts w:ascii="Arial" w:hAnsi="Arial" w:cs="Arial"/>
+          <w:sz w:val="22"/>
+          <w:szCs w:val="22"/>
+        </w:rPr>
+        <w:t xml:space="preserve">experimentally </w:t>
+      </w:r>
+      <w:r>
+        <w:rPr>
+          <w:rFonts w:ascii="Arial" w:hAnsi="Arial" w:cs="Arial"/>
+          <w:sz w:val="22"/>
+          <w:szCs w:val="22"/>
+        </w:rPr>
+        <w:t xml:space="preserve">profiling </w:t>
       </w:r>
       <w:r>
         <w:rPr>
@@ -1780,159 +2280,31 @@
           <w:sz w:val="22"/>
           <w:szCs w:val="22"/>
         </w:rPr>
-        <w:t xml:space="preserve">on- and off-target </w:t>
-      </w:r>
-      <w:r>
-        <w:rPr>
-          <w:rFonts w:ascii="Arial" w:hAnsi="Arial" w:cs="Arial"/>
-          <w:sz w:val="22"/>
-          <w:szCs w:val="22"/>
-        </w:rPr>
-        <w:t>editing</w:t>
-      </w:r>
-      <w:r>
-        <w:rPr>
-          <w:rFonts w:ascii="Arial" w:hAnsi="Arial" w:cs="Arial"/>
-          <w:sz w:val="22"/>
-          <w:szCs w:val="22"/>
-        </w:rPr>
-        <w:t xml:space="preserve"> </w:t>
-      </w:r>
-      <w:r>
-        <w:rPr>
-          <w:rFonts w:ascii="Arial" w:hAnsi="Arial" w:cs="Arial"/>
-          <w:sz w:val="22"/>
-          <w:szCs w:val="22"/>
-        </w:rPr>
-        <w:t>profile</w:t>
-      </w:r>
-      <w:r>
-        <w:rPr>
-          <w:rFonts w:ascii="Arial" w:hAnsi="Arial" w:cs="Arial"/>
-          <w:sz w:val="22"/>
-          <w:szCs w:val="22"/>
-        </w:rPr>
-        <w:t xml:space="preserve"> of a CRISPR system</w:t>
-      </w:r>
-      <w:r>
-        <w:rPr>
-          <w:rFonts w:ascii="Arial" w:hAnsi="Arial" w:cs="Arial"/>
-          <w:sz w:val="22"/>
-          <w:szCs w:val="22"/>
-        </w:rPr>
-        <w:t>,</w:t>
-      </w:r>
-      <w:r>
-        <w:rPr>
-          <w:rFonts w:ascii="Arial" w:hAnsi="Arial" w:cs="Arial"/>
-          <w:sz w:val="22"/>
-          <w:szCs w:val="22"/>
-        </w:rPr>
-        <w:t xml:space="preserve"> </w:t>
-      </w:r>
-      <w:r>
-        <w:rPr>
-          <w:rFonts w:ascii="Arial" w:hAnsi="Arial" w:cs="Arial"/>
-          <w:sz w:val="22"/>
-          <w:szCs w:val="22"/>
-        </w:rPr>
-        <w:t xml:space="preserve">but </w:t>
-      </w:r>
-      <w:r>
-        <w:rPr>
-          <w:rFonts w:ascii="Arial" w:hAnsi="Arial" w:cs="Arial"/>
-          <w:sz w:val="22"/>
-          <w:szCs w:val="22"/>
-        </w:rPr>
-        <w:t xml:space="preserve">the predictions </w:t>
-      </w:r>
-      <w:r>
-        <w:rPr>
-          <w:rFonts w:ascii="Arial" w:hAnsi="Arial" w:cs="Arial"/>
-          <w:sz w:val="22"/>
-          <w:szCs w:val="22"/>
-        </w:rPr>
-        <w:t>of</w:t>
-      </w:r>
-      <w:r>
-        <w:rPr>
-          <w:rFonts w:ascii="Arial" w:hAnsi="Arial" w:cs="Arial"/>
-          <w:sz w:val="22"/>
-          <w:szCs w:val="22"/>
-        </w:rPr>
-        <w:t xml:space="preserve"> </w:t>
-      </w:r>
-      <w:r>
-        <w:rPr>
-          <w:rFonts w:ascii="Arial" w:hAnsi="Arial" w:cs="Arial"/>
-          <w:sz w:val="22"/>
-          <w:szCs w:val="22"/>
-        </w:rPr>
-        <w:t>such tools are far from perfect</w:t>
-      </w:r>
-      <w:r>
-        <w:rPr>
-          <w:rFonts w:ascii="Arial" w:hAnsi="Arial" w:cs="Arial"/>
-          <w:sz w:val="22"/>
-          <w:szCs w:val="22"/>
-        </w:rPr>
-        <w:t>,</w:t>
-      </w:r>
-      <w:r>
-        <w:rPr>
-          <w:rFonts w:ascii="Arial" w:hAnsi="Arial" w:cs="Arial"/>
-          <w:sz w:val="22"/>
-          <w:szCs w:val="22"/>
-        </w:rPr>
-        <w:t xml:space="preserve"> necessitating </w:t>
-      </w:r>
-      <w:r>
-        <w:rPr>
-          <w:rFonts w:ascii="Arial" w:hAnsi="Arial" w:cs="Arial"/>
-          <w:sz w:val="22"/>
-          <w:szCs w:val="22"/>
-        </w:rPr>
-        <w:t xml:space="preserve">the use of experimental assays to assess </w:t>
-      </w:r>
-      <w:r>
-        <w:rPr>
-          <w:rFonts w:ascii="Arial" w:hAnsi="Arial" w:cs="Arial"/>
-          <w:sz w:val="22"/>
-          <w:szCs w:val="22"/>
-        </w:rPr>
-        <w:t xml:space="preserve">editing activity. </w:t>
-      </w:r>
-      <w:r>
-        <w:rPr>
-          <w:rFonts w:ascii="Arial" w:hAnsi="Arial" w:cs="Arial"/>
-          <w:sz w:val="22"/>
-          <w:szCs w:val="22"/>
-        </w:rPr>
-        <w:t xml:space="preserve">These assays fall into two broad </w:t>
-      </w:r>
-      <w:r>
-        <w:rPr>
-          <w:rFonts w:ascii="Arial" w:hAnsi="Arial" w:cs="Arial"/>
-          <w:sz w:val="22"/>
-          <w:szCs w:val="22"/>
-        </w:rPr>
-        <w:t>categories</w:t>
-      </w:r>
-      <w:r>
-        <w:rPr>
-          <w:rFonts w:ascii="Arial" w:hAnsi="Arial" w:cs="Arial"/>
-          <w:sz w:val="22"/>
-          <w:szCs w:val="22"/>
-        </w:rPr>
-        <w:t>:</w:t>
-      </w:r>
-      <w:r>
-        <w:rPr>
-          <w:rFonts w:ascii="Arial" w:hAnsi="Arial" w:cs="Arial"/>
-          <w:sz w:val="22"/>
-          <w:szCs w:val="22"/>
-        </w:rPr>
-        <w:t xml:space="preserve"> </w:t>
+        <w:t xml:space="preserve">editing activity </w:t>
+      </w:r>
+      <w:r>
+        <w:rPr>
+          <w:rFonts w:ascii="Arial" w:hAnsi="Arial" w:cs="Arial"/>
+          <w:sz w:val="22"/>
+          <w:szCs w:val="22"/>
+        </w:rPr>
+        <w:t xml:space="preserve">of a candidate CRISPR system </w:t>
+      </w:r>
+      <w:r>
+        <w:rPr>
+          <w:rFonts w:ascii="Arial" w:hAnsi="Arial" w:cs="Arial"/>
+          <w:sz w:val="22"/>
+          <w:szCs w:val="22"/>
+        </w:rPr>
+        <w:t xml:space="preserve">is crucial. </w:t>
+      </w:r>
+      <w:r>
+        <w:rPr>
+          <w:rFonts w:ascii="Arial" w:hAnsi="Arial" w:cs="Arial"/>
+          <w:sz w:val="22"/>
+          <w:szCs w:val="22"/>
+        </w:rPr>
+        <w:t xml:space="preserve">CRISPR editing assays fall into two categories: </w:t>
       </w:r>
       <w:r>
         <w:rPr>
@@ -2044,95 +2416,117 @@
           <w:sz w:val="22"/>
           <w:szCs w:val="22"/>
         </w:rPr>
-        <w:t>Variants of these assays are available for Cas9, base, and prime editors.</w:t>
-      </w:r>
-      <w:r>
-        <w:rPr>
-          <w:rFonts w:ascii="Arial" w:hAnsi="Arial" w:cs="Arial"/>
-          <w:sz w:val="22"/>
-          <w:szCs w:val="22"/>
-        </w:rPr>
-        <w:t xml:space="preserve"> </w:t>
-      </w:r>
-      <w:r>
-        <w:rPr>
-          <w:rFonts w:ascii="Arial" w:hAnsi="Arial" w:cs="Arial"/>
-          <w:sz w:val="22"/>
-          <w:szCs w:val="22"/>
-        </w:rPr>
-        <w:t>Calibrated and sensitive</w:t>
-      </w:r>
-      <w:r>
-        <w:rPr>
-          <w:rFonts w:ascii="Arial" w:hAnsi="Arial" w:cs="Arial"/>
-          <w:sz w:val="22"/>
-          <w:szCs w:val="22"/>
-        </w:rPr>
-        <w:t xml:space="preserve"> analysis of the data produced by these assays is critical for </w:t>
-      </w:r>
-      <w:r>
-        <w:rPr>
-          <w:rFonts w:ascii="Arial" w:hAnsi="Arial" w:cs="Arial"/>
-          <w:sz w:val="22"/>
-          <w:szCs w:val="22"/>
-        </w:rPr>
-        <w:t>ensuring</w:t>
-      </w:r>
-      <w:r>
-        <w:rPr>
-          <w:rFonts w:ascii="Arial" w:hAnsi="Arial" w:cs="Arial"/>
-          <w:sz w:val="22"/>
-          <w:szCs w:val="22"/>
-        </w:rPr>
-        <w:t xml:space="preserve"> that an editor is sufficiently efficient and precise to </w:t>
-      </w:r>
-      <w:r>
-        <w:rPr>
-          <w:rFonts w:ascii="Arial" w:hAnsi="Arial" w:cs="Arial"/>
-          <w:sz w:val="22"/>
-          <w:szCs w:val="22"/>
-        </w:rPr>
-        <w:t>warrant</w:t>
-      </w:r>
-      <w:r>
-        <w:rPr>
-          <w:rFonts w:ascii="Arial" w:hAnsi="Arial" w:cs="Arial"/>
-          <w:sz w:val="22"/>
-          <w:szCs w:val="22"/>
-        </w:rPr>
-        <w:t xml:space="preserve"> </w:t>
-      </w:r>
-      <w:r>
-        <w:rPr>
-          <w:rFonts w:ascii="Arial" w:hAnsi="Arial" w:cs="Arial"/>
-          <w:sz w:val="22"/>
-          <w:szCs w:val="22"/>
-        </w:rPr>
-        <w:t>progression</w:t>
-      </w:r>
-      <w:r>
-        <w:rPr>
-          <w:rFonts w:ascii="Arial" w:hAnsi="Arial" w:cs="Arial"/>
-          <w:sz w:val="22"/>
-          <w:szCs w:val="22"/>
-        </w:rPr>
-        <w:t xml:space="preserve"> to</w:t>
-      </w:r>
-      <w:r>
-        <w:rPr>
-          <w:rFonts w:ascii="Arial" w:hAnsi="Arial" w:cs="Arial"/>
-          <w:sz w:val="22"/>
-          <w:szCs w:val="22"/>
-        </w:rPr>
-        <w:t>wards</w:t>
-      </w:r>
-      <w:r>
-        <w:rPr>
-          <w:rFonts w:ascii="Arial" w:hAnsi="Arial" w:cs="Arial"/>
-          <w:sz w:val="22"/>
-          <w:szCs w:val="22"/>
-        </w:rPr>
-        <w:t xml:space="preserve"> animal studies or clinical trials.</w:t>
+        <w:t xml:space="preserve">These assays span </w:t>
+      </w:r>
+      <w:r>
+        <w:rPr>
+          <w:rFonts w:ascii="Arial" w:hAnsi="Arial" w:cs="Arial"/>
+          <w:i/>
+          <w:iCs/>
+          <w:sz w:val="22"/>
+          <w:szCs w:val="22"/>
+        </w:rPr>
+        <w:t>in vitro</w:t>
+      </w:r>
+      <w:r>
+        <w:rPr>
+          <w:rFonts w:ascii="Arial" w:hAnsi="Arial" w:cs="Arial"/>
+          <w:sz w:val="22"/>
+          <w:szCs w:val="22"/>
+        </w:rPr>
+        <w:t xml:space="preserve">, </w:t>
+      </w:r>
+      <w:r>
+        <w:rPr>
+          <w:rFonts w:ascii="Arial" w:hAnsi="Arial" w:cs="Arial"/>
+          <w:i/>
+          <w:iCs/>
+          <w:sz w:val="22"/>
+          <w:szCs w:val="22"/>
+        </w:rPr>
+        <w:t>in cellulo</w:t>
+      </w:r>
+      <w:r>
+        <w:rPr>
+          <w:rFonts w:ascii="Arial" w:hAnsi="Arial" w:cs="Arial"/>
+          <w:sz w:val="22"/>
+          <w:szCs w:val="22"/>
+        </w:rPr>
+        <w:t xml:space="preserve">, and </w:t>
+      </w:r>
+      <w:r>
+        <w:rPr>
+          <w:rFonts w:ascii="Arial" w:hAnsi="Arial" w:cs="Arial"/>
+          <w:i/>
+          <w:iCs/>
+          <w:sz w:val="22"/>
+          <w:szCs w:val="22"/>
+        </w:rPr>
+        <w:t xml:space="preserve">in vivo </w:t>
+      </w:r>
+      <w:r>
+        <w:rPr>
+          <w:rFonts w:ascii="Arial" w:hAnsi="Arial" w:cs="Arial"/>
+          <w:sz w:val="22"/>
+          <w:szCs w:val="22"/>
+        </w:rPr>
+        <w:t>contexts</w:t>
+      </w:r>
+      <w:r>
+        <w:rPr>
+          <w:rFonts w:ascii="Arial" w:hAnsi="Arial" w:cs="Arial"/>
+          <w:sz w:val="22"/>
+          <w:szCs w:val="22"/>
+        </w:rPr>
+        <w:t xml:space="preserve"> </w:t>
+      </w:r>
+      <w:r>
+        <w:rPr>
+          <w:rFonts w:ascii="Arial" w:hAnsi="Arial" w:cs="Arial"/>
+          <w:sz w:val="22"/>
+          <w:szCs w:val="22"/>
+        </w:rPr>
+        <w:t>as well as</w:t>
+      </w:r>
+      <w:r>
+        <w:rPr>
+          <w:rFonts w:ascii="Arial" w:hAnsi="Arial" w:cs="Arial"/>
+          <w:sz w:val="22"/>
+          <w:szCs w:val="22"/>
+        </w:rPr>
+        <w:t xml:space="preserve"> </w:t>
+      </w:r>
+      <w:r>
+        <w:rPr>
+          <w:rFonts w:ascii="Arial" w:hAnsi="Arial" w:cs="Arial"/>
+          <w:sz w:val="22"/>
+          <w:szCs w:val="22"/>
+        </w:rPr>
+        <w:t>Cas9, base, and prime</w:t>
+      </w:r>
+      <w:r>
+        <w:rPr>
+          <w:rFonts w:ascii="Arial" w:hAnsi="Arial" w:cs="Arial"/>
+          <w:sz w:val="22"/>
+          <w:szCs w:val="22"/>
+        </w:rPr>
+        <w:t xml:space="preserve"> edit</w:t>
+      </w:r>
+      <w:r>
+        <w:rPr>
+          <w:rFonts w:ascii="Arial" w:hAnsi="Arial" w:cs="Arial"/>
+          <w:sz w:val="22"/>
+          <w:szCs w:val="22"/>
+        </w:rPr>
+        <w:t>ing modalities</w:t>
+      </w:r>
+      <w:r>
+        <w:rPr>
+          <w:rFonts w:ascii="Arial" w:hAnsi="Arial" w:cs="Arial"/>
+          <w:sz w:val="22"/>
+          <w:szCs w:val="22"/>
+        </w:rPr>
+        <w:t>.</w:t>
       </w:r>
     </w:p>
     <w:p>
@@ -2142,136 +2536,388 @@
           <w:rFonts w:ascii="Arial" w:hAnsi="Arial" w:cs="Arial"/>
           <w:sz w:val="22"/>
           <w:szCs w:val="22"/>
-        </w:rPr>
-      </w:pPr>
-      <w:r>
-        <w:rPr>
-          <w:rFonts w:ascii="Arial" w:hAnsi="Arial" w:cs="Arial"/>
-          <w:sz w:val="22"/>
-          <w:szCs w:val="22"/>
           <w:u w:val="single"/>
         </w:rPr>
-        <w:t>A3. Existing analytic tools are limited.</w:t>
-      </w:r>
-      <w:r>
-        <w:rPr>
-          <w:rFonts w:ascii="Arial" w:hAnsi="Arial" w:cs="Arial"/>
-          <w:sz w:val="22"/>
-          <w:szCs w:val="22"/>
-        </w:rPr>
-        <w:t xml:space="preserve"> </w:t>
-      </w:r>
-      <w:r>
-        <w:rPr>
-          <w:rFonts w:ascii="Arial" w:hAnsi="Arial" w:cs="Arial"/>
-          <w:sz w:val="22"/>
-          <w:szCs w:val="22"/>
-        </w:rPr>
-        <w:t xml:space="preserve">Existing tools for </w:t>
-      </w:r>
-      <w:r>
-        <w:rPr>
-          <w:rFonts w:ascii="Arial" w:hAnsi="Arial" w:cs="Arial"/>
-          <w:sz w:val="22"/>
-          <w:szCs w:val="22"/>
-        </w:rPr>
-        <w:t xml:space="preserve">processing and </w:t>
-      </w:r>
-      <w:r>
-        <w:rPr>
-          <w:rFonts w:ascii="Arial" w:hAnsi="Arial" w:cs="Arial"/>
-          <w:sz w:val="22"/>
-          <w:szCs w:val="22"/>
-        </w:rPr>
-        <w:t>analyzing</w:t>
-      </w:r>
-      <w:r>
-        <w:rPr>
-          <w:rFonts w:ascii="Arial" w:hAnsi="Arial" w:cs="Arial"/>
-          <w:sz w:val="22"/>
-          <w:szCs w:val="22"/>
-        </w:rPr>
-        <w:t xml:space="preserve"> </w:t>
-      </w:r>
-      <w:r>
-        <w:rPr>
-          <w:rFonts w:ascii="Arial" w:hAnsi="Arial" w:cs="Arial"/>
-          <w:sz w:val="22"/>
-          <w:szCs w:val="22"/>
-        </w:rPr>
-        <w:t xml:space="preserve">data </w:t>
-      </w:r>
-      <w:r>
-        <w:rPr>
-          <w:rFonts w:ascii="Arial" w:hAnsi="Arial" w:cs="Arial"/>
-          <w:sz w:val="22"/>
-          <w:szCs w:val="22"/>
-        </w:rPr>
-        <w:t>produced by CRISPR editing assays</w:t>
-      </w:r>
-      <w:r>
-        <w:rPr>
-          <w:rFonts w:ascii="Arial" w:hAnsi="Arial" w:cs="Arial"/>
-          <w:sz w:val="22"/>
-          <w:szCs w:val="22"/>
-        </w:rPr>
-        <w:t xml:space="preserve"> are useful but </w:t>
-      </w:r>
-      <w:r>
-        <w:rPr>
-          <w:rFonts w:ascii="Arial" w:hAnsi="Arial" w:cs="Arial"/>
-          <w:sz w:val="22"/>
-          <w:szCs w:val="22"/>
-        </w:rPr>
-        <w:t>incomplete</w:t>
-      </w:r>
-      <w:r>
-        <w:rPr>
-          <w:rFonts w:ascii="Arial" w:hAnsi="Arial" w:cs="Arial"/>
-          <w:sz w:val="22"/>
-          <w:szCs w:val="22"/>
-        </w:rPr>
-        <w:t xml:space="preserve">, especially </w:t>
-      </w:r>
-      <w:r>
-        <w:rPr>
-          <w:rFonts w:ascii="Arial" w:hAnsi="Arial" w:cs="Arial"/>
-          <w:sz w:val="22"/>
-          <w:szCs w:val="22"/>
-        </w:rPr>
-        <w:t>on</w:t>
-      </w:r>
-      <w:r>
-        <w:rPr>
-          <w:rFonts w:ascii="Arial" w:hAnsi="Arial" w:cs="Arial"/>
-          <w:sz w:val="22"/>
-          <w:szCs w:val="22"/>
-        </w:rPr>
-        <w:t xml:space="preserve"> </w:t>
-      </w:r>
-      <w:r>
-        <w:rPr>
-          <w:rFonts w:ascii="Arial" w:hAnsi="Arial" w:cs="Arial"/>
-          <w:sz w:val="22"/>
-          <w:szCs w:val="22"/>
-        </w:rPr>
-        <w:t>modeling</w:t>
-      </w:r>
-      <w:r>
-        <w:rPr>
-          <w:rFonts w:ascii="Arial" w:hAnsi="Arial" w:cs="Arial"/>
-          <w:sz w:val="22"/>
-          <w:szCs w:val="22"/>
-        </w:rPr>
-        <w:t xml:space="preserve"> and experimental design </w:t>
-      </w:r>
-      <w:r>
-        <w:rPr>
-          <w:rFonts w:ascii="Arial" w:hAnsi="Arial" w:cs="Arial"/>
-          <w:sz w:val="22"/>
-          <w:szCs w:val="22"/>
-        </w:rPr>
-        <w:t>grounds</w:t>
+      </w:pPr>
+      <w:r>
+        <w:rPr>
+          <w:rFonts w:ascii="Arial" w:hAnsi="Arial" w:cs="Arial"/>
+          <w:sz w:val="22"/>
+          <w:szCs w:val="22"/>
+          <w:u w:val="single"/>
+        </w:rPr>
+        <w:t xml:space="preserve">A3. Existing </w:t>
+      </w:r>
+      <w:r>
+        <w:rPr>
+          <w:rFonts w:ascii="Arial" w:hAnsi="Arial" w:cs="Arial"/>
+          <w:sz w:val="22"/>
+          <w:szCs w:val="22"/>
+          <w:u w:val="single"/>
+        </w:rPr>
+        <w:t>computational</w:t>
+      </w:r>
+      <w:r>
+        <w:rPr>
+          <w:rFonts w:ascii="Arial" w:hAnsi="Arial" w:cs="Arial"/>
+          <w:sz w:val="22"/>
+          <w:szCs w:val="22"/>
+          <w:u w:val="single"/>
+        </w:rPr>
+        <w:t xml:space="preserve"> tools are limited.</w:t>
+      </w:r>
+      <w:r>
+        <w:rPr>
+          <w:rFonts w:ascii="Arial" w:hAnsi="Arial" w:cs="Arial"/>
+          <w:sz w:val="22"/>
+          <w:szCs w:val="22"/>
+        </w:rPr>
+        <w:t xml:space="preserve"> </w:t>
+      </w:r>
+      <w:r>
+        <w:rPr>
+          <w:rFonts w:ascii="Arial" w:hAnsi="Arial" w:cs="Arial"/>
+          <w:sz w:val="22"/>
+          <w:szCs w:val="22"/>
+        </w:rPr>
+        <w:t xml:space="preserve">Researchers </w:t>
+      </w:r>
+      <w:r>
+        <w:rPr>
+          <w:rFonts w:ascii="Arial" w:hAnsi="Arial" w:cs="Arial"/>
+          <w:sz w:val="22"/>
+          <w:szCs w:val="22"/>
+        </w:rPr>
+        <w:t>have developed</w:t>
+      </w:r>
+      <w:r>
+        <w:rPr>
+          <w:rFonts w:ascii="Arial" w:hAnsi="Arial" w:cs="Arial"/>
+          <w:sz w:val="22"/>
+          <w:szCs w:val="22"/>
+        </w:rPr>
+        <w:t xml:space="preserve"> </w:t>
+      </w:r>
+      <w:r>
+        <w:rPr>
+          <w:rFonts w:ascii="Arial" w:hAnsi="Arial" w:cs="Arial"/>
+          <w:sz w:val="22"/>
+          <w:szCs w:val="22"/>
+        </w:rPr>
+        <w:t xml:space="preserve">computational </w:t>
+      </w:r>
+      <w:r>
+        <w:rPr>
+          <w:rFonts w:ascii="Arial" w:hAnsi="Arial" w:cs="Arial"/>
+          <w:sz w:val="22"/>
+          <w:szCs w:val="22"/>
+        </w:rPr>
+        <w:t>methods</w:t>
+      </w:r>
+      <w:r>
+        <w:rPr>
+          <w:rFonts w:ascii="Arial" w:hAnsi="Arial" w:cs="Arial"/>
+          <w:sz w:val="22"/>
+          <w:szCs w:val="22"/>
+        </w:rPr>
+        <w:t xml:space="preserve"> for analyzing </w:t>
+      </w:r>
+      <w:r>
+        <w:rPr>
+          <w:rFonts w:ascii="Arial" w:hAnsi="Arial" w:cs="Arial"/>
+          <w:sz w:val="22"/>
+          <w:szCs w:val="22"/>
+        </w:rPr>
+        <w:t xml:space="preserve">data produced by CRISPR editing experiments. </w:t>
+      </w:r>
+      <w:r>
+        <w:rPr>
+          <w:rFonts w:ascii="Arial" w:hAnsi="Arial" w:cs="Arial"/>
+          <w:sz w:val="22"/>
+          <w:szCs w:val="22"/>
+        </w:rPr>
+        <w:t xml:space="preserve">Broadly, </w:t>
+      </w:r>
+      <w:r>
+        <w:rPr>
+          <w:rFonts w:ascii="Arial" w:hAnsi="Arial" w:cs="Arial"/>
+          <w:sz w:val="22"/>
+          <w:szCs w:val="22"/>
+        </w:rPr>
+        <w:t xml:space="preserve">these </w:t>
+      </w:r>
+      <w:r>
+        <w:rPr>
+          <w:rFonts w:ascii="Arial" w:hAnsi="Arial" w:cs="Arial"/>
+          <w:sz w:val="22"/>
+          <w:szCs w:val="22"/>
+        </w:rPr>
+        <w:t xml:space="preserve">methods </w:t>
+      </w:r>
+      <w:r>
+        <w:rPr>
+          <w:rFonts w:ascii="Arial" w:hAnsi="Arial" w:cs="Arial"/>
+          <w:sz w:val="22"/>
+          <w:szCs w:val="22"/>
+        </w:rPr>
+        <w:t xml:space="preserve">proceed </w:t>
+      </w:r>
+      <w:r>
+        <w:rPr>
+          <w:rFonts w:ascii="Arial" w:hAnsi="Arial" w:cs="Arial"/>
+          <w:sz w:val="22"/>
+          <w:szCs w:val="22"/>
+        </w:rPr>
+        <w:t>in</w:t>
+      </w:r>
+      <w:r>
+        <w:rPr>
+          <w:rFonts w:ascii="Arial" w:hAnsi="Arial" w:cs="Arial"/>
+          <w:sz w:val="22"/>
+          <w:szCs w:val="22"/>
+        </w:rPr>
+        <w:t xml:space="preserve"> two steps: </w:t>
+      </w:r>
+      <w:r>
+        <w:rPr>
+          <w:rFonts w:ascii="Arial" w:hAnsi="Arial" w:cs="Arial"/>
+          <w:sz w:val="22"/>
+          <w:szCs w:val="22"/>
+        </w:rPr>
+        <w:t xml:space="preserve">first, </w:t>
+      </w:r>
+      <w:r>
+        <w:rPr>
+          <w:rFonts w:ascii="Arial" w:hAnsi="Arial" w:cs="Arial"/>
+          <w:sz w:val="22"/>
+          <w:szCs w:val="22"/>
+        </w:rPr>
+        <w:t xml:space="preserve">converting </w:t>
+      </w:r>
+      <w:r>
+        <w:rPr>
+          <w:rFonts w:ascii="Arial" w:hAnsi="Arial" w:cs="Arial"/>
+          <w:sz w:val="22"/>
+          <w:szCs w:val="22"/>
+        </w:rPr>
+        <w:t xml:space="preserve">raw sequencing </w:t>
+      </w:r>
+      <w:r>
+        <w:rPr>
+          <w:rFonts w:ascii="Arial" w:hAnsi="Arial" w:cs="Arial"/>
+          <w:sz w:val="22"/>
+          <w:szCs w:val="22"/>
+        </w:rPr>
+        <w:t>reads</w:t>
+      </w:r>
+      <w:r>
+        <w:rPr>
+          <w:rFonts w:ascii="Arial" w:hAnsi="Arial" w:cs="Arial"/>
+          <w:sz w:val="22"/>
+          <w:szCs w:val="22"/>
+        </w:rPr>
+        <w:t xml:space="preserve"> into </w:t>
+      </w:r>
+      <w:r>
+        <w:rPr>
+          <w:rFonts w:ascii="Arial" w:hAnsi="Arial" w:cs="Arial"/>
+          <w:sz w:val="22"/>
+          <w:szCs w:val="22"/>
+        </w:rPr>
+        <w:t xml:space="preserve">locus-level or allele-level </w:t>
+      </w:r>
+      <w:r>
+        <w:rPr>
+          <w:rFonts w:ascii="Arial" w:hAnsi="Arial" w:cs="Arial"/>
+          <w:sz w:val="22"/>
+          <w:szCs w:val="22"/>
+        </w:rPr>
+        <w:t>count tables</w:t>
+      </w:r>
+      <w:r>
+        <w:rPr>
+          <w:rFonts w:ascii="Arial" w:hAnsi="Arial" w:cs="Arial"/>
+          <w:sz w:val="22"/>
+          <w:szCs w:val="22"/>
+        </w:rPr>
+        <w:t>, and seco</w:t>
+      </w:r>
+      <w:r>
+        <w:rPr>
+          <w:rFonts w:ascii="Arial" w:hAnsi="Arial" w:cs="Arial"/>
+          <w:sz w:val="22"/>
+          <w:szCs w:val="22"/>
+        </w:rPr>
+        <w:t xml:space="preserve">nd, leveraging </w:t>
+      </w:r>
+      <w:r>
+        <w:rPr>
+          <w:rFonts w:ascii="Arial" w:hAnsi="Arial" w:cs="Arial"/>
+          <w:sz w:val="22"/>
+          <w:szCs w:val="22"/>
+        </w:rPr>
+        <w:t>the</w:t>
+      </w:r>
+      <w:r>
+        <w:rPr>
+          <w:rFonts w:ascii="Arial" w:hAnsi="Arial" w:cs="Arial"/>
+          <w:sz w:val="22"/>
+          <w:szCs w:val="22"/>
+        </w:rPr>
+        <w:t xml:space="preserve"> count tables to </w:t>
+      </w:r>
+      <w:r>
+        <w:rPr>
+          <w:rFonts w:ascii="Arial" w:hAnsi="Arial" w:cs="Arial"/>
+          <w:sz w:val="22"/>
+          <w:szCs w:val="22"/>
+        </w:rPr>
+        <w:t>test for</w:t>
+      </w:r>
+      <w:r>
+        <w:rPr>
+          <w:rFonts w:ascii="Arial" w:hAnsi="Arial" w:cs="Arial"/>
+          <w:sz w:val="22"/>
+          <w:szCs w:val="22"/>
+        </w:rPr>
+        <w:t xml:space="preserve"> </w:t>
+      </w:r>
+      <w:r>
+        <w:rPr>
+          <w:rFonts w:ascii="Arial" w:hAnsi="Arial" w:cs="Arial"/>
+          <w:sz w:val="22"/>
+          <w:szCs w:val="22"/>
+        </w:rPr>
+        <w:t xml:space="preserve">editing </w:t>
+      </w:r>
+      <w:r>
+        <w:rPr>
+          <w:rFonts w:ascii="Arial" w:hAnsi="Arial" w:cs="Arial"/>
+          <w:sz w:val="22"/>
+          <w:szCs w:val="22"/>
+        </w:rPr>
+        <w:t>or</w:t>
+      </w:r>
+      <w:r>
+        <w:rPr>
+          <w:rFonts w:ascii="Arial" w:hAnsi="Arial" w:cs="Arial"/>
+          <w:sz w:val="22"/>
+          <w:szCs w:val="22"/>
+        </w:rPr>
+        <w:t xml:space="preserve"> </w:t>
+      </w:r>
+      <w:r>
+        <w:rPr>
+          <w:rFonts w:ascii="Arial" w:hAnsi="Arial" w:cs="Arial"/>
+          <w:sz w:val="22"/>
+          <w:szCs w:val="22"/>
+        </w:rPr>
+        <w:t xml:space="preserve">characterize </w:t>
+      </w:r>
+      <w:r>
+        <w:rPr>
+          <w:rFonts w:ascii="Arial" w:hAnsi="Arial" w:cs="Arial"/>
+          <w:sz w:val="22"/>
+          <w:szCs w:val="22"/>
+        </w:rPr>
+        <w:t xml:space="preserve">the spectrum of </w:t>
+      </w:r>
+      <w:r>
+        <w:rPr>
+          <w:rFonts w:ascii="Arial" w:hAnsi="Arial" w:cs="Arial"/>
+          <w:sz w:val="22"/>
+          <w:szCs w:val="22"/>
+        </w:rPr>
+        <w:t>repair outcomes.</w:t>
+      </w:r>
+      <w:r>
+        <w:rPr>
+          <w:rFonts w:ascii="Arial" w:hAnsi="Arial" w:cs="Arial"/>
+          <w:sz w:val="22"/>
+          <w:szCs w:val="22"/>
+        </w:rPr>
+        <w:t xml:space="preserve"> </w:t>
+      </w:r>
+      <w:r>
+        <w:rPr>
+          <w:rFonts w:ascii="Arial" w:hAnsi="Arial" w:cs="Arial"/>
+          <w:sz w:val="22"/>
+          <w:szCs w:val="22"/>
+          <w:u w:val="single"/>
+        </w:rPr>
+        <w:t>Existing</w:t>
+      </w:r>
+      <w:r>
+        <w:rPr>
+          <w:rFonts w:ascii="Arial" w:hAnsi="Arial" w:cs="Arial"/>
+          <w:sz w:val="22"/>
+          <w:szCs w:val="22"/>
+          <w:u w:val="single"/>
+        </w:rPr>
+        <w:t xml:space="preserve"> </w:t>
+      </w:r>
+      <w:r>
+        <w:rPr>
+          <w:rFonts w:ascii="Arial" w:hAnsi="Arial" w:cs="Arial"/>
+          <w:sz w:val="22"/>
+          <w:szCs w:val="22"/>
+          <w:u w:val="single"/>
+        </w:rPr>
+        <w:t xml:space="preserve">computational </w:t>
+      </w:r>
+      <w:r>
+        <w:rPr>
+          <w:rFonts w:ascii="Arial" w:hAnsi="Arial" w:cs="Arial"/>
+          <w:sz w:val="22"/>
+          <w:szCs w:val="22"/>
+          <w:u w:val="single"/>
+        </w:rPr>
+        <w:t>methods</w:t>
+      </w:r>
+      <w:r>
+        <w:rPr>
+          <w:rFonts w:ascii="Arial" w:hAnsi="Arial" w:cs="Arial"/>
+          <w:sz w:val="22"/>
+          <w:szCs w:val="22"/>
+          <w:u w:val="single"/>
+        </w:rPr>
+        <w:t xml:space="preserve">, although useful, are incomplete, especially </w:t>
+      </w:r>
+      <w:r>
+        <w:rPr>
+          <w:rFonts w:ascii="Arial" w:hAnsi="Arial" w:cs="Arial"/>
+          <w:sz w:val="22"/>
+          <w:szCs w:val="22"/>
+          <w:u w:val="single"/>
+        </w:rPr>
+        <w:t>from</w:t>
+      </w:r>
+      <w:r>
+        <w:rPr>
+          <w:rFonts w:ascii="Arial" w:hAnsi="Arial" w:cs="Arial"/>
+          <w:sz w:val="22"/>
+          <w:szCs w:val="22"/>
+          <w:u w:val="single"/>
+        </w:rPr>
+        <w:t xml:space="preserve"> </w:t>
+      </w:r>
+      <w:r>
+        <w:rPr>
+          <w:rFonts w:ascii="Arial" w:hAnsi="Arial" w:cs="Arial"/>
+          <w:sz w:val="22"/>
+          <w:szCs w:val="22"/>
+          <w:u w:val="single"/>
+        </w:rPr>
+        <w:t xml:space="preserve">modeling and experimental design </w:t>
+      </w:r>
+      <w:r>
+        <w:rPr>
+          <w:rFonts w:ascii="Arial" w:hAnsi="Arial" w:cs="Arial"/>
+          <w:sz w:val="22"/>
+          <w:szCs w:val="22"/>
+          <w:u w:val="single"/>
+        </w:rPr>
+        <w:t>perspectives</w:t>
       </w:r>
       <w:r>
         <w:rPr>
@@ -2295,7 +2941,533 @@
           <w:sz w:val="22"/>
           <w:szCs w:val="22"/>
         </w:rPr>
-        <w:t xml:space="preserve"> </w:t>
+        <w:t xml:space="preserve">The </w:t>
+      </w:r>
+      <w:r>
+        <w:rPr>
+          <w:rFonts w:ascii="Arial" w:hAnsi="Arial" w:cs="Arial"/>
+          <w:sz w:val="22"/>
+          <w:szCs w:val="22"/>
+        </w:rPr>
+        <w:t>leading</w:t>
+      </w:r>
+      <w:r>
+        <w:rPr>
+          <w:rFonts w:ascii="Arial" w:hAnsi="Arial" w:cs="Arial"/>
+          <w:sz w:val="22"/>
+          <w:szCs w:val="22"/>
+        </w:rPr>
+        <w:t xml:space="preserve"> </w:t>
+      </w:r>
+      <w:r>
+        <w:rPr>
+          <w:rFonts w:ascii="Arial" w:hAnsi="Arial" w:cs="Arial"/>
+          <w:sz w:val="22"/>
+          <w:szCs w:val="22"/>
+        </w:rPr>
+        <w:t>unbiased</w:t>
+      </w:r>
+      <w:r>
+        <w:rPr>
+          <w:rFonts w:ascii="Arial" w:hAnsi="Arial" w:cs="Arial"/>
+          <w:sz w:val="22"/>
+          <w:szCs w:val="22"/>
+        </w:rPr>
+        <w:t>,</w:t>
+      </w:r>
+      <w:r>
+        <w:rPr>
+          <w:rFonts w:ascii="Arial" w:hAnsi="Arial" w:cs="Arial"/>
+          <w:sz w:val="22"/>
+          <w:szCs w:val="22"/>
+        </w:rPr>
+        <w:t xml:space="preserve"> genome-wide assay is GUIDE-seq</w:t>
+      </w:r>
+      <w:r>
+        <w:rPr>
+          <w:rFonts w:ascii="Arial" w:hAnsi="Arial" w:cs="Arial"/>
+          <w:sz w:val="22"/>
+          <w:szCs w:val="22"/>
+        </w:rPr>
+        <w:t>/</w:t>
+      </w:r>
+      <w:r>
+        <w:rPr>
+          <w:rFonts w:ascii="Arial" w:hAnsi="Arial" w:cs="Arial"/>
+          <w:sz w:val="22"/>
+          <w:szCs w:val="22"/>
+        </w:rPr>
+        <w:t xml:space="preserve">GUIDE-seq-2, </w:t>
+      </w:r>
+      <w:r>
+        <w:rPr>
+          <w:rFonts w:ascii="Arial" w:hAnsi="Arial" w:cs="Arial"/>
+          <w:sz w:val="22"/>
+          <w:szCs w:val="22"/>
+        </w:rPr>
+        <w:t xml:space="preserve">an </w:t>
+      </w:r>
+      <w:r>
+        <w:rPr>
+          <w:rFonts w:ascii="Arial" w:hAnsi="Arial" w:cs="Arial"/>
+          <w:i/>
+          <w:iCs/>
+          <w:sz w:val="22"/>
+          <w:szCs w:val="22"/>
+        </w:rPr>
+        <w:t xml:space="preserve">in cellulo </w:t>
+      </w:r>
+      <w:r>
+        <w:rPr>
+          <w:rFonts w:ascii="Arial" w:hAnsi="Arial" w:cs="Arial"/>
+          <w:sz w:val="22"/>
+          <w:szCs w:val="22"/>
+        </w:rPr>
+        <w:t>assay</w:t>
+      </w:r>
+      <w:r>
+        <w:rPr>
+          <w:rFonts w:ascii="Arial" w:hAnsi="Arial" w:cs="Arial"/>
+          <w:sz w:val="22"/>
+          <w:szCs w:val="22"/>
+        </w:rPr>
+        <w:t xml:space="preserve"> </w:t>
+      </w:r>
+      <w:r>
+        <w:rPr>
+          <w:rFonts w:ascii="Arial" w:hAnsi="Arial" w:cs="Arial"/>
+          <w:sz w:val="22"/>
+          <w:szCs w:val="22"/>
+        </w:rPr>
+        <w:t xml:space="preserve">that </w:t>
+      </w:r>
+      <w:r>
+        <w:rPr>
+          <w:rFonts w:ascii="Arial" w:hAnsi="Arial" w:cs="Arial"/>
+          <w:sz w:val="22"/>
+          <w:szCs w:val="22"/>
+        </w:rPr>
+        <w:t>exploits</w:t>
+      </w:r>
+      <w:r>
+        <w:rPr>
+          <w:rFonts w:ascii="Arial" w:hAnsi="Arial" w:cs="Arial"/>
+          <w:sz w:val="22"/>
+          <w:szCs w:val="22"/>
+        </w:rPr>
+        <w:t xml:space="preserve"> a specialized PCR </w:t>
+      </w:r>
+      <w:r>
+        <w:rPr>
+          <w:rFonts w:ascii="Arial" w:hAnsi="Arial" w:cs="Arial"/>
+          <w:sz w:val="22"/>
+          <w:szCs w:val="22"/>
+        </w:rPr>
+        <w:t>reaction</w:t>
+      </w:r>
+      <w:r>
+        <w:rPr>
+          <w:rFonts w:ascii="Arial" w:hAnsi="Arial" w:cs="Arial"/>
+          <w:sz w:val="22"/>
+          <w:szCs w:val="22"/>
+        </w:rPr>
+        <w:t xml:space="preserve"> to</w:t>
+      </w:r>
+      <w:r>
+        <w:rPr>
+          <w:rFonts w:ascii="Arial" w:hAnsi="Arial" w:cs="Arial"/>
+          <w:sz w:val="22"/>
+          <w:szCs w:val="22"/>
+        </w:rPr>
+        <w:t xml:space="preserve"> </w:t>
+      </w:r>
+      <w:r>
+        <w:rPr>
+          <w:rFonts w:ascii="Arial" w:hAnsi="Arial" w:cs="Arial"/>
+          <w:sz w:val="22"/>
+          <w:szCs w:val="22"/>
+        </w:rPr>
+        <w:t xml:space="preserve">amplify </w:t>
+      </w:r>
+      <w:r>
+        <w:rPr>
+          <w:rFonts w:ascii="Arial" w:hAnsi="Arial" w:cs="Arial"/>
+          <w:sz w:val="22"/>
+          <w:szCs w:val="22"/>
+        </w:rPr>
+        <w:t xml:space="preserve">regions </w:t>
+      </w:r>
+      <w:r>
+        <w:rPr>
+          <w:rFonts w:ascii="Arial" w:hAnsi="Arial" w:cs="Arial"/>
+          <w:sz w:val="22"/>
+          <w:szCs w:val="22"/>
+        </w:rPr>
+        <w:t>with</w:t>
+      </w:r>
+      <w:r>
+        <w:rPr>
+          <w:rFonts w:ascii="Arial" w:hAnsi="Arial" w:cs="Arial"/>
+          <w:sz w:val="22"/>
+          <w:szCs w:val="22"/>
+        </w:rPr>
+        <w:t xml:space="preserve"> </w:t>
+      </w:r>
+      <w:r>
+        <w:rPr>
+          <w:rFonts w:ascii="Arial" w:hAnsi="Arial" w:cs="Arial"/>
+          <w:sz w:val="22"/>
+          <w:szCs w:val="22"/>
+        </w:rPr>
+        <w:t>Cas9-mediated double-stranded break</w:t>
+      </w:r>
+      <w:r>
+        <w:rPr>
+          <w:rFonts w:ascii="Arial" w:hAnsi="Arial" w:cs="Arial"/>
+          <w:sz w:val="22"/>
+          <w:szCs w:val="22"/>
+        </w:rPr>
+        <w:t>s</w:t>
+      </w:r>
+      <w:r>
+        <w:rPr>
+          <w:rFonts w:ascii="Arial" w:hAnsi="Arial" w:cs="Arial"/>
+          <w:sz w:val="22"/>
+          <w:szCs w:val="22"/>
+        </w:rPr>
+        <w:t xml:space="preserve"> </w:t>
+      </w:r>
+      <w:r>
+        <w:rPr>
+          <w:rFonts w:ascii="Arial" w:hAnsi="Arial" w:cs="Arial"/>
+          <w:sz w:val="22"/>
+          <w:szCs w:val="22"/>
+        </w:rPr>
+        <w:t xml:space="preserve">(as </w:t>
+      </w:r>
+      <w:r>
+        <w:rPr>
+          <w:rFonts w:ascii="Arial" w:hAnsi="Arial" w:cs="Arial"/>
+          <w:sz w:val="22"/>
+          <w:szCs w:val="22"/>
+        </w:rPr>
+        <w:t>tracked</w:t>
+      </w:r>
+      <w:r>
+        <w:rPr>
+          <w:rFonts w:ascii="Arial" w:hAnsi="Arial" w:cs="Arial"/>
+          <w:sz w:val="22"/>
+          <w:szCs w:val="22"/>
+        </w:rPr>
+        <w:t xml:space="preserve"> </w:t>
+      </w:r>
+      <w:r>
+        <w:rPr>
+          <w:rFonts w:ascii="Arial" w:hAnsi="Arial" w:cs="Arial"/>
+          <w:sz w:val="22"/>
+          <w:szCs w:val="22"/>
+        </w:rPr>
+        <w:t>via</w:t>
+      </w:r>
+      <w:r>
+        <w:rPr>
+          <w:rFonts w:ascii="Arial" w:hAnsi="Arial" w:cs="Arial"/>
+          <w:sz w:val="22"/>
+          <w:szCs w:val="22"/>
+        </w:rPr>
+        <w:t xml:space="preserve"> an</w:t>
+      </w:r>
+      <w:r>
+        <w:rPr>
+          <w:rFonts w:ascii="Arial" w:hAnsi="Arial" w:cs="Arial"/>
+          <w:sz w:val="22"/>
+          <w:szCs w:val="22"/>
+        </w:rPr>
+        <w:t xml:space="preserve"> </w:t>
+      </w:r>
+      <w:r>
+        <w:rPr>
+          <w:rFonts w:ascii="Arial" w:hAnsi="Arial" w:cs="Arial"/>
+          <w:sz w:val="22"/>
+          <w:szCs w:val="22"/>
+        </w:rPr>
+        <w:t>integrated molecular tag</w:t>
+      </w:r>
+      <w:r>
+        <w:rPr>
+          <w:rFonts w:ascii="Arial" w:hAnsi="Arial" w:cs="Arial"/>
+          <w:sz w:val="22"/>
+          <w:szCs w:val="22"/>
+        </w:rPr>
+        <w:t>).</w:t>
+      </w:r>
+      <w:r>
+        <w:rPr>
+          <w:rFonts w:ascii="Arial" w:hAnsi="Arial" w:cs="Arial"/>
+          <w:sz w:val="22"/>
+          <w:szCs w:val="22"/>
+        </w:rPr>
+        <w:t xml:space="preserve"> The </w:t>
+      </w:r>
+      <w:r>
+        <w:rPr>
+          <w:rFonts w:ascii="Arial" w:hAnsi="Arial" w:cs="Arial"/>
+          <w:sz w:val="22"/>
+          <w:szCs w:val="22"/>
+        </w:rPr>
+        <w:t xml:space="preserve">computational pipeline introduced in the original </w:t>
+      </w:r>
+      <w:r>
+        <w:rPr>
+          <w:rFonts w:ascii="Arial" w:hAnsi="Arial" w:cs="Arial"/>
+          <w:sz w:val="22"/>
+          <w:szCs w:val="22"/>
+        </w:rPr>
+        <w:t xml:space="preserve">GUIDE-seq paper, as well as the state-of-the-art </w:t>
+      </w:r>
+      <w:r>
+        <w:rPr>
+          <w:rFonts w:ascii="Arial" w:hAnsi="Arial" w:cs="Arial"/>
+          <w:i/>
+          <w:iCs/>
+          <w:sz w:val="22"/>
+          <w:szCs w:val="22"/>
+        </w:rPr>
+        <w:t xml:space="preserve">Genethoff </w:t>
+      </w:r>
+      <w:r>
+        <w:rPr>
+          <w:rFonts w:ascii="Arial" w:hAnsi="Arial" w:cs="Arial"/>
+          <w:sz w:val="22"/>
+          <w:szCs w:val="22"/>
+        </w:rPr>
+        <w:t>pipeline</w:t>
+      </w:r>
+      <w:r>
+        <w:rPr>
+          <w:rFonts w:ascii="Arial" w:hAnsi="Arial" w:cs="Arial"/>
+          <w:sz w:val="22"/>
+          <w:szCs w:val="22"/>
+        </w:rPr>
+        <w:t xml:space="preserve">, </w:t>
+      </w:r>
+      <w:r>
+        <w:rPr>
+          <w:rFonts w:ascii="Arial" w:hAnsi="Arial" w:cs="Arial"/>
+          <w:sz w:val="22"/>
+          <w:szCs w:val="22"/>
+        </w:rPr>
+        <w:t xml:space="preserve">identify off-target sites based on </w:t>
+      </w:r>
+      <w:r>
+        <w:rPr>
+          <w:rFonts w:ascii="Arial" w:hAnsi="Arial" w:cs="Arial"/>
+          <w:sz w:val="22"/>
+          <w:szCs w:val="22"/>
+        </w:rPr>
+        <w:t xml:space="preserve">arbitrary </w:t>
+      </w:r>
+      <w:r>
+        <w:rPr>
+          <w:rFonts w:ascii="Arial" w:hAnsi="Arial" w:cs="Arial"/>
+          <w:sz w:val="22"/>
+          <w:szCs w:val="22"/>
+        </w:rPr>
+        <w:t>read count</w:t>
+      </w:r>
+      <w:r>
+        <w:rPr>
+          <w:rFonts w:ascii="Arial" w:hAnsi="Arial" w:cs="Arial"/>
+          <w:sz w:val="22"/>
+          <w:szCs w:val="22"/>
+        </w:rPr>
+        <w:t xml:space="preserve"> and </w:t>
+      </w:r>
+      <w:r>
+        <w:rPr>
+          <w:rFonts w:ascii="Arial" w:hAnsi="Arial" w:cs="Arial"/>
+          <w:sz w:val="22"/>
+          <w:szCs w:val="22"/>
+        </w:rPr>
+        <w:t>sequence homology</w:t>
+      </w:r>
+      <w:r>
+        <w:rPr>
+          <w:rFonts w:ascii="Arial" w:hAnsi="Arial" w:cs="Arial"/>
+          <w:sz w:val="22"/>
+          <w:szCs w:val="22"/>
+        </w:rPr>
+        <w:t xml:space="preserve"> thresholds. </w:t>
+      </w:r>
+      <w:r>
+        <w:rPr>
+          <w:rFonts w:ascii="Arial" w:hAnsi="Arial" w:cs="Arial"/>
+          <w:sz w:val="22"/>
+          <w:szCs w:val="22"/>
+        </w:rPr>
+        <w:t xml:space="preserve">These thresholding-based decision rules </w:t>
+      </w:r>
+      <w:r>
+        <w:rPr>
+          <w:rFonts w:ascii="Arial" w:hAnsi="Arial" w:cs="Arial"/>
+          <w:sz w:val="22"/>
+          <w:szCs w:val="22"/>
+        </w:rPr>
+        <w:t xml:space="preserve">do not adapt </w:t>
+      </w:r>
+      <w:r>
+        <w:rPr>
+          <w:rFonts w:ascii="Arial" w:hAnsi="Arial" w:cs="Arial"/>
+          <w:sz w:val="22"/>
+          <w:szCs w:val="22"/>
+        </w:rPr>
+        <w:t xml:space="preserve">to sequencing depth </w:t>
+      </w:r>
+      <w:r>
+        <w:rPr>
+          <w:rFonts w:ascii="Arial" w:hAnsi="Arial" w:cs="Arial"/>
+          <w:sz w:val="22"/>
+          <w:szCs w:val="22"/>
+        </w:rPr>
+        <w:t xml:space="preserve">and in general </w:t>
+      </w:r>
+      <w:r>
+        <w:rPr>
+          <w:rFonts w:ascii="Arial" w:hAnsi="Arial" w:cs="Arial"/>
+          <w:sz w:val="22"/>
+          <w:szCs w:val="22"/>
+        </w:rPr>
+        <w:t xml:space="preserve">may nominate excess false positive sites </w:t>
+      </w:r>
+      <w:r>
+        <w:rPr>
+          <w:rFonts w:ascii="Arial" w:hAnsi="Arial" w:cs="Arial"/>
+          <w:sz w:val="22"/>
+          <w:szCs w:val="22"/>
+        </w:rPr>
+        <w:t xml:space="preserve">or miss </w:t>
+      </w:r>
+      <w:r>
+        <w:rPr>
+          <w:rFonts w:ascii="Arial" w:hAnsi="Arial" w:cs="Arial"/>
+          <w:sz w:val="22"/>
+          <w:szCs w:val="22"/>
+        </w:rPr>
+        <w:t>true off-targets</w:t>
+      </w:r>
+      <w:r>
+        <w:rPr>
+          <w:rFonts w:ascii="Arial" w:hAnsi="Arial" w:cs="Arial"/>
+          <w:sz w:val="22"/>
+          <w:szCs w:val="22"/>
+        </w:rPr>
+        <w:t xml:space="preserve">. </w:t>
+      </w:r>
+      <w:r>
+        <w:rPr>
+          <w:rFonts w:ascii="Arial" w:hAnsi="Arial" w:cs="Arial"/>
+          <w:sz w:val="22"/>
+          <w:szCs w:val="22"/>
+        </w:rPr>
+        <w:t xml:space="preserve">Computational pipelines for </w:t>
+      </w:r>
+      <w:r>
+        <w:rPr>
+          <w:rFonts w:ascii="Arial" w:hAnsi="Arial" w:cs="Arial"/>
+          <w:i/>
+          <w:iCs/>
+          <w:sz w:val="22"/>
+          <w:szCs w:val="22"/>
+        </w:rPr>
+        <w:t xml:space="preserve">in vitro </w:t>
+      </w:r>
+      <w:r>
+        <w:rPr>
+          <w:rFonts w:ascii="Arial" w:hAnsi="Arial" w:cs="Arial"/>
+          <w:sz w:val="22"/>
+          <w:szCs w:val="22"/>
+        </w:rPr>
+        <w:t xml:space="preserve">assays </w:t>
+      </w:r>
+      <w:r>
+        <w:rPr>
+          <w:rFonts w:ascii="Arial" w:hAnsi="Arial" w:cs="Arial"/>
+          <w:sz w:val="22"/>
+          <w:szCs w:val="22"/>
+        </w:rPr>
+        <w:t xml:space="preserve">(e.g., CHANGE-seq) </w:t>
+      </w:r>
+      <w:r>
+        <w:rPr>
+          <w:rFonts w:ascii="Arial" w:hAnsi="Arial" w:cs="Arial"/>
+          <w:sz w:val="22"/>
+          <w:szCs w:val="22"/>
+        </w:rPr>
+        <w:t>and</w:t>
+      </w:r>
+      <w:r>
+        <w:rPr>
+          <w:rFonts w:ascii="Arial" w:hAnsi="Arial" w:cs="Arial"/>
+          <w:sz w:val="22"/>
+          <w:szCs w:val="22"/>
+        </w:rPr>
+        <w:t xml:space="preserve"> </w:t>
+      </w:r>
+      <w:r>
+        <w:rPr>
+          <w:rFonts w:ascii="Arial" w:hAnsi="Arial" w:cs="Arial"/>
+          <w:sz w:val="22"/>
+          <w:szCs w:val="22"/>
+        </w:rPr>
+        <w:t>base and prime edit</w:t>
+      </w:r>
+      <w:r>
+        <w:rPr>
+          <w:rFonts w:ascii="Arial" w:hAnsi="Arial" w:cs="Arial"/>
+          <w:sz w:val="22"/>
+          <w:szCs w:val="22"/>
+        </w:rPr>
+        <w:t>ing assays</w:t>
+      </w:r>
+      <w:r>
+        <w:rPr>
+          <w:rFonts w:ascii="Arial" w:hAnsi="Arial" w:cs="Arial"/>
+          <w:sz w:val="22"/>
+          <w:szCs w:val="22"/>
+        </w:rPr>
+        <w:t xml:space="preserve"> </w:t>
+      </w:r>
+      <w:r>
+        <w:rPr>
+          <w:rFonts w:ascii="Arial" w:hAnsi="Arial" w:cs="Arial"/>
+          <w:sz w:val="22"/>
+          <w:szCs w:val="22"/>
+        </w:rPr>
+        <w:t>(e.g., PE-Tag)</w:t>
+      </w:r>
+      <w:r>
+        <w:rPr>
+          <w:rFonts w:ascii="Arial" w:hAnsi="Arial" w:cs="Arial"/>
+          <w:sz w:val="22"/>
+          <w:szCs w:val="22"/>
+        </w:rPr>
+        <w:t xml:space="preserve"> </w:t>
+      </w:r>
+      <w:r>
+        <w:rPr>
+          <w:rFonts w:ascii="Arial" w:hAnsi="Arial" w:cs="Arial"/>
+          <w:sz w:val="22"/>
+          <w:szCs w:val="22"/>
+        </w:rPr>
+        <w:t>are similarly limited</w:t>
+      </w:r>
+      <w:r>
+        <w:rPr>
+          <w:rFonts w:ascii="Arial" w:hAnsi="Arial" w:cs="Arial"/>
+          <w:sz w:val="22"/>
+          <w:szCs w:val="22"/>
+        </w:rPr>
+        <w:t>.</w:t>
       </w:r>
     </w:p>
     <w:p>
@@ -2307,6 +3479,670 @@
           <w:szCs w:val="22"/>
         </w:rPr>
       </w:pPr>
+      <w:r>
+        <w:rPr>
+          <w:rFonts w:ascii="Arial" w:hAnsi="Arial" w:cs="Arial"/>
+          <w:sz w:val="22"/>
+          <w:szCs w:val="22"/>
+        </w:rPr>
+        <w:t xml:space="preserve">The </w:t>
+      </w:r>
+      <w:r>
+        <w:rPr>
+          <w:rFonts w:ascii="Arial" w:hAnsi="Arial" w:cs="Arial"/>
+          <w:sz w:val="22"/>
+          <w:szCs w:val="22"/>
+        </w:rPr>
+        <w:t xml:space="preserve">most </w:t>
+      </w:r>
+      <w:r>
+        <w:rPr>
+          <w:rFonts w:ascii="Arial" w:hAnsi="Arial" w:cs="Arial"/>
+          <w:sz w:val="22"/>
+          <w:szCs w:val="22"/>
+        </w:rPr>
+        <w:t xml:space="preserve">popular </w:t>
+      </w:r>
+      <w:r>
+        <w:rPr>
+          <w:rFonts w:ascii="Arial" w:hAnsi="Arial" w:cs="Arial"/>
+          <w:sz w:val="22"/>
+          <w:szCs w:val="22"/>
+        </w:rPr>
+        <w:t xml:space="preserve">computational </w:t>
+      </w:r>
+      <w:r>
+        <w:rPr>
+          <w:rFonts w:ascii="Arial" w:hAnsi="Arial" w:cs="Arial"/>
+          <w:sz w:val="22"/>
+          <w:szCs w:val="22"/>
+        </w:rPr>
+        <w:t xml:space="preserve">tools for </w:t>
+      </w:r>
+      <w:r>
+        <w:rPr>
+          <w:rFonts w:ascii="Arial" w:hAnsi="Arial" w:cs="Arial"/>
+          <w:sz w:val="22"/>
+          <w:szCs w:val="22"/>
+        </w:rPr>
+        <w:t>analysis of</w:t>
+      </w:r>
+      <w:r>
+        <w:rPr>
+          <w:rFonts w:ascii="Arial" w:hAnsi="Arial" w:cs="Arial"/>
+          <w:sz w:val="22"/>
+          <w:szCs w:val="22"/>
+        </w:rPr>
+        <w:t xml:space="preserve"> targeted </w:t>
+      </w:r>
+      <w:r>
+        <w:rPr>
+          <w:rFonts w:ascii="Arial" w:hAnsi="Arial" w:cs="Arial"/>
+          <w:sz w:val="22"/>
+          <w:szCs w:val="22"/>
+        </w:rPr>
+        <w:t xml:space="preserve">sequencing </w:t>
+      </w:r>
+      <w:r>
+        <w:rPr>
+          <w:rFonts w:ascii="Arial" w:hAnsi="Arial" w:cs="Arial"/>
+          <w:sz w:val="22"/>
+          <w:szCs w:val="22"/>
+        </w:rPr>
+        <w:t>experiments</w:t>
+      </w:r>
+      <w:r>
+        <w:rPr>
+          <w:rFonts w:ascii="Arial" w:hAnsi="Arial" w:cs="Arial"/>
+          <w:sz w:val="22"/>
+          <w:szCs w:val="22"/>
+        </w:rPr>
+        <w:t>,</w:t>
+      </w:r>
+      <w:r>
+        <w:rPr>
+          <w:rFonts w:ascii="Arial" w:hAnsi="Arial" w:cs="Arial"/>
+          <w:sz w:val="22"/>
+          <w:szCs w:val="22"/>
+        </w:rPr>
+        <w:t xml:space="preserve"> </w:t>
+      </w:r>
+      <w:r>
+        <w:rPr>
+          <w:rFonts w:ascii="Arial" w:hAnsi="Arial" w:cs="Arial"/>
+          <w:sz w:val="22"/>
+          <w:szCs w:val="22"/>
+        </w:rPr>
+        <w:t xml:space="preserve">CRISPResso and </w:t>
+      </w:r>
+      <w:r>
+        <w:rPr>
+          <w:rFonts w:ascii="Arial" w:hAnsi="Arial" w:cs="Arial"/>
+          <w:sz w:val="22"/>
+          <w:szCs w:val="22"/>
+        </w:rPr>
+        <w:t>CRISPRECTOR</w:t>
+      </w:r>
+      <w:r>
+        <w:rPr>
+          <w:rFonts w:ascii="Arial" w:hAnsi="Arial" w:cs="Arial"/>
+          <w:sz w:val="22"/>
+          <w:szCs w:val="22"/>
+        </w:rPr>
+        <w:t>, are also</w:t>
+      </w:r>
+      <w:r>
+        <w:rPr>
+          <w:rFonts w:ascii="Arial" w:hAnsi="Arial" w:cs="Arial"/>
+          <w:sz w:val="22"/>
+          <w:szCs w:val="22"/>
+        </w:rPr>
+        <w:t xml:space="preserve"> useful but</w:t>
+      </w:r>
+      <w:r>
+        <w:rPr>
+          <w:rFonts w:ascii="Arial" w:hAnsi="Arial" w:cs="Arial"/>
+          <w:sz w:val="22"/>
+          <w:szCs w:val="22"/>
+        </w:rPr>
+        <w:t xml:space="preserve"> incomplete</w:t>
+      </w:r>
+      <w:r>
+        <w:rPr>
+          <w:rFonts w:ascii="Arial" w:hAnsi="Arial" w:cs="Arial"/>
+          <w:sz w:val="22"/>
+          <w:szCs w:val="22"/>
+        </w:rPr>
+        <w:t xml:space="preserve">. </w:t>
+      </w:r>
+      <w:r>
+        <w:rPr>
+          <w:rFonts w:ascii="Arial" w:hAnsi="Arial" w:cs="Arial"/>
+          <w:sz w:val="22"/>
+          <w:szCs w:val="22"/>
+        </w:rPr>
+        <w:t>CRISPResso</w:t>
+      </w:r>
+      <w:r>
+        <w:rPr>
+          <w:rFonts w:ascii="Arial" w:hAnsi="Arial" w:cs="Arial"/>
+          <w:sz w:val="22"/>
+          <w:szCs w:val="22"/>
+        </w:rPr>
+        <w:t xml:space="preserve"> </w:t>
+      </w:r>
+      <w:r>
+        <w:rPr>
+          <w:rFonts w:ascii="Arial" w:hAnsi="Arial" w:cs="Arial"/>
+          <w:sz w:val="22"/>
+          <w:szCs w:val="22"/>
+        </w:rPr>
+        <w:t xml:space="preserve">processes </w:t>
+      </w:r>
+      <w:r>
+        <w:rPr>
+          <w:rFonts w:ascii="Arial" w:hAnsi="Arial" w:cs="Arial"/>
+          <w:sz w:val="22"/>
+          <w:szCs w:val="22"/>
+        </w:rPr>
+        <w:t xml:space="preserve">raw </w:t>
+      </w:r>
+      <w:r>
+        <w:rPr>
+          <w:rFonts w:ascii="Arial" w:hAnsi="Arial" w:cs="Arial"/>
+          <w:sz w:val="22"/>
+          <w:szCs w:val="22"/>
+        </w:rPr>
+        <w:t xml:space="preserve">sequencing </w:t>
+      </w:r>
+      <w:r>
+        <w:rPr>
+          <w:rFonts w:ascii="Arial" w:hAnsi="Arial" w:cs="Arial"/>
+          <w:sz w:val="22"/>
+          <w:szCs w:val="22"/>
+        </w:rPr>
+        <w:t>reads</w:t>
+      </w:r>
+      <w:r>
+        <w:rPr>
+          <w:rFonts w:ascii="Arial" w:hAnsi="Arial" w:cs="Arial"/>
+          <w:sz w:val="22"/>
+          <w:szCs w:val="22"/>
+        </w:rPr>
+        <w:t xml:space="preserve"> </w:t>
+      </w:r>
+      <w:r>
+        <w:rPr>
+          <w:rFonts w:ascii="Arial" w:hAnsi="Arial" w:cs="Arial"/>
+          <w:sz w:val="22"/>
+          <w:szCs w:val="22"/>
+        </w:rPr>
+        <w:t>into</w:t>
+      </w:r>
+      <w:r>
+        <w:rPr>
+          <w:rFonts w:ascii="Arial" w:hAnsi="Arial" w:cs="Arial"/>
+          <w:sz w:val="22"/>
+          <w:szCs w:val="22"/>
+        </w:rPr>
+        <w:t xml:space="preserve"> </w:t>
+      </w:r>
+      <w:r>
+        <w:rPr>
+          <w:rFonts w:ascii="Arial" w:hAnsi="Arial" w:cs="Arial"/>
+          <w:sz w:val="22"/>
+          <w:szCs w:val="22"/>
+        </w:rPr>
+        <w:t>count table</w:t>
+      </w:r>
+      <w:r>
+        <w:rPr>
+          <w:rFonts w:ascii="Arial" w:hAnsi="Arial" w:cs="Arial"/>
+          <w:sz w:val="22"/>
+          <w:szCs w:val="22"/>
+        </w:rPr>
+        <w:t xml:space="preserve">s </w:t>
+      </w:r>
+      <w:r>
+        <w:rPr>
+          <w:rFonts w:ascii="Arial" w:hAnsi="Arial" w:cs="Arial"/>
+          <w:sz w:val="22"/>
+          <w:szCs w:val="22"/>
+        </w:rPr>
+        <w:t xml:space="preserve">but does not provide statistical quantification </w:t>
+      </w:r>
+      <w:r>
+        <w:rPr>
+          <w:rFonts w:ascii="Arial" w:hAnsi="Arial" w:cs="Arial"/>
+          <w:sz w:val="22"/>
+          <w:szCs w:val="22"/>
+        </w:rPr>
+        <w:t xml:space="preserve">(e.g., </w:t>
+      </w:r>
+      <w:r>
+        <w:rPr>
+          <w:rFonts w:ascii="Arial" w:hAnsi="Arial" w:cs="Arial"/>
+          <w:sz w:val="22"/>
+          <w:szCs w:val="22"/>
+        </w:rPr>
+        <w:t xml:space="preserve">estimating editing rates, </w:t>
+      </w:r>
+      <w:r>
+        <w:rPr>
+          <w:rFonts w:ascii="Arial" w:hAnsi="Arial" w:cs="Arial"/>
+          <w:sz w:val="22"/>
+          <w:szCs w:val="22"/>
+        </w:rPr>
+        <w:t xml:space="preserve">testing </w:t>
+      </w:r>
+      <w:r>
+        <w:rPr>
+          <w:rFonts w:ascii="Arial" w:hAnsi="Arial" w:cs="Arial"/>
+          <w:sz w:val="22"/>
+          <w:szCs w:val="22"/>
+        </w:rPr>
+        <w:t xml:space="preserve">biologically </w:t>
+      </w:r>
+      <w:r>
+        <w:rPr>
+          <w:rFonts w:ascii="Arial" w:hAnsi="Arial" w:cs="Arial"/>
+          <w:sz w:val="22"/>
+          <w:szCs w:val="22"/>
+        </w:rPr>
+        <w:t xml:space="preserve">relevant hypotheses, etc.). </w:t>
+      </w:r>
+      <w:r>
+        <w:rPr>
+          <w:rFonts w:ascii="Arial" w:hAnsi="Arial" w:cs="Arial"/>
+          <w:sz w:val="22"/>
+          <w:szCs w:val="22"/>
+        </w:rPr>
+        <w:t xml:space="preserve">CRISPRECTOR, </w:t>
+      </w:r>
+      <w:r>
+        <w:rPr>
+          <w:rFonts w:ascii="Arial" w:hAnsi="Arial" w:cs="Arial"/>
+          <w:sz w:val="22"/>
+          <w:szCs w:val="22"/>
+        </w:rPr>
+        <w:t>on the other hand</w:t>
+      </w:r>
+      <w:r>
+        <w:rPr>
+          <w:rFonts w:ascii="Arial" w:hAnsi="Arial" w:cs="Arial"/>
+          <w:sz w:val="22"/>
+          <w:szCs w:val="22"/>
+        </w:rPr>
+        <w:t xml:space="preserve">, </w:t>
+      </w:r>
+      <w:r>
+        <w:rPr>
+          <w:rFonts w:ascii="Arial" w:hAnsi="Arial" w:cs="Arial"/>
+          <w:sz w:val="22"/>
+          <w:szCs w:val="22"/>
+        </w:rPr>
+        <w:t xml:space="preserve">implements a </w:t>
+      </w:r>
+      <w:r>
+        <w:rPr>
+          <w:rFonts w:ascii="Arial" w:hAnsi="Arial" w:cs="Arial"/>
+          <w:sz w:val="22"/>
+          <w:szCs w:val="22"/>
+        </w:rPr>
+        <w:t>Bayesian</w:t>
+      </w:r>
+      <w:r>
+        <w:rPr>
+          <w:rFonts w:ascii="Arial" w:hAnsi="Arial" w:cs="Arial"/>
+          <w:sz w:val="22"/>
+          <w:szCs w:val="22"/>
+        </w:rPr>
+        <w:t xml:space="preserve"> </w:t>
+      </w:r>
+      <w:r>
+        <w:rPr>
+          <w:rFonts w:ascii="Arial" w:hAnsi="Arial" w:cs="Arial"/>
+          <w:sz w:val="22"/>
+          <w:szCs w:val="22"/>
+        </w:rPr>
+        <w:t>comparative framework</w:t>
+      </w:r>
+      <w:r>
+        <w:rPr>
+          <w:rFonts w:ascii="Arial" w:hAnsi="Arial" w:cs="Arial"/>
+          <w:sz w:val="22"/>
+          <w:szCs w:val="22"/>
+        </w:rPr>
+        <w:t xml:space="preserve"> for assessing editing activity</w:t>
+      </w:r>
+      <w:r>
+        <w:rPr>
+          <w:rFonts w:ascii="Arial" w:hAnsi="Arial" w:cs="Arial"/>
+          <w:sz w:val="22"/>
+          <w:szCs w:val="22"/>
+        </w:rPr>
+        <w:t xml:space="preserve"> </w:t>
+      </w:r>
+      <w:r>
+        <w:rPr>
+          <w:rFonts w:ascii="Arial" w:hAnsi="Arial" w:cs="Arial"/>
+          <w:sz w:val="22"/>
+          <w:szCs w:val="22"/>
+        </w:rPr>
+        <w:t xml:space="preserve">but </w:t>
+      </w:r>
+      <w:r>
+        <w:rPr>
+          <w:rFonts w:ascii="Arial" w:hAnsi="Arial" w:cs="Arial"/>
+          <w:sz w:val="22"/>
+          <w:szCs w:val="22"/>
+        </w:rPr>
+        <w:t>does not</w:t>
+      </w:r>
+      <w:r>
+        <w:rPr>
+          <w:rFonts w:ascii="Arial" w:hAnsi="Arial" w:cs="Arial"/>
+          <w:sz w:val="22"/>
+          <w:szCs w:val="22"/>
+        </w:rPr>
+        <w:t xml:space="preserve"> estimate a </w:t>
+      </w:r>
+      <w:r>
+        <w:rPr>
+          <w:rFonts w:ascii="Arial" w:hAnsi="Arial" w:cs="Arial"/>
+          <w:sz w:val="22"/>
+          <w:szCs w:val="22"/>
+        </w:rPr>
+        <w:t>readily</w:t>
+      </w:r>
+      <w:r>
+        <w:rPr>
+          <w:rFonts w:ascii="Arial" w:hAnsi="Arial" w:cs="Arial"/>
+          <w:sz w:val="22"/>
+          <w:szCs w:val="22"/>
+        </w:rPr>
+        <w:t xml:space="preserve"> </w:t>
+      </w:r>
+      <w:r>
+        <w:rPr>
+          <w:rFonts w:ascii="Arial" w:hAnsi="Arial" w:cs="Arial"/>
+          <w:sz w:val="22"/>
+          <w:szCs w:val="22"/>
+        </w:rPr>
+        <w:t>interpretable</w:t>
+      </w:r>
+      <w:r>
+        <w:rPr>
+          <w:rFonts w:ascii="Arial" w:hAnsi="Arial" w:cs="Arial"/>
+          <w:sz w:val="22"/>
+          <w:szCs w:val="22"/>
+        </w:rPr>
+        <w:t xml:space="preserve"> quantity,</w:t>
+      </w:r>
+      <w:r>
+        <w:rPr>
+          <w:rFonts w:ascii="Arial" w:hAnsi="Arial" w:cs="Arial"/>
+          <w:sz w:val="22"/>
+          <w:szCs w:val="22"/>
+        </w:rPr>
+        <w:t xml:space="preserve"> handle</w:t>
+      </w:r>
+      <w:r>
+        <w:rPr>
+          <w:rFonts w:ascii="Arial" w:hAnsi="Arial" w:cs="Arial"/>
+          <w:sz w:val="22"/>
+          <w:szCs w:val="22"/>
+        </w:rPr>
+        <w:t xml:space="preserve"> experimental</w:t>
+      </w:r>
+      <w:r>
+        <w:rPr>
+          <w:rFonts w:ascii="Arial" w:hAnsi="Arial" w:cs="Arial"/>
+          <w:sz w:val="22"/>
+          <w:szCs w:val="22"/>
+        </w:rPr>
+        <w:t xml:space="preserve"> replicates</w:t>
+      </w:r>
+      <w:r>
+        <w:rPr>
+          <w:rFonts w:ascii="Arial" w:hAnsi="Arial" w:cs="Arial"/>
+          <w:sz w:val="22"/>
+          <w:szCs w:val="22"/>
+        </w:rPr>
+        <w:t xml:space="preserve"> or </w:t>
+      </w:r>
+      <w:r>
+        <w:rPr>
+          <w:rFonts w:ascii="Arial" w:hAnsi="Arial" w:cs="Arial"/>
+          <w:sz w:val="22"/>
+          <w:szCs w:val="22"/>
+        </w:rPr>
+        <w:t>covariates</w:t>
+      </w:r>
+      <w:r>
+        <w:rPr>
+          <w:rFonts w:ascii="Arial" w:hAnsi="Arial" w:cs="Arial"/>
+          <w:sz w:val="22"/>
+          <w:szCs w:val="22"/>
+        </w:rPr>
+        <w:t>,</w:t>
+      </w:r>
+      <w:r>
+        <w:rPr>
+          <w:rFonts w:ascii="Arial" w:hAnsi="Arial" w:cs="Arial"/>
+          <w:sz w:val="22"/>
+          <w:szCs w:val="22"/>
+        </w:rPr>
+        <w:t xml:space="preserve"> account for overdispersion</w:t>
+      </w:r>
+      <w:r>
+        <w:rPr>
+          <w:rFonts w:ascii="Arial" w:hAnsi="Arial" w:cs="Arial"/>
+          <w:sz w:val="22"/>
+          <w:szCs w:val="22"/>
+        </w:rPr>
+        <w:t xml:space="preserve"> </w:t>
+      </w:r>
+      <w:r>
+        <w:rPr>
+          <w:rFonts w:ascii="Arial" w:hAnsi="Arial" w:cs="Arial"/>
+          <w:sz w:val="22"/>
+          <w:szCs w:val="22"/>
+        </w:rPr>
+        <w:t>(</w:t>
+      </w:r>
+      <w:r>
+        <w:rPr>
+          <w:rFonts w:ascii="Arial" w:hAnsi="Arial" w:cs="Arial"/>
+          <w:sz w:val="22"/>
+          <w:szCs w:val="22"/>
+        </w:rPr>
+        <w:t>which can lead</w:t>
+      </w:r>
+      <w:r>
+        <w:rPr>
+          <w:rFonts w:ascii="Arial" w:hAnsi="Arial" w:cs="Arial"/>
+          <w:sz w:val="22"/>
+          <w:szCs w:val="22"/>
+        </w:rPr>
+        <w:t xml:space="preserve"> to </w:t>
+      </w:r>
+      <w:r>
+        <w:rPr>
+          <w:rFonts w:ascii="Arial" w:hAnsi="Arial" w:cs="Arial"/>
+          <w:sz w:val="22"/>
+          <w:szCs w:val="22"/>
+        </w:rPr>
+        <w:t>overly confident</w:t>
+      </w:r>
+      <w:r>
+        <w:rPr>
+          <w:rFonts w:ascii="Arial" w:hAnsi="Arial" w:cs="Arial"/>
+          <w:sz w:val="22"/>
+          <w:szCs w:val="22"/>
+        </w:rPr>
+        <w:t xml:space="preserve"> </w:t>
+      </w:r>
+      <w:r>
+        <w:rPr>
+          <w:rFonts w:ascii="Arial" w:hAnsi="Arial" w:cs="Arial"/>
+          <w:sz w:val="22"/>
+          <w:szCs w:val="22"/>
+        </w:rPr>
+        <w:t>inferential</w:t>
+      </w:r>
+      <w:r>
+        <w:rPr>
+          <w:rFonts w:ascii="Arial" w:hAnsi="Arial" w:cs="Arial"/>
+          <w:sz w:val="22"/>
+          <w:szCs w:val="22"/>
+        </w:rPr>
+        <w:t xml:space="preserve"> statements</w:t>
+      </w:r>
+      <w:r>
+        <w:rPr>
+          <w:rFonts w:ascii="Arial" w:hAnsi="Arial" w:cs="Arial"/>
+          <w:sz w:val="22"/>
+          <w:szCs w:val="22"/>
+        </w:rPr>
+        <w:t>),</w:t>
+      </w:r>
+      <w:r>
+        <w:rPr>
+          <w:rFonts w:ascii="Arial" w:hAnsi="Arial" w:cs="Arial"/>
+          <w:sz w:val="22"/>
+          <w:szCs w:val="22"/>
+        </w:rPr>
+        <w:t xml:space="preserve"> or</w:t>
+      </w:r>
+      <w:r>
+        <w:rPr>
+          <w:rFonts w:ascii="Arial" w:hAnsi="Arial" w:cs="Arial"/>
+          <w:sz w:val="22"/>
+          <w:szCs w:val="22"/>
+        </w:rPr>
+        <w:t xml:space="preserve"> </w:t>
+      </w:r>
+      <w:r>
+        <w:rPr>
+          <w:rFonts w:ascii="Arial" w:hAnsi="Arial" w:cs="Arial"/>
+          <w:sz w:val="22"/>
+          <w:szCs w:val="22"/>
+        </w:rPr>
+        <w:t>extend to base or prime editing</w:t>
+      </w:r>
+      <w:r>
+        <w:rPr>
+          <w:rFonts w:ascii="Arial" w:hAnsi="Arial" w:cs="Arial"/>
+          <w:sz w:val="22"/>
+          <w:szCs w:val="22"/>
+        </w:rPr>
+        <w:t xml:space="preserve">. </w:t>
+      </w:r>
+      <w:r>
+        <w:rPr>
+          <w:rFonts w:ascii="Arial" w:hAnsi="Arial" w:cs="Arial"/>
+          <w:sz w:val="22"/>
+          <w:szCs w:val="22"/>
+        </w:rPr>
+        <w:t>Importantly</w:t>
+      </w:r>
+      <w:r>
+        <w:rPr>
+          <w:rFonts w:ascii="Arial" w:hAnsi="Arial" w:cs="Arial"/>
+          <w:sz w:val="22"/>
+          <w:szCs w:val="22"/>
+        </w:rPr>
+        <w:t xml:space="preserve">, </w:t>
+      </w:r>
+      <w:r>
+        <w:rPr>
+          <w:rFonts w:ascii="Arial" w:hAnsi="Arial" w:cs="Arial"/>
+          <w:sz w:val="22"/>
+          <w:szCs w:val="22"/>
+        </w:rPr>
+        <w:t xml:space="preserve">neither </w:t>
+      </w:r>
+      <w:r>
+        <w:rPr>
+          <w:rFonts w:ascii="Arial" w:hAnsi="Arial" w:cs="Arial"/>
+          <w:sz w:val="22"/>
+          <w:szCs w:val="22"/>
+        </w:rPr>
+        <w:t>CRISPResso</w:t>
+      </w:r>
+      <w:r>
+        <w:rPr>
+          <w:rFonts w:ascii="Arial" w:hAnsi="Arial" w:cs="Arial"/>
+          <w:sz w:val="22"/>
+          <w:szCs w:val="22"/>
+        </w:rPr>
+        <w:t xml:space="preserve"> nor </w:t>
+      </w:r>
+      <w:r>
+        <w:rPr>
+          <w:rFonts w:ascii="Arial" w:hAnsi="Arial" w:cs="Arial"/>
+          <w:sz w:val="22"/>
+          <w:szCs w:val="22"/>
+        </w:rPr>
+        <w:t>CRISPRECTOR</w:t>
+      </w:r>
+      <w:r>
+        <w:rPr>
+          <w:rFonts w:ascii="Arial" w:hAnsi="Arial" w:cs="Arial"/>
+          <w:sz w:val="22"/>
+          <w:szCs w:val="22"/>
+        </w:rPr>
+        <w:t xml:space="preserve"> </w:t>
+      </w:r>
+      <w:r>
+        <w:rPr>
+          <w:rFonts w:ascii="Arial" w:hAnsi="Arial" w:cs="Arial"/>
+          <w:sz w:val="22"/>
+          <w:szCs w:val="22"/>
+        </w:rPr>
+        <w:t>implement a power calculator or experimental design module</w:t>
+      </w:r>
+      <w:r>
+        <w:rPr>
+          <w:rFonts w:ascii="Arial" w:hAnsi="Arial" w:cs="Arial"/>
+          <w:sz w:val="22"/>
+          <w:szCs w:val="22"/>
+        </w:rPr>
+        <w:t>, leaving experimentalists to determine key experimental parameters (e.g., sequencing depth</w:t>
+      </w:r>
+      <w:r>
+        <w:rPr>
+          <w:rFonts w:ascii="Arial" w:hAnsi="Arial" w:cs="Arial"/>
+          <w:sz w:val="22"/>
+          <w:szCs w:val="22"/>
+        </w:rPr>
+        <w:t xml:space="preserve"> and</w:t>
+      </w:r>
+      <w:r>
+        <w:rPr>
+          <w:rFonts w:ascii="Arial" w:hAnsi="Arial" w:cs="Arial"/>
+          <w:sz w:val="22"/>
+          <w:szCs w:val="22"/>
+        </w:rPr>
+        <w:t xml:space="preserve"> replicate count) on their own</w:t>
+      </w:r>
+      <w:r>
+        <w:rPr>
+          <w:rFonts w:ascii="Arial" w:hAnsi="Arial" w:cs="Arial"/>
+          <w:sz w:val="22"/>
+          <w:szCs w:val="22"/>
+        </w:rPr>
+        <w:t>, typically</w:t>
+      </w:r>
+      <w:r>
+        <w:rPr>
+          <w:rFonts w:ascii="Arial" w:hAnsi="Arial" w:cs="Arial"/>
+          <w:sz w:val="22"/>
+          <w:szCs w:val="22"/>
+        </w:rPr>
+        <w:t xml:space="preserve"> using heuristics.</w:t>
+      </w:r>
     </w:p>
     <w:p>
       <w:pPr>
@@ -2317,85 +4153,15 @@
           <w:szCs w:val="22"/>
         </w:rPr>
       </w:pPr>
-    </w:p>
-    <w:p>
-      <w:pPr>
-        <w:spacing w:after="40"/>
-        <w:rPr>
-          <w:rFonts w:ascii="Arial" w:hAnsi="Arial" w:cs="Arial"/>
-          <w:sz w:val="22"/>
-          <w:szCs w:val="22"/>
-        </w:rPr>
-      </w:pPr>
-    </w:p>
-    <w:p>
-      <w:pPr>
-        <w:spacing w:after="40"/>
-        <w:rPr>
-          <w:rFonts w:ascii="Arial" w:hAnsi="Arial" w:cs="Arial"/>
-          <w:sz w:val="22"/>
-          <w:szCs w:val="22"/>
-        </w:rPr>
-      </w:pPr>
-    </w:p>
-    <w:p>
-      <w:pPr>
-        <w:spacing w:after="40"/>
-        <w:rPr>
-          <w:rFonts w:ascii="Arial" w:hAnsi="Arial" w:cs="Arial"/>
-          <w:sz w:val="22"/>
-          <w:szCs w:val="22"/>
-        </w:rPr>
-      </w:pPr>
-    </w:p>
-    <w:p>
-      <w:pPr>
-        <w:spacing w:after="40"/>
-        <w:rPr>
-          <w:rFonts w:ascii="Arial" w:hAnsi="Arial" w:cs="Arial"/>
-          <w:sz w:val="22"/>
-          <w:szCs w:val="22"/>
-        </w:rPr>
-      </w:pPr>
-    </w:p>
-    <w:p>
-      <w:pPr>
-        <w:spacing w:after="40"/>
-        <w:rPr>
-          <w:rFonts w:ascii="Arial" w:hAnsi="Arial" w:cs="Arial"/>
-          <w:sz w:val="22"/>
-          <w:szCs w:val="22"/>
-        </w:rPr>
-      </w:pPr>
-      <w:r>
-        <w:rPr>
-          <w:rFonts w:ascii="Arial" w:hAnsi="Arial" w:cs="Arial"/>
-          <w:sz w:val="22"/>
-          <w:szCs w:val="22"/>
-        </w:rPr>
-        <w:t xml:space="preserve"> </w:t>
-      </w:r>
-    </w:p>
-    <w:p>
-      <w:pPr>
-        <w:spacing w:after="40"/>
+      <w:r>
         <w:rPr>
           <w:rFonts w:ascii="Arial" w:hAnsi="Arial" w:cs="Arial"/>
           <w:sz w:val="22"/>
           <w:szCs w:val="22"/>
           <w:u w:val="single"/>
         </w:rPr>
-      </w:pPr>
-    </w:p>
-    <w:p>
-      <w:pPr>
-        <w:spacing w:after="40"/>
-        <w:rPr>
-          <w:rFonts w:ascii="Arial" w:hAnsi="Arial" w:cs="Arial"/>
-          <w:sz w:val="22"/>
-          <w:szCs w:val="22"/>
-        </w:rPr>
-      </w:pPr>
+        <w:t xml:space="preserve">A4. </w:t>
+      </w:r>
       <w:r>
         <w:rPr>
           <w:rFonts w:ascii="Arial" w:hAnsi="Arial" w:cs="Arial"/>
@@ -2403,7 +4169,43 @@
           <w:szCs w:val="22"/>
           <w:u w:val="single"/>
         </w:rPr>
-        <w:t>A5. Software need</w:t>
+        <w:t>Consequences</w:t>
+      </w:r>
+      <w:r>
+        <w:rPr>
+          <w:rFonts w:ascii="Arial" w:hAnsi="Arial" w:cs="Arial"/>
+          <w:sz w:val="22"/>
+          <w:szCs w:val="22"/>
+          <w:u w:val="single"/>
+        </w:rPr>
+        <w:t xml:space="preserve"> </w:t>
+      </w:r>
+      <w:r>
+        <w:rPr>
+          <w:rFonts w:ascii="Arial" w:hAnsi="Arial" w:cs="Arial"/>
+          <w:sz w:val="22"/>
+          <w:szCs w:val="22"/>
+          <w:u w:val="single"/>
+        </w:rPr>
+        <w:t xml:space="preserve">for </w:t>
+      </w:r>
+      <w:r>
+        <w:rPr>
+          <w:rFonts w:ascii="Arial" w:hAnsi="Arial" w:cs="Arial"/>
+          <w:sz w:val="22"/>
+          <w:szCs w:val="22"/>
+          <w:u w:val="single"/>
+        </w:rPr>
+        <w:t>therapeutic</w:t>
+      </w:r>
+      <w:r>
+        <w:rPr>
+          <w:rFonts w:ascii="Arial" w:hAnsi="Arial" w:cs="Arial"/>
+          <w:sz w:val="22"/>
+          <w:szCs w:val="22"/>
+          <w:u w:val="single"/>
+        </w:rPr>
+        <w:t xml:space="preserve"> development</w:t>
       </w:r>
       <w:r>
         <w:rPr>
@@ -2412,6 +4214,495 @@
           <w:szCs w:val="22"/>
         </w:rPr>
         <w:t>.</w:t>
+      </w:r>
+      <w:r>
+        <w:rPr>
+          <w:rFonts w:ascii="Arial" w:hAnsi="Arial" w:cs="Arial"/>
+          <w:sz w:val="22"/>
+          <w:szCs w:val="22"/>
+        </w:rPr>
+        <w:t xml:space="preserve"> </w:t>
+      </w:r>
+      <w:r>
+        <w:rPr>
+          <w:rFonts w:ascii="Arial" w:hAnsi="Arial" w:cs="Arial"/>
+          <w:sz w:val="22"/>
+          <w:szCs w:val="22"/>
+        </w:rPr>
+        <w:t>Computational a</w:t>
+      </w:r>
+      <w:r>
+        <w:rPr>
+          <w:rFonts w:ascii="Arial" w:hAnsi="Arial" w:cs="Arial"/>
+          <w:sz w:val="22"/>
+          <w:szCs w:val="22"/>
+        </w:rPr>
+        <w:t xml:space="preserve">nalysis </w:t>
+      </w:r>
+      <w:r>
+        <w:rPr>
+          <w:rFonts w:ascii="Arial" w:hAnsi="Arial" w:cs="Arial"/>
+          <w:sz w:val="22"/>
+          <w:szCs w:val="22"/>
+        </w:rPr>
+        <w:t xml:space="preserve">of </w:t>
+      </w:r>
+      <w:r>
+        <w:rPr>
+          <w:rFonts w:ascii="Arial" w:hAnsi="Arial" w:cs="Arial"/>
+          <w:sz w:val="22"/>
+          <w:szCs w:val="22"/>
+        </w:rPr>
+        <w:t>CRISPR e</w:t>
+      </w:r>
+      <w:r>
+        <w:rPr>
+          <w:rFonts w:ascii="Arial" w:hAnsi="Arial" w:cs="Arial"/>
+          <w:sz w:val="22"/>
+          <w:szCs w:val="22"/>
+        </w:rPr>
+        <w:t xml:space="preserve">diting data </w:t>
+      </w:r>
+      <w:r>
+        <w:rPr>
+          <w:rFonts w:ascii="Arial" w:hAnsi="Arial" w:cs="Arial"/>
+          <w:sz w:val="22"/>
+          <w:szCs w:val="22"/>
+        </w:rPr>
+        <w:t xml:space="preserve">is high-stakes: </w:t>
+      </w:r>
+      <w:r>
+        <w:rPr>
+          <w:rFonts w:ascii="Arial" w:hAnsi="Arial" w:cs="Arial"/>
+          <w:sz w:val="22"/>
+          <w:szCs w:val="22"/>
+        </w:rPr>
+        <w:t xml:space="preserve">a permissive analysis </w:t>
+      </w:r>
+      <w:r>
+        <w:rPr>
+          <w:rFonts w:ascii="Arial" w:hAnsi="Arial" w:cs="Arial"/>
+          <w:sz w:val="22"/>
+          <w:szCs w:val="22"/>
+        </w:rPr>
+        <w:t xml:space="preserve">may </w:t>
+      </w:r>
+      <w:r>
+        <w:rPr>
+          <w:rFonts w:ascii="Arial" w:hAnsi="Arial" w:cs="Arial"/>
+          <w:sz w:val="22"/>
+          <w:szCs w:val="22"/>
+        </w:rPr>
+        <w:t>nominate</w:t>
+      </w:r>
+      <w:r>
+        <w:rPr>
+          <w:rFonts w:ascii="Arial" w:hAnsi="Arial" w:cs="Arial"/>
+          <w:sz w:val="22"/>
+          <w:szCs w:val="22"/>
+        </w:rPr>
+        <w:t xml:space="preserve"> </w:t>
+      </w:r>
+      <w:r>
+        <w:rPr>
+          <w:rFonts w:ascii="Arial" w:hAnsi="Arial" w:cs="Arial"/>
+          <w:sz w:val="22"/>
+          <w:szCs w:val="22"/>
+        </w:rPr>
+        <w:t>too many</w:t>
+      </w:r>
+      <w:r>
+        <w:rPr>
+          <w:rFonts w:ascii="Arial" w:hAnsi="Arial" w:cs="Arial"/>
+          <w:sz w:val="22"/>
+          <w:szCs w:val="22"/>
+        </w:rPr>
+        <w:t xml:space="preserve"> </w:t>
+      </w:r>
+      <w:r>
+        <w:rPr>
+          <w:rFonts w:ascii="Arial" w:hAnsi="Arial" w:cs="Arial"/>
+          <w:sz w:val="22"/>
+          <w:szCs w:val="22"/>
+        </w:rPr>
+        <w:t xml:space="preserve">false positive </w:t>
+      </w:r>
+      <w:r>
+        <w:rPr>
+          <w:rFonts w:ascii="Arial" w:hAnsi="Arial" w:cs="Arial"/>
+          <w:sz w:val="22"/>
+          <w:szCs w:val="22"/>
+        </w:rPr>
+        <w:t>sites</w:t>
+      </w:r>
+      <w:r>
+        <w:rPr>
+          <w:rFonts w:ascii="Arial" w:hAnsi="Arial" w:cs="Arial"/>
+          <w:sz w:val="22"/>
+          <w:szCs w:val="22"/>
+        </w:rPr>
+        <w:t xml:space="preserve">, </w:t>
+      </w:r>
+      <w:r>
+        <w:rPr>
+          <w:rFonts w:ascii="Arial" w:hAnsi="Arial" w:cs="Arial"/>
+          <w:sz w:val="22"/>
+          <w:szCs w:val="22"/>
+        </w:rPr>
+        <w:t>causing researchers to</w:t>
+      </w:r>
+      <w:r>
+        <w:rPr>
+          <w:rFonts w:ascii="Arial" w:hAnsi="Arial" w:cs="Arial"/>
+          <w:sz w:val="22"/>
+          <w:szCs w:val="22"/>
+        </w:rPr>
+        <w:t xml:space="preserve"> </w:t>
+      </w:r>
+      <w:r>
+        <w:rPr>
+          <w:rFonts w:ascii="Arial" w:hAnsi="Arial" w:cs="Arial"/>
+          <w:sz w:val="22"/>
+          <w:szCs w:val="22"/>
+        </w:rPr>
+        <w:t>discard a promising editor</w:t>
+      </w:r>
+      <w:r>
+        <w:rPr>
+          <w:rFonts w:ascii="Arial" w:hAnsi="Arial" w:cs="Arial"/>
+          <w:sz w:val="22"/>
+          <w:szCs w:val="22"/>
+        </w:rPr>
+        <w:t xml:space="preserve"> or</w:t>
+      </w:r>
+      <w:r>
+        <w:rPr>
+          <w:rFonts w:ascii="Arial" w:hAnsi="Arial" w:cs="Arial"/>
+          <w:sz w:val="22"/>
+          <w:szCs w:val="22"/>
+        </w:rPr>
+        <w:t xml:space="preserve"> </w:t>
+      </w:r>
+      <w:r>
+        <w:rPr>
+          <w:rFonts w:ascii="Arial" w:hAnsi="Arial" w:cs="Arial"/>
+          <w:sz w:val="22"/>
+          <w:szCs w:val="22"/>
+        </w:rPr>
+        <w:t xml:space="preserve">waste </w:t>
+      </w:r>
+      <w:r>
+        <w:rPr>
+          <w:rFonts w:ascii="Arial" w:hAnsi="Arial" w:cs="Arial"/>
+          <w:sz w:val="22"/>
+          <w:szCs w:val="22"/>
+        </w:rPr>
+        <w:t>resources</w:t>
+      </w:r>
+      <w:r>
+        <w:rPr>
+          <w:rFonts w:ascii="Arial" w:hAnsi="Arial" w:cs="Arial"/>
+          <w:sz w:val="22"/>
+          <w:szCs w:val="22"/>
+        </w:rPr>
+        <w:t xml:space="preserve"> </w:t>
+      </w:r>
+      <w:r>
+        <w:rPr>
+          <w:rFonts w:ascii="Arial" w:hAnsi="Arial" w:cs="Arial"/>
+          <w:sz w:val="22"/>
+          <w:szCs w:val="22"/>
+        </w:rPr>
+        <w:t>on</w:t>
+      </w:r>
+      <w:r>
+        <w:rPr>
+          <w:rFonts w:ascii="Arial" w:hAnsi="Arial" w:cs="Arial"/>
+          <w:sz w:val="22"/>
+          <w:szCs w:val="22"/>
+        </w:rPr>
+        <w:t xml:space="preserve"> needless</w:t>
+      </w:r>
+      <w:r>
+        <w:rPr>
+          <w:rFonts w:ascii="Arial" w:hAnsi="Arial" w:cs="Arial"/>
+          <w:sz w:val="22"/>
+          <w:szCs w:val="22"/>
+        </w:rPr>
+        <w:t xml:space="preserve"> </w:t>
+      </w:r>
+      <w:r>
+        <w:rPr>
+          <w:rFonts w:ascii="Arial" w:hAnsi="Arial" w:cs="Arial"/>
+          <w:sz w:val="22"/>
+          <w:szCs w:val="22"/>
+        </w:rPr>
+        <w:t xml:space="preserve">validation </w:t>
+      </w:r>
+      <w:r>
+        <w:rPr>
+          <w:rFonts w:ascii="Arial" w:hAnsi="Arial" w:cs="Arial"/>
+          <w:sz w:val="22"/>
+          <w:szCs w:val="22"/>
+        </w:rPr>
+        <w:t>studies</w:t>
+      </w:r>
+      <w:r>
+        <w:rPr>
+          <w:rFonts w:ascii="Arial" w:hAnsi="Arial" w:cs="Arial"/>
+          <w:sz w:val="22"/>
+          <w:szCs w:val="22"/>
+        </w:rPr>
+        <w:t xml:space="preserve">. </w:t>
+      </w:r>
+      <w:r>
+        <w:rPr>
+          <w:rFonts w:ascii="Arial" w:hAnsi="Arial" w:cs="Arial"/>
+          <w:sz w:val="22"/>
+          <w:szCs w:val="22"/>
+        </w:rPr>
+        <w:t xml:space="preserve">A conservative analysis, on the other hand, </w:t>
+      </w:r>
+      <w:r>
+        <w:rPr>
+          <w:rFonts w:ascii="Arial" w:hAnsi="Arial" w:cs="Arial"/>
+          <w:sz w:val="22"/>
+          <w:szCs w:val="22"/>
+        </w:rPr>
+        <w:t xml:space="preserve">may miss </w:t>
+      </w:r>
+      <w:r>
+        <w:rPr>
+          <w:rFonts w:ascii="Arial" w:hAnsi="Arial" w:cs="Arial"/>
+          <w:sz w:val="22"/>
+          <w:szCs w:val="22"/>
+        </w:rPr>
+        <w:t xml:space="preserve">off-target sites or </w:t>
+      </w:r>
+      <w:r>
+        <w:rPr>
+          <w:rFonts w:ascii="Arial" w:hAnsi="Arial" w:cs="Arial"/>
+          <w:sz w:val="22"/>
+          <w:szCs w:val="22"/>
+        </w:rPr>
+        <w:t>rare but</w:t>
+      </w:r>
+      <w:r>
+        <w:rPr>
+          <w:rFonts w:ascii="Arial" w:hAnsi="Arial" w:cs="Arial"/>
+          <w:sz w:val="22"/>
+          <w:szCs w:val="22"/>
+        </w:rPr>
+        <w:t xml:space="preserve"> clinically</w:t>
+      </w:r>
+      <w:r>
+        <w:rPr>
+          <w:rFonts w:ascii="Arial" w:hAnsi="Arial" w:cs="Arial"/>
+          <w:sz w:val="22"/>
+          <w:szCs w:val="22"/>
+        </w:rPr>
+        <w:t xml:space="preserve"> important </w:t>
+      </w:r>
+      <w:r>
+        <w:rPr>
+          <w:rFonts w:ascii="Arial" w:hAnsi="Arial" w:cs="Arial"/>
+          <w:sz w:val="22"/>
+          <w:szCs w:val="22"/>
+        </w:rPr>
+        <w:t>editing outcomes (e.g., large deletions)</w:t>
+      </w:r>
+      <w:r>
+        <w:rPr>
+          <w:rFonts w:ascii="Arial" w:hAnsi="Arial" w:cs="Arial"/>
+          <w:sz w:val="22"/>
+          <w:szCs w:val="22"/>
+        </w:rPr>
+        <w:t>, presenting safety concerns</w:t>
+      </w:r>
+      <w:r>
+        <w:rPr>
+          <w:rFonts w:ascii="Arial" w:hAnsi="Arial" w:cs="Arial"/>
+          <w:sz w:val="22"/>
+          <w:szCs w:val="22"/>
+        </w:rPr>
+        <w:t>.</w:t>
+      </w:r>
+      <w:r>
+        <w:rPr>
+          <w:rFonts w:ascii="Arial" w:hAnsi="Arial" w:cs="Arial"/>
+          <w:sz w:val="22"/>
+          <w:szCs w:val="22"/>
+        </w:rPr>
+        <w:t xml:space="preserve"> </w:t>
+      </w:r>
+      <w:r>
+        <w:rPr>
+          <w:rFonts w:ascii="Arial" w:hAnsi="Arial" w:cs="Arial"/>
+          <w:sz w:val="22"/>
+          <w:szCs w:val="22"/>
+        </w:rPr>
+        <w:t xml:space="preserve">Additionally, </w:t>
+      </w:r>
+      <w:r>
+        <w:rPr>
+          <w:rFonts w:ascii="Arial" w:hAnsi="Arial" w:cs="Arial"/>
+          <w:sz w:val="22"/>
+          <w:szCs w:val="22"/>
+        </w:rPr>
+        <w:t xml:space="preserve">researchers </w:t>
+      </w:r>
+      <w:r>
+        <w:rPr>
+          <w:rFonts w:ascii="Arial" w:hAnsi="Arial" w:cs="Arial"/>
+          <w:sz w:val="22"/>
+          <w:szCs w:val="22"/>
+        </w:rPr>
+        <w:t xml:space="preserve">may </w:t>
+      </w:r>
+      <w:r>
+        <w:rPr>
+          <w:rFonts w:ascii="Arial" w:hAnsi="Arial" w:cs="Arial"/>
+          <w:sz w:val="22"/>
+          <w:szCs w:val="22"/>
+        </w:rPr>
+        <w:t xml:space="preserve">sequence more deeply than </w:t>
+      </w:r>
+      <w:r>
+        <w:rPr>
+          <w:rFonts w:ascii="Arial" w:hAnsi="Arial" w:cs="Arial"/>
+          <w:sz w:val="22"/>
+          <w:szCs w:val="22"/>
+        </w:rPr>
+        <w:t>requir</w:t>
+      </w:r>
+      <w:r>
+        <w:rPr>
+          <w:rFonts w:ascii="Arial" w:hAnsi="Arial" w:cs="Arial"/>
+          <w:sz w:val="22"/>
+          <w:szCs w:val="22"/>
+        </w:rPr>
+        <w:t>ed</w:t>
+      </w:r>
+      <w:r>
+        <w:rPr>
+          <w:rFonts w:ascii="Arial" w:hAnsi="Arial" w:cs="Arial"/>
+          <w:sz w:val="22"/>
+          <w:szCs w:val="22"/>
+        </w:rPr>
+        <w:t xml:space="preserve"> </w:t>
+      </w:r>
+      <w:r>
+        <w:rPr>
+          <w:rFonts w:ascii="Arial" w:hAnsi="Arial" w:cs="Arial"/>
+          <w:sz w:val="22"/>
+          <w:szCs w:val="22"/>
+        </w:rPr>
+        <w:t xml:space="preserve">or </w:t>
+      </w:r>
+      <w:r>
+        <w:rPr>
+          <w:rFonts w:ascii="Arial" w:hAnsi="Arial" w:cs="Arial"/>
+          <w:sz w:val="22"/>
+          <w:szCs w:val="22"/>
+        </w:rPr>
+        <w:t>find it necessary to conduct additional,</w:t>
+      </w:r>
+      <w:r>
+        <w:rPr>
+          <w:rFonts w:ascii="Arial" w:hAnsi="Arial" w:cs="Arial"/>
+          <w:sz w:val="22"/>
+          <w:szCs w:val="22"/>
+        </w:rPr>
+        <w:t xml:space="preserve"> </w:t>
+      </w:r>
+      <w:r>
+        <w:rPr>
+          <w:rFonts w:ascii="Arial" w:hAnsi="Arial" w:cs="Arial"/>
+          <w:sz w:val="22"/>
+          <w:szCs w:val="22"/>
+        </w:rPr>
+        <w:t>labor</w:t>
+      </w:r>
+      <w:r>
+        <w:rPr>
+          <w:rFonts w:ascii="Arial" w:hAnsi="Arial" w:cs="Arial"/>
+          <w:sz w:val="22"/>
+          <w:szCs w:val="22"/>
+        </w:rPr>
+        <w:t xml:space="preserve">-intensive </w:t>
+      </w:r>
+      <w:r>
+        <w:rPr>
+          <w:rFonts w:ascii="Arial" w:hAnsi="Arial" w:cs="Arial"/>
+          <w:sz w:val="22"/>
+          <w:szCs w:val="22"/>
+        </w:rPr>
+        <w:t xml:space="preserve">rounds of sequencing </w:t>
+      </w:r>
+      <w:r>
+        <w:rPr>
+          <w:rFonts w:ascii="Arial" w:hAnsi="Arial" w:cs="Arial"/>
+          <w:sz w:val="22"/>
+          <w:szCs w:val="22"/>
+        </w:rPr>
+        <w:t>to resolve uncertainty.</w:t>
+      </w:r>
+      <w:r>
+        <w:rPr>
+          <w:rFonts w:ascii="Arial" w:hAnsi="Arial" w:cs="Arial"/>
+          <w:sz w:val="22"/>
+          <w:szCs w:val="22"/>
+        </w:rPr>
+        <w:t xml:space="preserve"> At present, CRISPR editing analysis remains </w:t>
+      </w:r>
+      <w:r>
+        <w:rPr>
+          <w:rFonts w:ascii="Arial" w:hAnsi="Arial" w:cs="Arial"/>
+          <w:sz w:val="22"/>
+          <w:szCs w:val="22"/>
+        </w:rPr>
+        <w:lastRenderedPageBreak/>
+        <w:t xml:space="preserve">methodologically fragmented: </w:t>
+      </w:r>
+      <w:r>
+        <w:rPr>
+          <w:rFonts w:ascii="Arial" w:hAnsi="Arial" w:cs="Arial"/>
+          <w:sz w:val="22"/>
+          <w:szCs w:val="22"/>
+        </w:rPr>
+        <w:t xml:space="preserve">distinct tools address different editors and assay types, </w:t>
+      </w:r>
+      <w:r>
+        <w:rPr>
+          <w:rFonts w:ascii="Arial" w:hAnsi="Arial" w:cs="Arial"/>
+          <w:sz w:val="22"/>
+          <w:szCs w:val="22"/>
+        </w:rPr>
+        <w:t xml:space="preserve">but no unified statistical framework is available for </w:t>
+      </w:r>
+      <w:r>
+        <w:rPr>
+          <w:rFonts w:ascii="Arial" w:hAnsi="Arial" w:cs="Arial"/>
+          <w:sz w:val="22"/>
+          <w:szCs w:val="22"/>
+        </w:rPr>
+        <w:t>calibrated site discovery, editing</w:t>
+      </w:r>
+      <w:r>
+        <w:rPr>
+          <w:rFonts w:ascii="Arial" w:hAnsi="Arial" w:cs="Arial"/>
+          <w:sz w:val="22"/>
+          <w:szCs w:val="22"/>
+        </w:rPr>
+        <w:t xml:space="preserve"> </w:t>
+      </w:r>
+      <w:r>
+        <w:rPr>
+          <w:rFonts w:ascii="Arial" w:hAnsi="Arial" w:cs="Arial"/>
+          <w:sz w:val="22"/>
+          <w:szCs w:val="22"/>
+        </w:rPr>
+        <w:t>rate estimation, uncertainty quantification, replicate-aware inference, and experimental design.</w:t>
       </w:r>
     </w:p>
     <w:sectPr>

--- a/caliper/strategy_caliper.docx
+++ b/caliper/strategy_caliper.docx
@@ -395,15 +395,15 @@
           <w:sz w:val="22"/>
           <w:szCs w:val="22"/>
         </w:rPr>
-        <w:t xml:space="preserve"> treating or</w:t>
-      </w:r>
-      <w:r>
-        <w:rPr>
-          <w:rFonts w:ascii="Arial" w:hAnsi="Arial" w:cs="Arial"/>
-          <w:sz w:val="22"/>
-          <w:szCs w:val="22"/>
-        </w:rPr>
-        <w:t xml:space="preserve"> curing</w:t>
+        <w:t xml:space="preserve"> </w:t>
+      </w:r>
+      <w:r>
+        <w:rPr>
+          <w:rFonts w:ascii="Arial" w:hAnsi="Arial" w:cs="Arial"/>
+          <w:sz w:val="22"/>
+          <w:szCs w:val="22"/>
+        </w:rPr>
+        <w:t>curing</w:t>
       </w:r>
       <w:r>
         <w:rPr>
@@ -2136,23 +2136,15 @@
           <w:sz w:val="22"/>
           <w:szCs w:val="22"/>
         </w:rPr>
-        <w:t>,</w:t>
-      </w:r>
-      <w:r>
-        <w:rPr>
-          <w:rFonts w:ascii="Arial" w:hAnsi="Arial" w:cs="Arial"/>
-          <w:sz w:val="22"/>
-          <w:szCs w:val="22"/>
-        </w:rPr>
-        <w:t xml:space="preserve"> </w:t>
-      </w:r>
-      <w:r>
-        <w:rPr>
-          <w:rFonts w:ascii="Arial" w:hAnsi="Arial" w:cs="Arial"/>
-          <w:sz w:val="22"/>
-          <w:szCs w:val="22"/>
-        </w:rPr>
-        <w:t xml:space="preserve">as </w:t>
+        <w:t>. This is because</w:t>
+      </w:r>
+      <w:r>
+        <w:rPr>
+          <w:rFonts w:ascii="Arial" w:hAnsi="Arial" w:cs="Arial"/>
+          <w:sz w:val="22"/>
+          <w:szCs w:val="22"/>
+        </w:rPr>
+        <w:t xml:space="preserve"> </w:t>
       </w:r>
       <w:r>
         <w:rPr>
@@ -2444,16 +2436,9 @@
           <w:sz w:val="22"/>
           <w:szCs w:val="22"/>
         </w:rPr>
-        <w:t>in cellulo</w:t>
-      </w:r>
-      <w:r>
-        <w:rPr>
-          <w:rFonts w:ascii="Arial" w:hAnsi="Arial" w:cs="Arial"/>
-          <w:sz w:val="22"/>
-          <w:szCs w:val="22"/>
-        </w:rPr>
-        <w:t xml:space="preserve">, and </w:t>
-      </w:r>
+        <w:t xml:space="preserve">in </w:t>
+      </w:r>
+      <w:proofErr w:type="spellStart"/>
       <w:r>
         <w:rPr>
           <w:rFonts w:ascii="Arial" w:hAnsi="Arial" w:cs="Arial"/>
@@ -2462,6 +2447,25 @@
           <w:sz w:val="22"/>
           <w:szCs w:val="22"/>
         </w:rPr>
+        <w:t>cellulo</w:t>
+      </w:r>
+      <w:proofErr w:type="spellEnd"/>
+      <w:r>
+        <w:rPr>
+          <w:rFonts w:ascii="Arial" w:hAnsi="Arial" w:cs="Arial"/>
+          <w:sz w:val="22"/>
+          <w:szCs w:val="22"/>
+        </w:rPr>
+        <w:t xml:space="preserve">, and </w:t>
+      </w:r>
+      <w:r>
+        <w:rPr>
+          <w:rFonts w:ascii="Arial" w:hAnsi="Arial" w:cs="Arial"/>
+          <w:i/>
+          <w:iCs/>
+          <w:sz w:val="22"/>
+          <w:szCs w:val="22"/>
+        </w:rPr>
         <w:t xml:space="preserve">in vivo </w:t>
       </w:r>
       <w:r>
@@ -2596,6 +2600,14 @@
           <w:sz w:val="22"/>
           <w:szCs w:val="22"/>
         </w:rPr>
+        <w:t xml:space="preserve"> an array of</w:t>
+      </w:r>
+      <w:r>
+        <w:rPr>
+          <w:rFonts w:ascii="Arial" w:hAnsi="Arial" w:cs="Arial"/>
+          <w:sz w:val="22"/>
+          <w:szCs w:val="22"/>
+        </w:rPr>
         <w:t xml:space="preserve"> </w:t>
       </w:r>
       <w:r>
@@ -2620,7 +2632,39 @@
           <w:sz w:val="22"/>
           <w:szCs w:val="22"/>
         </w:rPr>
-        <w:t xml:space="preserve"> for analyzing </w:t>
+        <w:t xml:space="preserve"> </w:t>
+      </w:r>
+      <w:r>
+        <w:rPr>
+          <w:rFonts w:ascii="Arial" w:hAnsi="Arial" w:cs="Arial"/>
+          <w:sz w:val="22"/>
+          <w:szCs w:val="22"/>
+        </w:rPr>
+        <w:t>to</w:t>
+      </w:r>
+      <w:r>
+        <w:rPr>
+          <w:rFonts w:ascii="Arial" w:hAnsi="Arial" w:cs="Arial"/>
+          <w:sz w:val="22"/>
+          <w:szCs w:val="22"/>
+        </w:rPr>
+        <w:t xml:space="preserve"> analyz</w:t>
+      </w:r>
+      <w:r>
+        <w:rPr>
+          <w:rFonts w:ascii="Arial" w:hAnsi="Arial" w:cs="Arial"/>
+          <w:sz w:val="22"/>
+          <w:szCs w:val="22"/>
+        </w:rPr>
+        <w:t>e</w:t>
+      </w:r>
+      <w:r>
+        <w:rPr>
+          <w:rFonts w:ascii="Arial" w:hAnsi="Arial" w:cs="Arial"/>
+          <w:sz w:val="22"/>
+          <w:szCs w:val="22"/>
+        </w:rPr>
+        <w:t xml:space="preserve"> </w:t>
       </w:r>
       <w:r>
         <w:rPr>
@@ -2757,6 +2801,14 @@
           <w:szCs w:val="22"/>
         </w:rPr>
         <w:t>the</w:t>
+      </w:r>
+      <w:r>
+        <w:rPr>
+          <w:rFonts w:ascii="Arial" w:hAnsi="Arial" w:cs="Arial"/>
+          <w:sz w:val="22"/>
+          <w:szCs w:val="22"/>
+        </w:rPr>
+        <w:t>se</w:t>
       </w:r>
       <w:r>
         <w:rPr>
@@ -3015,216 +3067,9 @@
           <w:sz w:val="22"/>
           <w:szCs w:val="22"/>
         </w:rPr>
-        <w:t xml:space="preserve">in cellulo </w:t>
-      </w:r>
-      <w:r>
-        <w:rPr>
-          <w:rFonts w:ascii="Arial" w:hAnsi="Arial" w:cs="Arial"/>
-          <w:sz w:val="22"/>
-          <w:szCs w:val="22"/>
-        </w:rPr>
-        <w:t>assay</w:t>
-      </w:r>
-      <w:r>
-        <w:rPr>
-          <w:rFonts w:ascii="Arial" w:hAnsi="Arial" w:cs="Arial"/>
-          <w:sz w:val="22"/>
-          <w:szCs w:val="22"/>
-        </w:rPr>
-        <w:t xml:space="preserve"> </w:t>
-      </w:r>
-      <w:r>
-        <w:rPr>
-          <w:rFonts w:ascii="Arial" w:hAnsi="Arial" w:cs="Arial"/>
-          <w:sz w:val="22"/>
-          <w:szCs w:val="22"/>
-        </w:rPr>
-        <w:t xml:space="preserve">that </w:t>
-      </w:r>
-      <w:r>
-        <w:rPr>
-          <w:rFonts w:ascii="Arial" w:hAnsi="Arial" w:cs="Arial"/>
-          <w:sz w:val="22"/>
-          <w:szCs w:val="22"/>
-        </w:rPr>
-        <w:t>exploits</w:t>
-      </w:r>
-      <w:r>
-        <w:rPr>
-          <w:rFonts w:ascii="Arial" w:hAnsi="Arial" w:cs="Arial"/>
-          <w:sz w:val="22"/>
-          <w:szCs w:val="22"/>
-        </w:rPr>
-        <w:t xml:space="preserve"> a specialized PCR </w:t>
-      </w:r>
-      <w:r>
-        <w:rPr>
-          <w:rFonts w:ascii="Arial" w:hAnsi="Arial" w:cs="Arial"/>
-          <w:sz w:val="22"/>
-          <w:szCs w:val="22"/>
-        </w:rPr>
-        <w:t>reaction</w:t>
-      </w:r>
-      <w:r>
-        <w:rPr>
-          <w:rFonts w:ascii="Arial" w:hAnsi="Arial" w:cs="Arial"/>
-          <w:sz w:val="22"/>
-          <w:szCs w:val="22"/>
-        </w:rPr>
-        <w:t xml:space="preserve"> to</w:t>
-      </w:r>
-      <w:r>
-        <w:rPr>
-          <w:rFonts w:ascii="Arial" w:hAnsi="Arial" w:cs="Arial"/>
-          <w:sz w:val="22"/>
-          <w:szCs w:val="22"/>
-        </w:rPr>
-        <w:t xml:space="preserve"> </w:t>
-      </w:r>
-      <w:r>
-        <w:rPr>
-          <w:rFonts w:ascii="Arial" w:hAnsi="Arial" w:cs="Arial"/>
-          <w:sz w:val="22"/>
-          <w:szCs w:val="22"/>
-        </w:rPr>
-        <w:t xml:space="preserve">amplify </w:t>
-      </w:r>
-      <w:r>
-        <w:rPr>
-          <w:rFonts w:ascii="Arial" w:hAnsi="Arial" w:cs="Arial"/>
-          <w:sz w:val="22"/>
-          <w:szCs w:val="22"/>
-        </w:rPr>
-        <w:t xml:space="preserve">regions </w:t>
-      </w:r>
-      <w:r>
-        <w:rPr>
-          <w:rFonts w:ascii="Arial" w:hAnsi="Arial" w:cs="Arial"/>
-          <w:sz w:val="22"/>
-          <w:szCs w:val="22"/>
-        </w:rPr>
-        <w:t>with</w:t>
-      </w:r>
-      <w:r>
-        <w:rPr>
-          <w:rFonts w:ascii="Arial" w:hAnsi="Arial" w:cs="Arial"/>
-          <w:sz w:val="22"/>
-          <w:szCs w:val="22"/>
-        </w:rPr>
-        <w:t xml:space="preserve"> </w:t>
-      </w:r>
-      <w:r>
-        <w:rPr>
-          <w:rFonts w:ascii="Arial" w:hAnsi="Arial" w:cs="Arial"/>
-          <w:sz w:val="22"/>
-          <w:szCs w:val="22"/>
-        </w:rPr>
-        <w:t>Cas9-mediated double-stranded break</w:t>
-      </w:r>
-      <w:r>
-        <w:rPr>
-          <w:rFonts w:ascii="Arial" w:hAnsi="Arial" w:cs="Arial"/>
-          <w:sz w:val="22"/>
-          <w:szCs w:val="22"/>
-        </w:rPr>
-        <w:t>s</w:t>
-      </w:r>
-      <w:r>
-        <w:rPr>
-          <w:rFonts w:ascii="Arial" w:hAnsi="Arial" w:cs="Arial"/>
-          <w:sz w:val="22"/>
-          <w:szCs w:val="22"/>
-        </w:rPr>
-        <w:t xml:space="preserve"> </w:t>
-      </w:r>
-      <w:r>
-        <w:rPr>
-          <w:rFonts w:ascii="Arial" w:hAnsi="Arial" w:cs="Arial"/>
-          <w:sz w:val="22"/>
-          <w:szCs w:val="22"/>
-        </w:rPr>
-        <w:t xml:space="preserve">(as </w:t>
-      </w:r>
-      <w:r>
-        <w:rPr>
-          <w:rFonts w:ascii="Arial" w:hAnsi="Arial" w:cs="Arial"/>
-          <w:sz w:val="22"/>
-          <w:szCs w:val="22"/>
-        </w:rPr>
-        <w:t>tracked</w:t>
-      </w:r>
-      <w:r>
-        <w:rPr>
-          <w:rFonts w:ascii="Arial" w:hAnsi="Arial" w:cs="Arial"/>
-          <w:sz w:val="22"/>
-          <w:szCs w:val="22"/>
-        </w:rPr>
-        <w:t xml:space="preserve"> </w:t>
-      </w:r>
-      <w:r>
-        <w:rPr>
-          <w:rFonts w:ascii="Arial" w:hAnsi="Arial" w:cs="Arial"/>
-          <w:sz w:val="22"/>
-          <w:szCs w:val="22"/>
-        </w:rPr>
-        <w:t>via</w:t>
-      </w:r>
-      <w:r>
-        <w:rPr>
-          <w:rFonts w:ascii="Arial" w:hAnsi="Arial" w:cs="Arial"/>
-          <w:sz w:val="22"/>
-          <w:szCs w:val="22"/>
-        </w:rPr>
-        <w:t xml:space="preserve"> an</w:t>
-      </w:r>
-      <w:r>
-        <w:rPr>
-          <w:rFonts w:ascii="Arial" w:hAnsi="Arial" w:cs="Arial"/>
-          <w:sz w:val="22"/>
-          <w:szCs w:val="22"/>
-        </w:rPr>
-        <w:t xml:space="preserve"> </w:t>
-      </w:r>
-      <w:r>
-        <w:rPr>
-          <w:rFonts w:ascii="Arial" w:hAnsi="Arial" w:cs="Arial"/>
-          <w:sz w:val="22"/>
-          <w:szCs w:val="22"/>
-        </w:rPr>
-        <w:t>integrated molecular tag</w:t>
-      </w:r>
-      <w:r>
-        <w:rPr>
-          <w:rFonts w:ascii="Arial" w:hAnsi="Arial" w:cs="Arial"/>
-          <w:sz w:val="22"/>
-          <w:szCs w:val="22"/>
-        </w:rPr>
-        <w:t>).</w:t>
-      </w:r>
-      <w:r>
-        <w:rPr>
-          <w:rFonts w:ascii="Arial" w:hAnsi="Arial" w:cs="Arial"/>
-          <w:sz w:val="22"/>
-          <w:szCs w:val="22"/>
-        </w:rPr>
-        <w:t xml:space="preserve"> The </w:t>
-      </w:r>
-      <w:r>
-        <w:rPr>
-          <w:rFonts w:ascii="Arial" w:hAnsi="Arial" w:cs="Arial"/>
-          <w:sz w:val="22"/>
-          <w:szCs w:val="22"/>
-        </w:rPr>
-        <w:t xml:space="preserve">computational pipeline introduced in the original </w:t>
-      </w:r>
-      <w:r>
-        <w:rPr>
-          <w:rFonts w:ascii="Arial" w:hAnsi="Arial" w:cs="Arial"/>
-          <w:sz w:val="22"/>
-          <w:szCs w:val="22"/>
-        </w:rPr>
-        <w:t xml:space="preserve">GUIDE-seq paper, as well as the state-of-the-art </w:t>
-      </w:r>
+        <w:t xml:space="preserve">in </w:t>
+      </w:r>
+      <w:proofErr w:type="spellStart"/>
       <w:r>
         <w:rPr>
           <w:rFonts w:ascii="Arial" w:hAnsi="Arial" w:cs="Arial"/>
@@ -3233,144 +3078,9 @@
           <w:sz w:val="22"/>
           <w:szCs w:val="22"/>
         </w:rPr>
-        <w:t xml:space="preserve">Genethoff </w:t>
-      </w:r>
-      <w:r>
-        <w:rPr>
-          <w:rFonts w:ascii="Arial" w:hAnsi="Arial" w:cs="Arial"/>
-          <w:sz w:val="22"/>
-          <w:szCs w:val="22"/>
-        </w:rPr>
-        <w:t>pipeline</w:t>
-      </w:r>
-      <w:r>
-        <w:rPr>
-          <w:rFonts w:ascii="Arial" w:hAnsi="Arial" w:cs="Arial"/>
-          <w:sz w:val="22"/>
-          <w:szCs w:val="22"/>
-        </w:rPr>
-        <w:t xml:space="preserve">, </w:t>
-      </w:r>
-      <w:r>
-        <w:rPr>
-          <w:rFonts w:ascii="Arial" w:hAnsi="Arial" w:cs="Arial"/>
-          <w:sz w:val="22"/>
-          <w:szCs w:val="22"/>
-        </w:rPr>
-        <w:t xml:space="preserve">identify off-target sites based on </w:t>
-      </w:r>
-      <w:r>
-        <w:rPr>
-          <w:rFonts w:ascii="Arial" w:hAnsi="Arial" w:cs="Arial"/>
-          <w:sz w:val="22"/>
-          <w:szCs w:val="22"/>
-        </w:rPr>
-        <w:t xml:space="preserve">arbitrary </w:t>
-      </w:r>
-      <w:r>
-        <w:rPr>
-          <w:rFonts w:ascii="Arial" w:hAnsi="Arial" w:cs="Arial"/>
-          <w:sz w:val="22"/>
-          <w:szCs w:val="22"/>
-        </w:rPr>
-        <w:t>read count</w:t>
-      </w:r>
-      <w:r>
-        <w:rPr>
-          <w:rFonts w:ascii="Arial" w:hAnsi="Arial" w:cs="Arial"/>
-          <w:sz w:val="22"/>
-          <w:szCs w:val="22"/>
-        </w:rPr>
-        <w:t xml:space="preserve"> and </w:t>
-      </w:r>
-      <w:r>
-        <w:rPr>
-          <w:rFonts w:ascii="Arial" w:hAnsi="Arial" w:cs="Arial"/>
-          <w:sz w:val="22"/>
-          <w:szCs w:val="22"/>
-        </w:rPr>
-        <w:t>sequence homology</w:t>
-      </w:r>
-      <w:r>
-        <w:rPr>
-          <w:rFonts w:ascii="Arial" w:hAnsi="Arial" w:cs="Arial"/>
-          <w:sz w:val="22"/>
-          <w:szCs w:val="22"/>
-        </w:rPr>
-        <w:t xml:space="preserve"> thresholds. </w:t>
-      </w:r>
-      <w:r>
-        <w:rPr>
-          <w:rFonts w:ascii="Arial" w:hAnsi="Arial" w:cs="Arial"/>
-          <w:sz w:val="22"/>
-          <w:szCs w:val="22"/>
-        </w:rPr>
-        <w:t xml:space="preserve">These thresholding-based decision rules </w:t>
-      </w:r>
-      <w:r>
-        <w:rPr>
-          <w:rFonts w:ascii="Arial" w:hAnsi="Arial" w:cs="Arial"/>
-          <w:sz w:val="22"/>
-          <w:szCs w:val="22"/>
-        </w:rPr>
-        <w:t xml:space="preserve">do not adapt </w:t>
-      </w:r>
-      <w:r>
-        <w:rPr>
-          <w:rFonts w:ascii="Arial" w:hAnsi="Arial" w:cs="Arial"/>
-          <w:sz w:val="22"/>
-          <w:szCs w:val="22"/>
-        </w:rPr>
-        <w:t xml:space="preserve">to sequencing depth </w:t>
-      </w:r>
-      <w:r>
-        <w:rPr>
-          <w:rFonts w:ascii="Arial" w:hAnsi="Arial" w:cs="Arial"/>
-          <w:sz w:val="22"/>
-          <w:szCs w:val="22"/>
-        </w:rPr>
-        <w:t xml:space="preserve">and in general </w:t>
-      </w:r>
-      <w:r>
-        <w:rPr>
-          <w:rFonts w:ascii="Arial" w:hAnsi="Arial" w:cs="Arial"/>
-          <w:sz w:val="22"/>
-          <w:szCs w:val="22"/>
-        </w:rPr>
-        <w:t xml:space="preserve">may nominate excess false positive sites </w:t>
-      </w:r>
-      <w:r>
-        <w:rPr>
-          <w:rFonts w:ascii="Arial" w:hAnsi="Arial" w:cs="Arial"/>
-          <w:sz w:val="22"/>
-          <w:szCs w:val="22"/>
-        </w:rPr>
-        <w:t xml:space="preserve">or miss </w:t>
-      </w:r>
-      <w:r>
-        <w:rPr>
-          <w:rFonts w:ascii="Arial" w:hAnsi="Arial" w:cs="Arial"/>
-          <w:sz w:val="22"/>
-          <w:szCs w:val="22"/>
-        </w:rPr>
-        <w:t>true off-targets</w:t>
-      </w:r>
-      <w:r>
-        <w:rPr>
-          <w:rFonts w:ascii="Arial" w:hAnsi="Arial" w:cs="Arial"/>
-          <w:sz w:val="22"/>
-          <w:szCs w:val="22"/>
-        </w:rPr>
-        <w:t xml:space="preserve">. </w:t>
-      </w:r>
-      <w:r>
-        <w:rPr>
-          <w:rFonts w:ascii="Arial" w:hAnsi="Arial" w:cs="Arial"/>
-          <w:sz w:val="22"/>
-          <w:szCs w:val="22"/>
-        </w:rPr>
-        <w:t xml:space="preserve">Computational pipelines for </w:t>
-      </w:r>
+        <w:t>cellulo</w:t>
+      </w:r>
+      <w:proofErr w:type="spellEnd"/>
       <w:r>
         <w:rPr>
           <w:rFonts w:ascii="Arial" w:hAnsi="Arial" w:cs="Arial"/>
@@ -3379,6 +3089,378 @@
           <w:sz w:val="22"/>
           <w:szCs w:val="22"/>
         </w:rPr>
+        <w:t xml:space="preserve"> </w:t>
+      </w:r>
+      <w:r>
+        <w:rPr>
+          <w:rFonts w:ascii="Arial" w:hAnsi="Arial" w:cs="Arial"/>
+          <w:sz w:val="22"/>
+          <w:szCs w:val="22"/>
+        </w:rPr>
+        <w:t>assay</w:t>
+      </w:r>
+      <w:r>
+        <w:rPr>
+          <w:rFonts w:ascii="Arial" w:hAnsi="Arial" w:cs="Arial"/>
+          <w:sz w:val="22"/>
+          <w:szCs w:val="22"/>
+        </w:rPr>
+        <w:t xml:space="preserve"> </w:t>
+      </w:r>
+      <w:r>
+        <w:rPr>
+          <w:rFonts w:ascii="Arial" w:hAnsi="Arial" w:cs="Arial"/>
+          <w:sz w:val="22"/>
+          <w:szCs w:val="22"/>
+        </w:rPr>
+        <w:t xml:space="preserve">that </w:t>
+      </w:r>
+      <w:r>
+        <w:rPr>
+          <w:rFonts w:ascii="Arial" w:hAnsi="Arial" w:cs="Arial"/>
+          <w:sz w:val="22"/>
+          <w:szCs w:val="22"/>
+        </w:rPr>
+        <w:t>uses</w:t>
+      </w:r>
+      <w:r>
+        <w:rPr>
+          <w:rFonts w:ascii="Arial" w:hAnsi="Arial" w:cs="Arial"/>
+          <w:sz w:val="22"/>
+          <w:szCs w:val="22"/>
+        </w:rPr>
+        <w:t xml:space="preserve"> a specialized PCR </w:t>
+      </w:r>
+      <w:r>
+        <w:rPr>
+          <w:rFonts w:ascii="Arial" w:hAnsi="Arial" w:cs="Arial"/>
+          <w:sz w:val="22"/>
+          <w:szCs w:val="22"/>
+        </w:rPr>
+        <w:t>reaction</w:t>
+      </w:r>
+      <w:r>
+        <w:rPr>
+          <w:rFonts w:ascii="Arial" w:hAnsi="Arial" w:cs="Arial"/>
+          <w:sz w:val="22"/>
+          <w:szCs w:val="22"/>
+        </w:rPr>
+        <w:t xml:space="preserve"> to</w:t>
+      </w:r>
+      <w:r>
+        <w:rPr>
+          <w:rFonts w:ascii="Arial" w:hAnsi="Arial" w:cs="Arial"/>
+          <w:sz w:val="22"/>
+          <w:szCs w:val="22"/>
+        </w:rPr>
+        <w:t xml:space="preserve"> </w:t>
+      </w:r>
+      <w:r>
+        <w:rPr>
+          <w:rFonts w:ascii="Arial" w:hAnsi="Arial" w:cs="Arial"/>
+          <w:sz w:val="22"/>
+          <w:szCs w:val="22"/>
+        </w:rPr>
+        <w:t xml:space="preserve">amplify </w:t>
+      </w:r>
+      <w:r>
+        <w:rPr>
+          <w:rFonts w:ascii="Arial" w:hAnsi="Arial" w:cs="Arial"/>
+          <w:sz w:val="22"/>
+          <w:szCs w:val="22"/>
+        </w:rPr>
+        <w:t xml:space="preserve">regions </w:t>
+      </w:r>
+      <w:r>
+        <w:rPr>
+          <w:rFonts w:ascii="Arial" w:hAnsi="Arial" w:cs="Arial"/>
+          <w:sz w:val="22"/>
+          <w:szCs w:val="22"/>
+        </w:rPr>
+        <w:t>with</w:t>
+      </w:r>
+      <w:r>
+        <w:rPr>
+          <w:rFonts w:ascii="Arial" w:hAnsi="Arial" w:cs="Arial"/>
+          <w:sz w:val="22"/>
+          <w:szCs w:val="22"/>
+        </w:rPr>
+        <w:t xml:space="preserve"> </w:t>
+      </w:r>
+      <w:r>
+        <w:rPr>
+          <w:rFonts w:ascii="Arial" w:hAnsi="Arial" w:cs="Arial"/>
+          <w:sz w:val="22"/>
+          <w:szCs w:val="22"/>
+        </w:rPr>
+        <w:t>Cas9-mediated double-stranded break</w:t>
+      </w:r>
+      <w:r>
+        <w:rPr>
+          <w:rFonts w:ascii="Arial" w:hAnsi="Arial" w:cs="Arial"/>
+          <w:sz w:val="22"/>
+          <w:szCs w:val="22"/>
+        </w:rPr>
+        <w:t>s</w:t>
+      </w:r>
+      <w:r>
+        <w:rPr>
+          <w:rFonts w:ascii="Arial" w:hAnsi="Arial" w:cs="Arial"/>
+          <w:sz w:val="22"/>
+          <w:szCs w:val="22"/>
+        </w:rPr>
+        <w:t xml:space="preserve"> </w:t>
+      </w:r>
+      <w:r>
+        <w:rPr>
+          <w:rFonts w:ascii="Arial" w:hAnsi="Arial" w:cs="Arial"/>
+          <w:sz w:val="22"/>
+          <w:szCs w:val="22"/>
+        </w:rPr>
+        <w:t xml:space="preserve">(as </w:t>
+      </w:r>
+      <w:r>
+        <w:rPr>
+          <w:rFonts w:ascii="Arial" w:hAnsi="Arial" w:cs="Arial"/>
+          <w:sz w:val="22"/>
+          <w:szCs w:val="22"/>
+        </w:rPr>
+        <w:t>tracked</w:t>
+      </w:r>
+      <w:r>
+        <w:rPr>
+          <w:rFonts w:ascii="Arial" w:hAnsi="Arial" w:cs="Arial"/>
+          <w:sz w:val="22"/>
+          <w:szCs w:val="22"/>
+        </w:rPr>
+        <w:t xml:space="preserve"> </w:t>
+      </w:r>
+      <w:r>
+        <w:rPr>
+          <w:rFonts w:ascii="Arial" w:hAnsi="Arial" w:cs="Arial"/>
+          <w:sz w:val="22"/>
+          <w:szCs w:val="22"/>
+        </w:rPr>
+        <w:t>via</w:t>
+      </w:r>
+      <w:r>
+        <w:rPr>
+          <w:rFonts w:ascii="Arial" w:hAnsi="Arial" w:cs="Arial"/>
+          <w:sz w:val="22"/>
+          <w:szCs w:val="22"/>
+        </w:rPr>
+        <w:t xml:space="preserve"> </w:t>
+      </w:r>
+      <w:r>
+        <w:rPr>
+          <w:rFonts w:ascii="Arial" w:hAnsi="Arial" w:cs="Arial"/>
+          <w:sz w:val="22"/>
+          <w:szCs w:val="22"/>
+        </w:rPr>
+        <w:t>integrated molecular tag</w:t>
+      </w:r>
+      <w:r>
+        <w:rPr>
+          <w:rFonts w:ascii="Arial" w:hAnsi="Arial" w:cs="Arial"/>
+          <w:sz w:val="22"/>
+          <w:szCs w:val="22"/>
+        </w:rPr>
+        <w:t>s</w:t>
+      </w:r>
+      <w:r>
+        <w:rPr>
+          <w:rFonts w:ascii="Arial" w:hAnsi="Arial" w:cs="Arial"/>
+          <w:sz w:val="22"/>
+          <w:szCs w:val="22"/>
+        </w:rPr>
+        <w:t>).</w:t>
+      </w:r>
+      <w:r>
+        <w:rPr>
+          <w:rFonts w:ascii="Arial" w:hAnsi="Arial" w:cs="Arial"/>
+          <w:sz w:val="22"/>
+          <w:szCs w:val="22"/>
+        </w:rPr>
+        <w:t xml:space="preserve"> The </w:t>
+      </w:r>
+      <w:r>
+        <w:rPr>
+          <w:rFonts w:ascii="Arial" w:hAnsi="Arial" w:cs="Arial"/>
+          <w:sz w:val="22"/>
+          <w:szCs w:val="22"/>
+        </w:rPr>
+        <w:t xml:space="preserve">computational pipeline introduced in the original </w:t>
+      </w:r>
+      <w:r>
+        <w:rPr>
+          <w:rFonts w:ascii="Arial" w:hAnsi="Arial" w:cs="Arial"/>
+          <w:sz w:val="22"/>
+          <w:szCs w:val="22"/>
+        </w:rPr>
+        <w:t xml:space="preserve">GUIDE-seq paper, as well as the state-of-the-art </w:t>
+      </w:r>
+      <w:r>
+        <w:rPr>
+          <w:rFonts w:ascii="Arial" w:hAnsi="Arial" w:cs="Arial"/>
+          <w:i/>
+          <w:iCs/>
+          <w:sz w:val="22"/>
+          <w:szCs w:val="22"/>
+        </w:rPr>
+        <w:t xml:space="preserve">Genethoff </w:t>
+      </w:r>
+      <w:r>
+        <w:rPr>
+          <w:rFonts w:ascii="Arial" w:hAnsi="Arial" w:cs="Arial"/>
+          <w:sz w:val="22"/>
+          <w:szCs w:val="22"/>
+        </w:rPr>
+        <w:t xml:space="preserve">GUIDE-seq </w:t>
+      </w:r>
+      <w:r>
+        <w:rPr>
+          <w:rFonts w:ascii="Arial" w:hAnsi="Arial" w:cs="Arial"/>
+          <w:sz w:val="22"/>
+          <w:szCs w:val="22"/>
+        </w:rPr>
+        <w:t>pipeline</w:t>
+      </w:r>
+      <w:r>
+        <w:rPr>
+          <w:rFonts w:ascii="Arial" w:hAnsi="Arial" w:cs="Arial"/>
+          <w:sz w:val="22"/>
+          <w:szCs w:val="22"/>
+        </w:rPr>
+        <w:t xml:space="preserve">, </w:t>
+      </w:r>
+      <w:r>
+        <w:rPr>
+          <w:rFonts w:ascii="Arial" w:hAnsi="Arial" w:cs="Arial"/>
+          <w:sz w:val="22"/>
+          <w:szCs w:val="22"/>
+        </w:rPr>
+        <w:t xml:space="preserve">identify off-target sites based on </w:t>
+      </w:r>
+      <w:r>
+        <w:rPr>
+          <w:rFonts w:ascii="Arial" w:hAnsi="Arial" w:cs="Arial"/>
+          <w:sz w:val="22"/>
+          <w:szCs w:val="22"/>
+        </w:rPr>
+        <w:t xml:space="preserve">arbitrary </w:t>
+      </w:r>
+      <w:r>
+        <w:rPr>
+          <w:rFonts w:ascii="Arial" w:hAnsi="Arial" w:cs="Arial"/>
+          <w:sz w:val="22"/>
+          <w:szCs w:val="22"/>
+        </w:rPr>
+        <w:t>read count</w:t>
+      </w:r>
+      <w:r>
+        <w:rPr>
+          <w:rFonts w:ascii="Arial" w:hAnsi="Arial" w:cs="Arial"/>
+          <w:sz w:val="22"/>
+          <w:szCs w:val="22"/>
+        </w:rPr>
+        <w:t xml:space="preserve"> and </w:t>
+      </w:r>
+      <w:r>
+        <w:rPr>
+          <w:rFonts w:ascii="Arial" w:hAnsi="Arial" w:cs="Arial"/>
+          <w:sz w:val="22"/>
+          <w:szCs w:val="22"/>
+        </w:rPr>
+        <w:t>sequence homology</w:t>
+      </w:r>
+      <w:r>
+        <w:rPr>
+          <w:rFonts w:ascii="Arial" w:hAnsi="Arial" w:cs="Arial"/>
+          <w:sz w:val="22"/>
+          <w:szCs w:val="22"/>
+        </w:rPr>
+        <w:t xml:space="preserve"> thresholds. </w:t>
+      </w:r>
+      <w:r>
+        <w:rPr>
+          <w:rFonts w:ascii="Arial" w:hAnsi="Arial" w:cs="Arial"/>
+          <w:sz w:val="22"/>
+          <w:szCs w:val="22"/>
+        </w:rPr>
+        <w:t xml:space="preserve">These thresholding-based decision rules </w:t>
+      </w:r>
+      <w:r>
+        <w:rPr>
+          <w:rFonts w:ascii="Arial" w:hAnsi="Arial" w:cs="Arial"/>
+          <w:sz w:val="22"/>
+          <w:szCs w:val="22"/>
+        </w:rPr>
+        <w:t xml:space="preserve">do not adapt </w:t>
+      </w:r>
+      <w:r>
+        <w:rPr>
+          <w:rFonts w:ascii="Arial" w:hAnsi="Arial" w:cs="Arial"/>
+          <w:sz w:val="22"/>
+          <w:szCs w:val="22"/>
+        </w:rPr>
+        <w:t xml:space="preserve">to sequencing depth </w:t>
+      </w:r>
+      <w:r>
+        <w:rPr>
+          <w:rFonts w:ascii="Arial" w:hAnsi="Arial" w:cs="Arial"/>
+          <w:sz w:val="22"/>
+          <w:szCs w:val="22"/>
+        </w:rPr>
+        <w:t xml:space="preserve">and in general </w:t>
+      </w:r>
+      <w:r>
+        <w:rPr>
+          <w:rFonts w:ascii="Arial" w:hAnsi="Arial" w:cs="Arial"/>
+          <w:sz w:val="22"/>
+          <w:szCs w:val="22"/>
+        </w:rPr>
+        <w:t xml:space="preserve">may nominate excess false positive sites </w:t>
+      </w:r>
+      <w:r>
+        <w:rPr>
+          <w:rFonts w:ascii="Arial" w:hAnsi="Arial" w:cs="Arial"/>
+          <w:sz w:val="22"/>
+          <w:szCs w:val="22"/>
+        </w:rPr>
+        <w:t xml:space="preserve">or miss </w:t>
+      </w:r>
+      <w:r>
+        <w:rPr>
+          <w:rFonts w:ascii="Arial" w:hAnsi="Arial" w:cs="Arial"/>
+          <w:sz w:val="22"/>
+          <w:szCs w:val="22"/>
+        </w:rPr>
+        <w:t>true off-targets</w:t>
+      </w:r>
+      <w:r>
+        <w:rPr>
+          <w:rFonts w:ascii="Arial" w:hAnsi="Arial" w:cs="Arial"/>
+          <w:sz w:val="22"/>
+          <w:szCs w:val="22"/>
+        </w:rPr>
+        <w:t xml:space="preserve">. </w:t>
+      </w:r>
+      <w:r>
+        <w:rPr>
+          <w:rFonts w:ascii="Arial" w:hAnsi="Arial" w:cs="Arial"/>
+          <w:sz w:val="22"/>
+          <w:szCs w:val="22"/>
+        </w:rPr>
+        <w:t xml:space="preserve">Computational pipelines for </w:t>
+      </w:r>
+      <w:r>
+        <w:rPr>
+          <w:rFonts w:ascii="Arial" w:hAnsi="Arial" w:cs="Arial"/>
+          <w:i/>
+          <w:iCs/>
+          <w:sz w:val="22"/>
+          <w:szCs w:val="22"/>
+        </w:rPr>
         <w:t xml:space="preserve">in vitro </w:t>
       </w:r>
       <w:r>
@@ -3473,6 +3555,7 @@
     <w:p>
       <w:pPr>
         <w:spacing w:after="40"/>
+        <w:ind w:firstLine="720"/>
         <w:rPr>
           <w:rFonts w:ascii="Arial" w:hAnsi="Arial" w:cs="Arial"/>
           <w:sz w:val="22"/>
@@ -3597,15 +3680,15 @@
           <w:sz w:val="22"/>
           <w:szCs w:val="22"/>
         </w:rPr>
-        <w:t xml:space="preserve"> useful but</w:t>
-      </w:r>
-      <w:r>
-        <w:rPr>
-          <w:rFonts w:ascii="Arial" w:hAnsi="Arial" w:cs="Arial"/>
-          <w:sz w:val="22"/>
-          <w:szCs w:val="22"/>
-        </w:rPr>
-        <w:t xml:space="preserve"> incomplete</w:t>
+        <w:t xml:space="preserve"> </w:t>
+      </w:r>
+      <w:r>
+        <w:rPr>
+          <w:rFonts w:ascii="Arial" w:hAnsi="Arial" w:cs="Arial"/>
+          <w:sz w:val="22"/>
+          <w:szCs w:val="22"/>
+        </w:rPr>
+        <w:t>incomplete</w:t>
       </w:r>
       <w:r>
         <w:rPr>
@@ -3757,15 +3840,319 @@
           <w:sz w:val="22"/>
           <w:szCs w:val="22"/>
         </w:rPr>
-        <w:t xml:space="preserve">CRISPRECTOR, </w:t>
-      </w:r>
-      <w:r>
-        <w:rPr>
-          <w:rFonts w:ascii="Arial" w:hAnsi="Arial" w:cs="Arial"/>
-          <w:sz w:val="22"/>
-          <w:szCs w:val="22"/>
-        </w:rPr>
-        <w:t>on the other hand</w:t>
+        <w:t>CRISPRECTOR</w:t>
+      </w:r>
+      <w:r>
+        <w:rPr>
+          <w:rFonts w:ascii="Arial" w:hAnsi="Arial" w:cs="Arial"/>
+          <w:sz w:val="22"/>
+          <w:szCs w:val="22"/>
+        </w:rPr>
+        <w:t xml:space="preserve"> </w:t>
+      </w:r>
+      <w:r>
+        <w:rPr>
+          <w:rFonts w:ascii="Arial" w:hAnsi="Arial" w:cs="Arial"/>
+          <w:sz w:val="22"/>
+          <w:szCs w:val="22"/>
+        </w:rPr>
+        <w:t xml:space="preserve">implements a </w:t>
+      </w:r>
+      <w:r>
+        <w:rPr>
+          <w:rFonts w:ascii="Arial" w:hAnsi="Arial" w:cs="Arial"/>
+          <w:sz w:val="22"/>
+          <w:szCs w:val="22"/>
+        </w:rPr>
+        <w:t>Bayesian</w:t>
+      </w:r>
+      <w:r>
+        <w:rPr>
+          <w:rFonts w:ascii="Arial" w:hAnsi="Arial" w:cs="Arial"/>
+          <w:sz w:val="22"/>
+          <w:szCs w:val="22"/>
+        </w:rPr>
+        <w:t xml:space="preserve"> </w:t>
+      </w:r>
+      <w:r>
+        <w:rPr>
+          <w:rFonts w:ascii="Arial" w:hAnsi="Arial" w:cs="Arial"/>
+          <w:sz w:val="22"/>
+          <w:szCs w:val="22"/>
+        </w:rPr>
+        <w:t>comparative framework</w:t>
+      </w:r>
+      <w:r>
+        <w:rPr>
+          <w:rFonts w:ascii="Arial" w:hAnsi="Arial" w:cs="Arial"/>
+          <w:sz w:val="22"/>
+          <w:szCs w:val="22"/>
+        </w:rPr>
+        <w:t xml:space="preserve"> for assessing editing activity</w:t>
+      </w:r>
+      <w:r>
+        <w:rPr>
+          <w:rFonts w:ascii="Arial" w:hAnsi="Arial" w:cs="Arial"/>
+          <w:sz w:val="22"/>
+          <w:szCs w:val="22"/>
+        </w:rPr>
+        <w:t xml:space="preserve"> </w:t>
+      </w:r>
+      <w:r>
+        <w:rPr>
+          <w:rFonts w:ascii="Arial" w:hAnsi="Arial" w:cs="Arial"/>
+          <w:sz w:val="22"/>
+          <w:szCs w:val="22"/>
+        </w:rPr>
+        <w:t xml:space="preserve">but </w:t>
+      </w:r>
+      <w:r>
+        <w:rPr>
+          <w:rFonts w:ascii="Arial" w:hAnsi="Arial" w:cs="Arial"/>
+          <w:sz w:val="22"/>
+          <w:szCs w:val="22"/>
+        </w:rPr>
+        <w:t>does not</w:t>
+      </w:r>
+      <w:r>
+        <w:rPr>
+          <w:rFonts w:ascii="Arial" w:hAnsi="Arial" w:cs="Arial"/>
+          <w:sz w:val="22"/>
+          <w:szCs w:val="22"/>
+        </w:rPr>
+        <w:t xml:space="preserve"> estimate </w:t>
+      </w:r>
+      <w:r>
+        <w:rPr>
+          <w:rFonts w:ascii="Arial" w:hAnsi="Arial" w:cs="Arial"/>
+          <w:sz w:val="22"/>
+          <w:szCs w:val="22"/>
+        </w:rPr>
+        <w:t xml:space="preserve">a </w:t>
+      </w:r>
+      <w:r>
+        <w:rPr>
+          <w:rFonts w:ascii="Arial" w:hAnsi="Arial" w:cs="Arial"/>
+          <w:sz w:val="22"/>
+          <w:szCs w:val="22"/>
+        </w:rPr>
+        <w:t>readily</w:t>
+      </w:r>
+      <w:r>
+        <w:rPr>
+          <w:rFonts w:ascii="Arial" w:hAnsi="Arial" w:cs="Arial"/>
+          <w:sz w:val="22"/>
+          <w:szCs w:val="22"/>
+        </w:rPr>
+        <w:t xml:space="preserve"> </w:t>
+      </w:r>
+      <w:r>
+        <w:rPr>
+          <w:rFonts w:ascii="Arial" w:hAnsi="Arial" w:cs="Arial"/>
+          <w:sz w:val="22"/>
+          <w:szCs w:val="22"/>
+        </w:rPr>
+        <w:t>interpretable</w:t>
+      </w:r>
+      <w:r>
+        <w:rPr>
+          <w:rFonts w:ascii="Arial" w:hAnsi="Arial" w:cs="Arial"/>
+          <w:sz w:val="22"/>
+          <w:szCs w:val="22"/>
+        </w:rPr>
+        <w:t xml:space="preserve"> </w:t>
+      </w:r>
+      <w:r>
+        <w:rPr>
+          <w:rFonts w:ascii="Arial" w:hAnsi="Arial" w:cs="Arial"/>
+          <w:sz w:val="22"/>
+          <w:szCs w:val="22"/>
+        </w:rPr>
+        <w:t>quantit</w:t>
+      </w:r>
+      <w:r>
+        <w:rPr>
+          <w:rFonts w:ascii="Arial" w:hAnsi="Arial" w:cs="Arial"/>
+          <w:sz w:val="22"/>
+          <w:szCs w:val="22"/>
+        </w:rPr>
+        <w:t>y</w:t>
+      </w:r>
+      <w:r>
+        <w:rPr>
+          <w:rFonts w:ascii="Arial" w:hAnsi="Arial" w:cs="Arial"/>
+          <w:sz w:val="22"/>
+          <w:szCs w:val="22"/>
+        </w:rPr>
+        <w:t>,</w:t>
+      </w:r>
+      <w:r>
+        <w:rPr>
+          <w:rFonts w:ascii="Arial" w:hAnsi="Arial" w:cs="Arial"/>
+          <w:sz w:val="22"/>
+          <w:szCs w:val="22"/>
+        </w:rPr>
+        <w:t xml:space="preserve"> handle</w:t>
+      </w:r>
+      <w:r>
+        <w:rPr>
+          <w:rFonts w:ascii="Arial" w:hAnsi="Arial" w:cs="Arial"/>
+          <w:sz w:val="22"/>
+          <w:szCs w:val="22"/>
+        </w:rPr>
+        <w:t xml:space="preserve"> experimental</w:t>
+      </w:r>
+      <w:r>
+        <w:rPr>
+          <w:rFonts w:ascii="Arial" w:hAnsi="Arial" w:cs="Arial"/>
+          <w:sz w:val="22"/>
+          <w:szCs w:val="22"/>
+        </w:rPr>
+        <w:t xml:space="preserve"> replicates</w:t>
+      </w:r>
+      <w:r>
+        <w:rPr>
+          <w:rFonts w:ascii="Arial" w:hAnsi="Arial" w:cs="Arial"/>
+          <w:sz w:val="22"/>
+          <w:szCs w:val="22"/>
+        </w:rPr>
+        <w:t xml:space="preserve"> or </w:t>
+      </w:r>
+      <w:r>
+        <w:rPr>
+          <w:rFonts w:ascii="Arial" w:hAnsi="Arial" w:cs="Arial"/>
+          <w:sz w:val="22"/>
+          <w:szCs w:val="22"/>
+        </w:rPr>
+        <w:t>covariates</w:t>
+      </w:r>
+      <w:r>
+        <w:rPr>
+          <w:rFonts w:ascii="Arial" w:hAnsi="Arial" w:cs="Arial"/>
+          <w:sz w:val="22"/>
+          <w:szCs w:val="22"/>
+        </w:rPr>
+        <w:t>,</w:t>
+      </w:r>
+      <w:r>
+        <w:rPr>
+          <w:rFonts w:ascii="Arial" w:hAnsi="Arial" w:cs="Arial"/>
+          <w:sz w:val="22"/>
+          <w:szCs w:val="22"/>
+        </w:rPr>
+        <w:t xml:space="preserve"> account for overdispersion</w:t>
+      </w:r>
+      <w:r>
+        <w:rPr>
+          <w:rFonts w:ascii="Arial" w:hAnsi="Arial" w:cs="Arial"/>
+          <w:sz w:val="22"/>
+          <w:szCs w:val="22"/>
+        </w:rPr>
+        <w:t xml:space="preserve"> </w:t>
+      </w:r>
+      <w:r>
+        <w:rPr>
+          <w:rFonts w:ascii="Arial" w:hAnsi="Arial" w:cs="Arial"/>
+          <w:sz w:val="22"/>
+          <w:szCs w:val="22"/>
+        </w:rPr>
+        <w:t>(</w:t>
+      </w:r>
+      <w:r>
+        <w:rPr>
+          <w:rFonts w:ascii="Arial" w:hAnsi="Arial" w:cs="Arial"/>
+          <w:sz w:val="22"/>
+          <w:szCs w:val="22"/>
+        </w:rPr>
+        <w:t>which can lead</w:t>
+      </w:r>
+      <w:r>
+        <w:rPr>
+          <w:rFonts w:ascii="Arial" w:hAnsi="Arial" w:cs="Arial"/>
+          <w:sz w:val="22"/>
+          <w:szCs w:val="22"/>
+        </w:rPr>
+        <w:t xml:space="preserve"> to </w:t>
+      </w:r>
+      <w:r>
+        <w:rPr>
+          <w:rFonts w:ascii="Arial" w:hAnsi="Arial" w:cs="Arial"/>
+          <w:sz w:val="22"/>
+          <w:szCs w:val="22"/>
+        </w:rPr>
+        <w:t>overly confident</w:t>
+      </w:r>
+      <w:r>
+        <w:rPr>
+          <w:rFonts w:ascii="Arial" w:hAnsi="Arial" w:cs="Arial"/>
+          <w:sz w:val="22"/>
+          <w:szCs w:val="22"/>
+        </w:rPr>
+        <w:t xml:space="preserve"> </w:t>
+      </w:r>
+      <w:r>
+        <w:rPr>
+          <w:rFonts w:ascii="Arial" w:hAnsi="Arial" w:cs="Arial"/>
+          <w:sz w:val="22"/>
+          <w:szCs w:val="22"/>
+        </w:rPr>
+        <w:t>inferential</w:t>
+      </w:r>
+      <w:r>
+        <w:rPr>
+          <w:rFonts w:ascii="Arial" w:hAnsi="Arial" w:cs="Arial"/>
+          <w:sz w:val="22"/>
+          <w:szCs w:val="22"/>
+        </w:rPr>
+        <w:t xml:space="preserve"> statements</w:t>
+      </w:r>
+      <w:r>
+        <w:rPr>
+          <w:rFonts w:ascii="Arial" w:hAnsi="Arial" w:cs="Arial"/>
+          <w:sz w:val="22"/>
+          <w:szCs w:val="22"/>
+        </w:rPr>
+        <w:t>),</w:t>
+      </w:r>
+      <w:r>
+        <w:rPr>
+          <w:rFonts w:ascii="Arial" w:hAnsi="Arial" w:cs="Arial"/>
+          <w:sz w:val="22"/>
+          <w:szCs w:val="22"/>
+        </w:rPr>
+        <w:t xml:space="preserve"> or</w:t>
+      </w:r>
+      <w:r>
+        <w:rPr>
+          <w:rFonts w:ascii="Arial" w:hAnsi="Arial" w:cs="Arial"/>
+          <w:sz w:val="22"/>
+          <w:szCs w:val="22"/>
+        </w:rPr>
+        <w:t xml:space="preserve"> </w:t>
+      </w:r>
+      <w:r>
+        <w:rPr>
+          <w:rFonts w:ascii="Arial" w:hAnsi="Arial" w:cs="Arial"/>
+          <w:sz w:val="22"/>
+          <w:szCs w:val="22"/>
+        </w:rPr>
+        <w:t>extend to base or prime editing</w:t>
+      </w:r>
+      <w:r>
+        <w:rPr>
+          <w:rFonts w:ascii="Arial" w:hAnsi="Arial" w:cs="Arial"/>
+          <w:sz w:val="22"/>
+          <w:szCs w:val="22"/>
+        </w:rPr>
+        <w:t xml:space="preserve">. </w:t>
+      </w:r>
+      <w:r>
+        <w:rPr>
+          <w:rFonts w:ascii="Arial" w:hAnsi="Arial" w:cs="Arial"/>
+          <w:sz w:val="22"/>
+          <w:szCs w:val="22"/>
+        </w:rPr>
+        <w:t>Importantly</w:t>
       </w:r>
       <w:r>
         <w:rPr>
@@ -3781,111 +4168,71 @@
           <w:sz w:val="22"/>
           <w:szCs w:val="22"/>
         </w:rPr>
-        <w:t xml:space="preserve">implements a </w:t>
-      </w:r>
-      <w:r>
-        <w:rPr>
-          <w:rFonts w:ascii="Arial" w:hAnsi="Arial" w:cs="Arial"/>
-          <w:sz w:val="22"/>
-          <w:szCs w:val="22"/>
-        </w:rPr>
-        <w:t>Bayesian</w:t>
-      </w:r>
-      <w:r>
-        <w:rPr>
-          <w:rFonts w:ascii="Arial" w:hAnsi="Arial" w:cs="Arial"/>
-          <w:sz w:val="22"/>
-          <w:szCs w:val="22"/>
-        </w:rPr>
-        <w:t xml:space="preserve"> </w:t>
-      </w:r>
-      <w:r>
-        <w:rPr>
-          <w:rFonts w:ascii="Arial" w:hAnsi="Arial" w:cs="Arial"/>
-          <w:sz w:val="22"/>
-          <w:szCs w:val="22"/>
-        </w:rPr>
-        <w:t>comparative framework</w:t>
-      </w:r>
-      <w:r>
-        <w:rPr>
-          <w:rFonts w:ascii="Arial" w:hAnsi="Arial" w:cs="Arial"/>
-          <w:sz w:val="22"/>
-          <w:szCs w:val="22"/>
-        </w:rPr>
-        <w:t xml:space="preserve"> for assessing editing activity</w:t>
-      </w:r>
-      <w:r>
-        <w:rPr>
-          <w:rFonts w:ascii="Arial" w:hAnsi="Arial" w:cs="Arial"/>
-          <w:sz w:val="22"/>
-          <w:szCs w:val="22"/>
-        </w:rPr>
-        <w:t xml:space="preserve"> </w:t>
-      </w:r>
-      <w:r>
-        <w:rPr>
-          <w:rFonts w:ascii="Arial" w:hAnsi="Arial" w:cs="Arial"/>
-          <w:sz w:val="22"/>
-          <w:szCs w:val="22"/>
-        </w:rPr>
-        <w:t xml:space="preserve">but </w:t>
-      </w:r>
-      <w:r>
-        <w:rPr>
-          <w:rFonts w:ascii="Arial" w:hAnsi="Arial" w:cs="Arial"/>
-          <w:sz w:val="22"/>
-          <w:szCs w:val="22"/>
-        </w:rPr>
-        <w:t>does not</w:t>
-      </w:r>
-      <w:r>
-        <w:rPr>
-          <w:rFonts w:ascii="Arial" w:hAnsi="Arial" w:cs="Arial"/>
-          <w:sz w:val="22"/>
-          <w:szCs w:val="22"/>
-        </w:rPr>
-        <w:t xml:space="preserve"> estimate a </w:t>
-      </w:r>
-      <w:r>
-        <w:rPr>
-          <w:rFonts w:ascii="Arial" w:hAnsi="Arial" w:cs="Arial"/>
-          <w:sz w:val="22"/>
-          <w:szCs w:val="22"/>
-        </w:rPr>
-        <w:t>readily</w:t>
-      </w:r>
-      <w:r>
-        <w:rPr>
-          <w:rFonts w:ascii="Arial" w:hAnsi="Arial" w:cs="Arial"/>
-          <w:sz w:val="22"/>
-          <w:szCs w:val="22"/>
-        </w:rPr>
-        <w:t xml:space="preserve"> </w:t>
-      </w:r>
-      <w:r>
-        <w:rPr>
-          <w:rFonts w:ascii="Arial" w:hAnsi="Arial" w:cs="Arial"/>
-          <w:sz w:val="22"/>
-          <w:szCs w:val="22"/>
-        </w:rPr>
-        <w:t>interpretable</w:t>
-      </w:r>
-      <w:r>
-        <w:rPr>
-          <w:rFonts w:ascii="Arial" w:hAnsi="Arial" w:cs="Arial"/>
-          <w:sz w:val="22"/>
-          <w:szCs w:val="22"/>
-        </w:rPr>
-        <w:t xml:space="preserve"> quantity,</w:t>
-      </w:r>
-      <w:r>
-        <w:rPr>
-          <w:rFonts w:ascii="Arial" w:hAnsi="Arial" w:cs="Arial"/>
-          <w:sz w:val="22"/>
-          <w:szCs w:val="22"/>
-        </w:rPr>
-        <w:t xml:space="preserve"> handle</w:t>
+        <w:t xml:space="preserve">neither </w:t>
+      </w:r>
+      <w:r>
+        <w:rPr>
+          <w:rFonts w:ascii="Arial" w:hAnsi="Arial" w:cs="Arial"/>
+          <w:sz w:val="22"/>
+          <w:szCs w:val="22"/>
+        </w:rPr>
+        <w:t>CRISPResso</w:t>
+      </w:r>
+      <w:r>
+        <w:rPr>
+          <w:rFonts w:ascii="Arial" w:hAnsi="Arial" w:cs="Arial"/>
+          <w:sz w:val="22"/>
+          <w:szCs w:val="22"/>
+        </w:rPr>
+        <w:t xml:space="preserve"> nor </w:t>
+      </w:r>
+      <w:r>
+        <w:rPr>
+          <w:rFonts w:ascii="Arial" w:hAnsi="Arial" w:cs="Arial"/>
+          <w:sz w:val="22"/>
+          <w:szCs w:val="22"/>
+        </w:rPr>
+        <w:t>CRISPRECTOR</w:t>
+      </w:r>
+      <w:r>
+        <w:rPr>
+          <w:rFonts w:ascii="Arial" w:hAnsi="Arial" w:cs="Arial"/>
+          <w:sz w:val="22"/>
+          <w:szCs w:val="22"/>
+        </w:rPr>
+        <w:t xml:space="preserve"> </w:t>
+      </w:r>
+      <w:r>
+        <w:rPr>
+          <w:rFonts w:ascii="Arial" w:hAnsi="Arial" w:cs="Arial"/>
+          <w:sz w:val="22"/>
+          <w:szCs w:val="22"/>
+        </w:rPr>
+        <w:t>implement a power calculator or experimental design module</w:t>
+      </w:r>
+      <w:r>
+        <w:rPr>
+          <w:rFonts w:ascii="Arial" w:hAnsi="Arial" w:cs="Arial"/>
+          <w:sz w:val="22"/>
+          <w:szCs w:val="22"/>
+        </w:rPr>
+        <w:t xml:space="preserve">, leaving </w:t>
+      </w:r>
+      <w:r>
+        <w:rPr>
+          <w:rFonts w:ascii="Arial" w:hAnsi="Arial" w:cs="Arial"/>
+          <w:sz w:val="22"/>
+          <w:szCs w:val="22"/>
+        </w:rPr>
+        <w:t>researchers</w:t>
+      </w:r>
+      <w:r>
+        <w:rPr>
+          <w:rFonts w:ascii="Arial" w:hAnsi="Arial" w:cs="Arial"/>
+          <w:sz w:val="22"/>
+          <w:szCs w:val="22"/>
+        </w:rPr>
+        <w:t xml:space="preserve"> to determine key</w:t>
       </w:r>
       <w:r>
         <w:rPr>
@@ -3901,215 +4248,7 @@
           <w:sz w:val="22"/>
           <w:szCs w:val="22"/>
         </w:rPr>
-        <w:t xml:space="preserve"> replicates</w:t>
-      </w:r>
-      <w:r>
-        <w:rPr>
-          <w:rFonts w:ascii="Arial" w:hAnsi="Arial" w:cs="Arial"/>
-          <w:sz w:val="22"/>
-          <w:szCs w:val="22"/>
-        </w:rPr>
-        <w:t xml:space="preserve"> or </w:t>
-      </w:r>
-      <w:r>
-        <w:rPr>
-          <w:rFonts w:ascii="Arial" w:hAnsi="Arial" w:cs="Arial"/>
-          <w:sz w:val="22"/>
-          <w:szCs w:val="22"/>
-        </w:rPr>
-        <w:t>covariates</w:t>
-      </w:r>
-      <w:r>
-        <w:rPr>
-          <w:rFonts w:ascii="Arial" w:hAnsi="Arial" w:cs="Arial"/>
-          <w:sz w:val="22"/>
-          <w:szCs w:val="22"/>
-        </w:rPr>
-        <w:t>,</w:t>
-      </w:r>
-      <w:r>
-        <w:rPr>
-          <w:rFonts w:ascii="Arial" w:hAnsi="Arial" w:cs="Arial"/>
-          <w:sz w:val="22"/>
-          <w:szCs w:val="22"/>
-        </w:rPr>
-        <w:t xml:space="preserve"> account for overdispersion</w:t>
-      </w:r>
-      <w:r>
-        <w:rPr>
-          <w:rFonts w:ascii="Arial" w:hAnsi="Arial" w:cs="Arial"/>
-          <w:sz w:val="22"/>
-          <w:szCs w:val="22"/>
-        </w:rPr>
-        <w:t xml:space="preserve"> </w:t>
-      </w:r>
-      <w:r>
-        <w:rPr>
-          <w:rFonts w:ascii="Arial" w:hAnsi="Arial" w:cs="Arial"/>
-          <w:sz w:val="22"/>
-          <w:szCs w:val="22"/>
-        </w:rPr>
-        <w:t>(</w:t>
-      </w:r>
-      <w:r>
-        <w:rPr>
-          <w:rFonts w:ascii="Arial" w:hAnsi="Arial" w:cs="Arial"/>
-          <w:sz w:val="22"/>
-          <w:szCs w:val="22"/>
-        </w:rPr>
-        <w:t>which can lead</w:t>
-      </w:r>
-      <w:r>
-        <w:rPr>
-          <w:rFonts w:ascii="Arial" w:hAnsi="Arial" w:cs="Arial"/>
-          <w:sz w:val="22"/>
-          <w:szCs w:val="22"/>
-        </w:rPr>
-        <w:t xml:space="preserve"> to </w:t>
-      </w:r>
-      <w:r>
-        <w:rPr>
-          <w:rFonts w:ascii="Arial" w:hAnsi="Arial" w:cs="Arial"/>
-          <w:sz w:val="22"/>
-          <w:szCs w:val="22"/>
-        </w:rPr>
-        <w:t>overly confident</w:t>
-      </w:r>
-      <w:r>
-        <w:rPr>
-          <w:rFonts w:ascii="Arial" w:hAnsi="Arial" w:cs="Arial"/>
-          <w:sz w:val="22"/>
-          <w:szCs w:val="22"/>
-        </w:rPr>
-        <w:t xml:space="preserve"> </w:t>
-      </w:r>
-      <w:r>
-        <w:rPr>
-          <w:rFonts w:ascii="Arial" w:hAnsi="Arial" w:cs="Arial"/>
-          <w:sz w:val="22"/>
-          <w:szCs w:val="22"/>
-        </w:rPr>
-        <w:t>inferential</w:t>
-      </w:r>
-      <w:r>
-        <w:rPr>
-          <w:rFonts w:ascii="Arial" w:hAnsi="Arial" w:cs="Arial"/>
-          <w:sz w:val="22"/>
-          <w:szCs w:val="22"/>
-        </w:rPr>
-        <w:t xml:space="preserve"> statements</w:t>
-      </w:r>
-      <w:r>
-        <w:rPr>
-          <w:rFonts w:ascii="Arial" w:hAnsi="Arial" w:cs="Arial"/>
-          <w:sz w:val="22"/>
-          <w:szCs w:val="22"/>
-        </w:rPr>
-        <w:t>),</w:t>
-      </w:r>
-      <w:r>
-        <w:rPr>
-          <w:rFonts w:ascii="Arial" w:hAnsi="Arial" w:cs="Arial"/>
-          <w:sz w:val="22"/>
-          <w:szCs w:val="22"/>
-        </w:rPr>
-        <w:t xml:space="preserve"> or</w:t>
-      </w:r>
-      <w:r>
-        <w:rPr>
-          <w:rFonts w:ascii="Arial" w:hAnsi="Arial" w:cs="Arial"/>
-          <w:sz w:val="22"/>
-          <w:szCs w:val="22"/>
-        </w:rPr>
-        <w:t xml:space="preserve"> </w:t>
-      </w:r>
-      <w:r>
-        <w:rPr>
-          <w:rFonts w:ascii="Arial" w:hAnsi="Arial" w:cs="Arial"/>
-          <w:sz w:val="22"/>
-          <w:szCs w:val="22"/>
-        </w:rPr>
-        <w:t>extend to base or prime editing</w:t>
-      </w:r>
-      <w:r>
-        <w:rPr>
-          <w:rFonts w:ascii="Arial" w:hAnsi="Arial" w:cs="Arial"/>
-          <w:sz w:val="22"/>
-          <w:szCs w:val="22"/>
-        </w:rPr>
-        <w:t xml:space="preserve">. </w:t>
-      </w:r>
-      <w:r>
-        <w:rPr>
-          <w:rFonts w:ascii="Arial" w:hAnsi="Arial" w:cs="Arial"/>
-          <w:sz w:val="22"/>
-          <w:szCs w:val="22"/>
-        </w:rPr>
-        <w:t>Importantly</w:t>
-      </w:r>
-      <w:r>
-        <w:rPr>
-          <w:rFonts w:ascii="Arial" w:hAnsi="Arial" w:cs="Arial"/>
-          <w:sz w:val="22"/>
-          <w:szCs w:val="22"/>
-        </w:rPr>
-        <w:t xml:space="preserve">, </w:t>
-      </w:r>
-      <w:r>
-        <w:rPr>
-          <w:rFonts w:ascii="Arial" w:hAnsi="Arial" w:cs="Arial"/>
-          <w:sz w:val="22"/>
-          <w:szCs w:val="22"/>
-        </w:rPr>
-        <w:t xml:space="preserve">neither </w:t>
-      </w:r>
-      <w:r>
-        <w:rPr>
-          <w:rFonts w:ascii="Arial" w:hAnsi="Arial" w:cs="Arial"/>
-          <w:sz w:val="22"/>
-          <w:szCs w:val="22"/>
-        </w:rPr>
-        <w:t>CRISPResso</w:t>
-      </w:r>
-      <w:r>
-        <w:rPr>
-          <w:rFonts w:ascii="Arial" w:hAnsi="Arial" w:cs="Arial"/>
-          <w:sz w:val="22"/>
-          <w:szCs w:val="22"/>
-        </w:rPr>
-        <w:t xml:space="preserve"> nor </w:t>
-      </w:r>
-      <w:r>
-        <w:rPr>
-          <w:rFonts w:ascii="Arial" w:hAnsi="Arial" w:cs="Arial"/>
-          <w:sz w:val="22"/>
-          <w:szCs w:val="22"/>
-        </w:rPr>
-        <w:t>CRISPRECTOR</w:t>
-      </w:r>
-      <w:r>
-        <w:rPr>
-          <w:rFonts w:ascii="Arial" w:hAnsi="Arial" w:cs="Arial"/>
-          <w:sz w:val="22"/>
-          <w:szCs w:val="22"/>
-        </w:rPr>
-        <w:t xml:space="preserve"> </w:t>
-      </w:r>
-      <w:r>
-        <w:rPr>
-          <w:rFonts w:ascii="Arial" w:hAnsi="Arial" w:cs="Arial"/>
-          <w:sz w:val="22"/>
-          <w:szCs w:val="22"/>
-        </w:rPr>
-        <w:t>implement a power calculator or experimental design module</w:t>
-      </w:r>
-      <w:r>
-        <w:rPr>
-          <w:rFonts w:ascii="Arial" w:hAnsi="Arial" w:cs="Arial"/>
-          <w:sz w:val="22"/>
-          <w:szCs w:val="22"/>
-        </w:rPr>
-        <w:t>, leaving experimentalists to determine key experimental parameters (e.g., sequencing depth</w:t>
+        <w:t xml:space="preserve"> parameters (e.g., sequencing depth</w:t>
       </w:r>
       <w:r>
         <w:rPr>
@@ -4703,6 +4842,1373 @@
           <w:szCs w:val="22"/>
         </w:rPr>
         <w:t>rate estimation, uncertainty quantification, replicate-aware inference, and experimental design.</w:t>
+      </w:r>
+    </w:p>
+    <w:p>
+      <w:pPr>
+        <w:pStyle w:val="ListParagraph"/>
+        <w:numPr>
+          <w:ilvl w:val="0"/>
+          <w:numId w:val="13"/>
+        </w:numPr>
+        <w:spacing w:after="40"/>
+        <w:rPr>
+          <w:rFonts w:ascii="Arial" w:hAnsi="Arial" w:cs="Arial"/>
+          <w:b/>
+          <w:bCs/>
+          <w:sz w:val="22"/>
+          <w:szCs w:val="22"/>
+        </w:rPr>
+      </w:pPr>
+      <w:r>
+        <w:rPr>
+          <w:rFonts w:ascii="Arial" w:hAnsi="Arial" w:cs="Arial"/>
+          <w:b/>
+          <w:bCs/>
+          <w:sz w:val="22"/>
+          <w:szCs w:val="22"/>
+        </w:rPr>
+        <w:t>Innovation</w:t>
+      </w:r>
+    </w:p>
+    <w:p>
+      <w:pPr>
+        <w:spacing w:after="40"/>
+        <w:rPr>
+          <w:rFonts w:ascii="Arial" w:hAnsi="Arial" w:cs="Arial"/>
+          <w:sz w:val="22"/>
+          <w:szCs w:val="22"/>
+        </w:rPr>
+      </w:pPr>
+      <w:r>
+        <w:rPr>
+          <w:rFonts w:ascii="Arial" w:hAnsi="Arial" w:cs="Arial"/>
+          <w:sz w:val="22"/>
+          <w:szCs w:val="22"/>
+        </w:rPr>
+        <w:t xml:space="preserve">The </w:t>
+      </w:r>
+      <w:r>
+        <w:rPr>
+          <w:rFonts w:ascii="Arial" w:hAnsi="Arial" w:cs="Arial"/>
+          <w:sz w:val="22"/>
+          <w:szCs w:val="22"/>
+        </w:rPr>
+        <w:t xml:space="preserve">core innovation of this proposal is CRISPR-caliper, </w:t>
+      </w:r>
+      <w:r>
+        <w:rPr>
+          <w:rFonts w:ascii="Arial" w:hAnsi="Arial" w:cs="Arial"/>
+          <w:sz w:val="22"/>
+          <w:szCs w:val="22"/>
+        </w:rPr>
+        <w:t xml:space="preserve">a unified statistical framework </w:t>
+      </w:r>
+      <w:r>
+        <w:rPr>
+          <w:rFonts w:ascii="Arial" w:hAnsi="Arial" w:cs="Arial"/>
+          <w:sz w:val="22"/>
+          <w:szCs w:val="22"/>
+        </w:rPr>
+        <w:t>for the</w:t>
+      </w:r>
+      <w:r>
+        <w:rPr>
+          <w:rFonts w:ascii="Arial" w:hAnsi="Arial" w:cs="Arial"/>
+          <w:sz w:val="22"/>
+          <w:szCs w:val="22"/>
+        </w:rPr>
+        <w:t xml:space="preserve"> design and</w:t>
+      </w:r>
+      <w:r>
+        <w:rPr>
+          <w:rFonts w:ascii="Arial" w:hAnsi="Arial" w:cs="Arial"/>
+          <w:sz w:val="22"/>
+          <w:szCs w:val="22"/>
+        </w:rPr>
+        <w:t xml:space="preserve"> analysis</w:t>
+      </w:r>
+      <w:r>
+        <w:rPr>
+          <w:rFonts w:ascii="Arial" w:hAnsi="Arial" w:cs="Arial"/>
+          <w:sz w:val="22"/>
+          <w:szCs w:val="22"/>
+        </w:rPr>
+        <w:t xml:space="preserve"> </w:t>
+      </w:r>
+      <w:r>
+        <w:rPr>
+          <w:rFonts w:ascii="Arial" w:hAnsi="Arial" w:cs="Arial"/>
+          <w:sz w:val="22"/>
+          <w:szCs w:val="22"/>
+        </w:rPr>
+        <w:t xml:space="preserve">of CRISPR editing experiments. </w:t>
+      </w:r>
+      <w:r>
+        <w:rPr>
+          <w:rFonts w:ascii="Arial" w:hAnsi="Arial" w:cs="Arial"/>
+          <w:sz w:val="22"/>
+          <w:szCs w:val="22"/>
+        </w:rPr>
+        <w:t xml:space="preserve">CRISPR-caliper will </w:t>
+      </w:r>
+      <w:r>
+        <w:rPr>
+          <w:rFonts w:ascii="Arial" w:hAnsi="Arial" w:cs="Arial"/>
+          <w:sz w:val="22"/>
+          <w:szCs w:val="22"/>
+        </w:rPr>
+        <w:t xml:space="preserve">explicitly model </w:t>
+      </w:r>
+      <w:r>
+        <w:rPr>
+          <w:rFonts w:ascii="Arial" w:hAnsi="Arial" w:cs="Arial"/>
+          <w:sz w:val="22"/>
+          <w:szCs w:val="22"/>
+        </w:rPr>
+        <w:t xml:space="preserve">replicate heterogeneity, overdispersion, </w:t>
+      </w:r>
+      <w:r>
+        <w:rPr>
+          <w:rFonts w:ascii="Arial" w:hAnsi="Arial" w:cs="Arial"/>
+          <w:sz w:val="22"/>
+          <w:szCs w:val="22"/>
+        </w:rPr>
+        <w:t xml:space="preserve">technical error, </w:t>
+      </w:r>
+      <w:r>
+        <w:rPr>
+          <w:rFonts w:ascii="Arial" w:hAnsi="Arial" w:cs="Arial"/>
+          <w:sz w:val="22"/>
+          <w:szCs w:val="22"/>
+        </w:rPr>
+        <w:t xml:space="preserve">outlier behavior, </w:t>
+      </w:r>
+      <w:r>
+        <w:rPr>
+          <w:rFonts w:ascii="Arial" w:hAnsi="Arial" w:cs="Arial"/>
+          <w:sz w:val="22"/>
+          <w:szCs w:val="22"/>
+        </w:rPr>
+        <w:t xml:space="preserve">and multivariate </w:t>
+      </w:r>
+      <w:r>
+        <w:rPr>
+          <w:rFonts w:ascii="Arial" w:hAnsi="Arial" w:cs="Arial"/>
+          <w:sz w:val="22"/>
+          <w:szCs w:val="22"/>
+        </w:rPr>
+        <w:t>repair outcome</w:t>
+      </w:r>
+      <w:r>
+        <w:rPr>
+          <w:rFonts w:ascii="Arial" w:hAnsi="Arial" w:cs="Arial"/>
+          <w:sz w:val="22"/>
+          <w:szCs w:val="22"/>
+        </w:rPr>
+        <w:t xml:space="preserve"> </w:t>
+      </w:r>
+      <w:r>
+        <w:rPr>
+          <w:rFonts w:ascii="Arial" w:hAnsi="Arial" w:cs="Arial"/>
+          <w:sz w:val="22"/>
+          <w:szCs w:val="22"/>
+        </w:rPr>
+        <w:t>spectra</w:t>
+      </w:r>
+      <w:r>
+        <w:rPr>
+          <w:rFonts w:ascii="Arial" w:hAnsi="Arial" w:cs="Arial"/>
+          <w:sz w:val="22"/>
+          <w:szCs w:val="22"/>
+        </w:rPr>
+        <w:t xml:space="preserve"> </w:t>
+      </w:r>
+      <w:r>
+        <w:rPr>
+          <w:rFonts w:ascii="Arial" w:hAnsi="Arial" w:cs="Arial"/>
+          <w:sz w:val="22"/>
+          <w:szCs w:val="22"/>
+        </w:rPr>
+        <w:t xml:space="preserve">to </w:t>
+      </w:r>
+      <w:r>
+        <w:rPr>
+          <w:rFonts w:ascii="Arial" w:hAnsi="Arial" w:cs="Arial"/>
+          <w:sz w:val="22"/>
+          <w:szCs w:val="22"/>
+        </w:rPr>
+        <w:t xml:space="preserve">estimate </w:t>
+      </w:r>
+      <w:r>
+        <w:rPr>
+          <w:rFonts w:ascii="Arial" w:hAnsi="Arial" w:cs="Arial"/>
+          <w:sz w:val="22"/>
+          <w:szCs w:val="22"/>
+        </w:rPr>
+        <w:t>editing</w:t>
+      </w:r>
+      <w:r>
+        <w:rPr>
+          <w:rFonts w:ascii="Arial" w:hAnsi="Arial" w:cs="Arial"/>
+          <w:sz w:val="22"/>
+          <w:szCs w:val="22"/>
+        </w:rPr>
+        <w:t xml:space="preserve"> rates, </w:t>
+      </w:r>
+      <w:r>
+        <w:rPr>
+          <w:rFonts w:ascii="Arial" w:hAnsi="Arial" w:cs="Arial"/>
+          <w:sz w:val="22"/>
+          <w:szCs w:val="22"/>
+        </w:rPr>
+        <w:t>quantify uncertainty</w:t>
+      </w:r>
+      <w:r>
+        <w:rPr>
+          <w:rFonts w:ascii="Arial" w:hAnsi="Arial" w:cs="Arial"/>
+          <w:sz w:val="22"/>
+          <w:szCs w:val="22"/>
+        </w:rPr>
+        <w:t xml:space="preserve">, </w:t>
+      </w:r>
+      <w:r>
+        <w:rPr>
+          <w:rFonts w:ascii="Arial" w:hAnsi="Arial" w:cs="Arial"/>
+          <w:sz w:val="22"/>
+          <w:szCs w:val="22"/>
+        </w:rPr>
+        <w:t xml:space="preserve">and </w:t>
+      </w:r>
+      <w:r>
+        <w:rPr>
+          <w:rFonts w:ascii="Arial" w:hAnsi="Arial" w:cs="Arial"/>
+          <w:sz w:val="22"/>
+          <w:szCs w:val="22"/>
+        </w:rPr>
+        <w:t>support</w:t>
+      </w:r>
+      <w:r>
+        <w:rPr>
+          <w:rFonts w:ascii="Arial" w:hAnsi="Arial" w:cs="Arial"/>
+          <w:sz w:val="22"/>
+          <w:szCs w:val="22"/>
+        </w:rPr>
+        <w:t xml:space="preserve"> sensitive</w:t>
+      </w:r>
+      <w:r>
+        <w:rPr>
+          <w:rFonts w:ascii="Arial" w:hAnsi="Arial" w:cs="Arial"/>
+          <w:sz w:val="22"/>
+          <w:szCs w:val="22"/>
+        </w:rPr>
+        <w:t xml:space="preserve"> and</w:t>
+      </w:r>
+      <w:r>
+        <w:rPr>
+          <w:rFonts w:ascii="Arial" w:hAnsi="Arial" w:cs="Arial"/>
+          <w:sz w:val="22"/>
+          <w:szCs w:val="22"/>
+        </w:rPr>
+        <w:t xml:space="preserve"> cost-efficient</w:t>
+      </w:r>
+      <w:r>
+        <w:rPr>
+          <w:rFonts w:ascii="Arial" w:hAnsi="Arial" w:cs="Arial"/>
+          <w:sz w:val="22"/>
+          <w:szCs w:val="22"/>
+        </w:rPr>
+        <w:t xml:space="preserve"> experimental design.</w:t>
+      </w:r>
+      <w:r>
+        <w:rPr>
+          <w:rFonts w:ascii="Arial" w:hAnsi="Arial" w:cs="Arial"/>
+          <w:sz w:val="22"/>
+          <w:szCs w:val="22"/>
+        </w:rPr>
+        <w:t xml:space="preserve"> </w:t>
+      </w:r>
+      <w:r>
+        <w:rPr>
+          <w:rFonts w:ascii="Arial" w:hAnsi="Arial" w:cs="Arial"/>
+          <w:sz w:val="22"/>
+          <w:szCs w:val="22"/>
+        </w:rPr>
+        <w:t xml:space="preserve">CRISPR-caliper will comprise </w:t>
+      </w:r>
+      <w:r>
+        <w:rPr>
+          <w:rFonts w:ascii="Arial" w:hAnsi="Arial" w:cs="Arial"/>
+          <w:sz w:val="22"/>
+          <w:szCs w:val="22"/>
+        </w:rPr>
+        <w:t>three submodules</w:t>
+      </w:r>
+      <w:r>
+        <w:rPr>
+          <w:rFonts w:ascii="Arial" w:hAnsi="Arial" w:cs="Arial"/>
+          <w:sz w:val="22"/>
+          <w:szCs w:val="22"/>
+        </w:rPr>
+        <w:t>.</w:t>
+      </w:r>
+      <w:r>
+        <w:rPr>
+          <w:rFonts w:ascii="Arial" w:hAnsi="Arial" w:cs="Arial"/>
+          <w:sz w:val="22"/>
+          <w:szCs w:val="22"/>
+        </w:rPr>
+        <w:t xml:space="preserve"> </w:t>
+      </w:r>
+      <w:r>
+        <w:rPr>
+          <w:rFonts w:ascii="Arial" w:hAnsi="Arial" w:cs="Arial"/>
+          <w:i/>
+          <w:iCs/>
+          <w:sz w:val="22"/>
+          <w:szCs w:val="22"/>
+        </w:rPr>
+        <w:t>CRISPR</w:t>
+      </w:r>
+      <w:r>
+        <w:rPr>
+          <w:rFonts w:ascii="Arial" w:hAnsi="Arial" w:cs="Arial"/>
+          <w:i/>
+          <w:iCs/>
+          <w:sz w:val="22"/>
+          <w:szCs w:val="22"/>
+        </w:rPr>
+        <w:t>-caliper-</w:t>
+      </w:r>
+      <w:r>
+        <w:rPr>
+          <w:rFonts w:ascii="Arial" w:hAnsi="Arial" w:cs="Arial"/>
+          <w:i/>
+          <w:iCs/>
+          <w:sz w:val="22"/>
+          <w:szCs w:val="22"/>
+        </w:rPr>
+        <w:t>genomewide</w:t>
+      </w:r>
+      <w:r>
+        <w:rPr>
+          <w:rFonts w:ascii="Arial" w:hAnsi="Arial" w:cs="Arial"/>
+          <w:i/>
+          <w:iCs/>
+          <w:sz w:val="22"/>
+          <w:szCs w:val="22"/>
+        </w:rPr>
+        <w:t xml:space="preserve"> </w:t>
+      </w:r>
+      <w:r>
+        <w:rPr>
+          <w:rFonts w:ascii="Arial" w:hAnsi="Arial" w:cs="Arial"/>
+          <w:sz w:val="22"/>
+          <w:szCs w:val="22"/>
+        </w:rPr>
+        <w:t>(</w:t>
+      </w:r>
+      <w:r>
+        <w:rPr>
+          <w:rFonts w:ascii="Arial" w:hAnsi="Arial" w:cs="Arial"/>
+          <w:b/>
+          <w:bCs/>
+          <w:sz w:val="22"/>
+          <w:szCs w:val="22"/>
+        </w:rPr>
+        <w:t>Aim 1</w:t>
+      </w:r>
+      <w:r>
+        <w:rPr>
+          <w:rFonts w:ascii="Arial" w:hAnsi="Arial" w:cs="Arial"/>
+          <w:sz w:val="22"/>
+          <w:szCs w:val="22"/>
+        </w:rPr>
+        <w:t>)</w:t>
+      </w:r>
+      <w:r>
+        <w:rPr>
+          <w:rFonts w:ascii="Arial" w:hAnsi="Arial" w:cs="Arial"/>
+          <w:i/>
+          <w:iCs/>
+          <w:sz w:val="22"/>
+          <w:szCs w:val="22"/>
+        </w:rPr>
+        <w:t xml:space="preserve"> </w:t>
+      </w:r>
+      <w:r>
+        <w:rPr>
+          <w:rFonts w:ascii="Arial" w:hAnsi="Arial" w:cs="Arial"/>
+          <w:sz w:val="22"/>
+          <w:szCs w:val="22"/>
+        </w:rPr>
+        <w:t xml:space="preserve">will </w:t>
+      </w:r>
+      <w:r>
+        <w:rPr>
+          <w:rFonts w:ascii="Arial" w:hAnsi="Arial" w:cs="Arial"/>
+          <w:sz w:val="22"/>
+          <w:szCs w:val="22"/>
+        </w:rPr>
+        <w:t>nominate</w:t>
+      </w:r>
+      <w:r>
+        <w:rPr>
+          <w:rFonts w:ascii="Arial" w:hAnsi="Arial" w:cs="Arial"/>
+          <w:sz w:val="22"/>
+          <w:szCs w:val="22"/>
+        </w:rPr>
+        <w:t xml:space="preserve"> off-target site</w:t>
+      </w:r>
+      <w:r>
+        <w:rPr>
+          <w:rFonts w:ascii="Arial" w:hAnsi="Arial" w:cs="Arial"/>
+          <w:sz w:val="22"/>
+          <w:szCs w:val="22"/>
+        </w:rPr>
+        <w:t xml:space="preserve">s </w:t>
+      </w:r>
+      <w:r>
+        <w:rPr>
+          <w:rFonts w:ascii="Arial" w:hAnsi="Arial" w:cs="Arial"/>
+          <w:sz w:val="22"/>
+          <w:szCs w:val="22"/>
+        </w:rPr>
+        <w:t xml:space="preserve">from unbiased, genome-wide </w:t>
+      </w:r>
+      <w:r>
+        <w:rPr>
+          <w:rFonts w:ascii="Arial" w:hAnsi="Arial" w:cs="Arial"/>
+          <w:sz w:val="22"/>
+          <w:szCs w:val="22"/>
+        </w:rPr>
+        <w:t>assays</w:t>
+      </w:r>
+      <w:r>
+        <w:rPr>
+          <w:rFonts w:ascii="Arial" w:hAnsi="Arial" w:cs="Arial"/>
+          <w:sz w:val="22"/>
+          <w:szCs w:val="22"/>
+        </w:rPr>
+        <w:t xml:space="preserve">, </w:t>
+      </w:r>
+      <w:r>
+        <w:rPr>
+          <w:rFonts w:ascii="Arial" w:hAnsi="Arial" w:cs="Arial"/>
+          <w:sz w:val="22"/>
+          <w:szCs w:val="22"/>
+        </w:rPr>
+        <w:t>while balancing</w:t>
+      </w:r>
+      <w:r>
+        <w:rPr>
+          <w:rFonts w:ascii="Arial" w:hAnsi="Arial" w:cs="Arial"/>
+          <w:sz w:val="22"/>
+          <w:szCs w:val="22"/>
+        </w:rPr>
+        <w:t xml:space="preserve"> false negative and</w:t>
+      </w:r>
+      <w:r>
+        <w:rPr>
+          <w:rFonts w:ascii="Arial" w:hAnsi="Arial" w:cs="Arial"/>
+          <w:sz w:val="22"/>
+          <w:szCs w:val="22"/>
+        </w:rPr>
+        <w:t xml:space="preserve"> false</w:t>
+      </w:r>
+      <w:r>
+        <w:rPr>
+          <w:rFonts w:ascii="Arial" w:hAnsi="Arial" w:cs="Arial"/>
+          <w:sz w:val="22"/>
+          <w:szCs w:val="22"/>
+        </w:rPr>
+        <w:t xml:space="preserve"> positive</w:t>
+      </w:r>
+      <w:r>
+        <w:rPr>
+          <w:rFonts w:ascii="Arial" w:hAnsi="Arial" w:cs="Arial"/>
+          <w:sz w:val="22"/>
+          <w:szCs w:val="22"/>
+        </w:rPr>
+        <w:t xml:space="preserve"> </w:t>
+      </w:r>
+      <w:r>
+        <w:rPr>
+          <w:rFonts w:ascii="Arial" w:hAnsi="Arial" w:cs="Arial"/>
+          <w:sz w:val="22"/>
+          <w:szCs w:val="22"/>
+        </w:rPr>
+        <w:t>site nominations</w:t>
+      </w:r>
+      <w:r>
+        <w:rPr>
+          <w:rFonts w:ascii="Arial" w:hAnsi="Arial" w:cs="Arial"/>
+          <w:sz w:val="22"/>
+          <w:szCs w:val="22"/>
+        </w:rPr>
+        <w:t xml:space="preserve">; </w:t>
+      </w:r>
+      <w:r>
+        <w:rPr>
+          <w:rFonts w:ascii="Arial" w:hAnsi="Arial" w:cs="Arial"/>
+          <w:i/>
+          <w:iCs/>
+          <w:sz w:val="22"/>
+          <w:szCs w:val="22"/>
+        </w:rPr>
+        <w:t>CRISPR-caliper-</w:t>
+      </w:r>
+      <w:r>
+        <w:rPr>
+          <w:rFonts w:ascii="Arial" w:hAnsi="Arial" w:cs="Arial"/>
+          <w:i/>
+          <w:iCs/>
+          <w:sz w:val="22"/>
+          <w:szCs w:val="22"/>
+        </w:rPr>
+        <w:t xml:space="preserve">targeted </w:t>
+      </w:r>
+      <w:r>
+        <w:rPr>
+          <w:rFonts w:ascii="Arial" w:hAnsi="Arial" w:cs="Arial"/>
+          <w:sz w:val="22"/>
+          <w:szCs w:val="22"/>
+        </w:rPr>
+        <w:t>(</w:t>
+      </w:r>
+      <w:r>
+        <w:rPr>
+          <w:rFonts w:ascii="Arial" w:hAnsi="Arial" w:cs="Arial"/>
+          <w:b/>
+          <w:bCs/>
+          <w:sz w:val="22"/>
+          <w:szCs w:val="22"/>
+        </w:rPr>
+        <w:t>Aim 2</w:t>
+      </w:r>
+      <w:r>
+        <w:rPr>
+          <w:rFonts w:ascii="Arial" w:hAnsi="Arial" w:cs="Arial"/>
+          <w:sz w:val="22"/>
+          <w:szCs w:val="22"/>
+        </w:rPr>
+        <w:t xml:space="preserve">) </w:t>
+      </w:r>
+      <w:r>
+        <w:rPr>
+          <w:rFonts w:ascii="Arial" w:hAnsi="Arial" w:cs="Arial"/>
+          <w:sz w:val="22"/>
+          <w:szCs w:val="22"/>
+        </w:rPr>
+        <w:t xml:space="preserve">will estimate </w:t>
+      </w:r>
+      <w:r>
+        <w:rPr>
+          <w:rFonts w:ascii="Arial" w:hAnsi="Arial" w:cs="Arial"/>
+          <w:sz w:val="22"/>
+          <w:szCs w:val="22"/>
+        </w:rPr>
+        <w:t xml:space="preserve">editing rates with </w:t>
+      </w:r>
+      <w:r>
+        <w:rPr>
+          <w:rFonts w:ascii="Arial" w:hAnsi="Arial" w:cs="Arial"/>
+          <w:sz w:val="22"/>
+          <w:szCs w:val="22"/>
+        </w:rPr>
+        <w:t>robust</w:t>
+      </w:r>
+      <w:r>
+        <w:rPr>
+          <w:rFonts w:ascii="Arial" w:hAnsi="Arial" w:cs="Arial"/>
+          <w:sz w:val="22"/>
+          <w:szCs w:val="22"/>
+        </w:rPr>
+        <w:t xml:space="preserve"> uncertainty quantification </w:t>
+      </w:r>
+      <w:r>
+        <w:rPr>
+          <w:rFonts w:ascii="Arial" w:hAnsi="Arial" w:cs="Arial"/>
+          <w:sz w:val="22"/>
+          <w:szCs w:val="22"/>
+        </w:rPr>
+        <w:t>fro</w:t>
+      </w:r>
+      <w:r>
+        <w:rPr>
+          <w:rFonts w:ascii="Arial" w:hAnsi="Arial" w:cs="Arial"/>
+          <w:sz w:val="22"/>
+          <w:szCs w:val="22"/>
+        </w:rPr>
+        <w:t>m</w:t>
+      </w:r>
+      <w:r>
+        <w:rPr>
+          <w:rFonts w:ascii="Arial" w:hAnsi="Arial" w:cs="Arial"/>
+          <w:sz w:val="22"/>
+          <w:szCs w:val="22"/>
+        </w:rPr>
+        <w:t xml:space="preserve"> </w:t>
+      </w:r>
+      <w:r>
+        <w:rPr>
+          <w:rFonts w:ascii="Arial" w:hAnsi="Arial" w:cs="Arial"/>
+          <w:sz w:val="22"/>
+          <w:szCs w:val="22"/>
+        </w:rPr>
+        <w:t xml:space="preserve">targeted sequencing assays; and </w:t>
+      </w:r>
+      <w:r>
+        <w:rPr>
+          <w:rFonts w:ascii="Arial" w:hAnsi="Arial" w:cs="Arial"/>
+          <w:i/>
+          <w:iCs/>
+          <w:sz w:val="22"/>
+          <w:szCs w:val="22"/>
+        </w:rPr>
+        <w:t>CRISPR-caliper-</w:t>
+      </w:r>
+      <w:r>
+        <w:rPr>
+          <w:rFonts w:ascii="Arial" w:hAnsi="Arial" w:cs="Arial"/>
+          <w:i/>
+          <w:iCs/>
+          <w:sz w:val="22"/>
+          <w:szCs w:val="22"/>
+        </w:rPr>
+        <w:t xml:space="preserve">allele </w:t>
+      </w:r>
+      <w:r>
+        <w:rPr>
+          <w:rFonts w:ascii="Arial" w:hAnsi="Arial" w:cs="Arial"/>
+          <w:sz w:val="22"/>
+          <w:szCs w:val="22"/>
+        </w:rPr>
+        <w:t>(</w:t>
+      </w:r>
+      <w:r>
+        <w:rPr>
+          <w:rFonts w:ascii="Arial" w:hAnsi="Arial" w:cs="Arial"/>
+          <w:b/>
+          <w:bCs/>
+          <w:sz w:val="22"/>
+          <w:szCs w:val="22"/>
+        </w:rPr>
+        <w:t>Aim 3</w:t>
+      </w:r>
+      <w:r>
+        <w:rPr>
+          <w:rFonts w:ascii="Arial" w:hAnsi="Arial" w:cs="Arial"/>
+          <w:sz w:val="22"/>
+          <w:szCs w:val="22"/>
+        </w:rPr>
+        <w:t xml:space="preserve">) </w:t>
+      </w:r>
+      <w:r>
+        <w:rPr>
+          <w:rFonts w:ascii="Arial" w:hAnsi="Arial" w:cs="Arial"/>
+          <w:sz w:val="22"/>
+          <w:szCs w:val="22"/>
+        </w:rPr>
+        <w:t xml:space="preserve">will model the </w:t>
+      </w:r>
+      <w:r>
+        <w:rPr>
+          <w:rFonts w:ascii="Arial" w:hAnsi="Arial" w:cs="Arial"/>
+          <w:sz w:val="22"/>
+          <w:szCs w:val="22"/>
+        </w:rPr>
+        <w:t>multivariate</w:t>
+      </w:r>
+      <w:r>
+        <w:rPr>
+          <w:rFonts w:ascii="Arial" w:hAnsi="Arial" w:cs="Arial"/>
+          <w:sz w:val="22"/>
+          <w:szCs w:val="22"/>
+        </w:rPr>
+        <w:t xml:space="preserve"> </w:t>
+      </w:r>
+      <w:r>
+        <w:rPr>
+          <w:rFonts w:ascii="Arial" w:hAnsi="Arial" w:cs="Arial"/>
+          <w:sz w:val="22"/>
+          <w:szCs w:val="22"/>
+        </w:rPr>
+        <w:t>distribution of</w:t>
+      </w:r>
+      <w:r>
+        <w:rPr>
+          <w:rFonts w:ascii="Arial" w:hAnsi="Arial" w:cs="Arial"/>
+          <w:sz w:val="22"/>
+          <w:szCs w:val="22"/>
+        </w:rPr>
+        <w:t xml:space="preserve"> editing</w:t>
+      </w:r>
+      <w:r>
+        <w:rPr>
+          <w:rFonts w:ascii="Arial" w:hAnsi="Arial" w:cs="Arial"/>
+          <w:sz w:val="22"/>
+          <w:szCs w:val="22"/>
+        </w:rPr>
+        <w:t xml:space="preserve"> </w:t>
+      </w:r>
+      <w:r>
+        <w:rPr>
+          <w:rFonts w:ascii="Arial" w:hAnsi="Arial" w:cs="Arial"/>
+          <w:sz w:val="22"/>
+          <w:szCs w:val="22"/>
+        </w:rPr>
+        <w:t>outcome</w:t>
+      </w:r>
+      <w:r>
+        <w:rPr>
+          <w:rFonts w:ascii="Arial" w:hAnsi="Arial" w:cs="Arial"/>
+          <w:sz w:val="22"/>
+          <w:szCs w:val="22"/>
+        </w:rPr>
+        <w:t>s</w:t>
+      </w:r>
+      <w:r>
+        <w:rPr>
+          <w:rFonts w:ascii="Arial" w:hAnsi="Arial" w:cs="Arial"/>
+          <w:sz w:val="22"/>
+          <w:szCs w:val="22"/>
+        </w:rPr>
+        <w:t xml:space="preserve"> </w:t>
+      </w:r>
+      <w:r>
+        <w:rPr>
+          <w:rFonts w:ascii="Arial" w:hAnsi="Arial" w:cs="Arial"/>
+          <w:sz w:val="22"/>
+          <w:szCs w:val="22"/>
+        </w:rPr>
+        <w:t xml:space="preserve">to </w:t>
+      </w:r>
+      <w:r>
+        <w:rPr>
+          <w:rFonts w:ascii="Arial" w:hAnsi="Arial" w:cs="Arial"/>
+          <w:sz w:val="22"/>
+          <w:szCs w:val="22"/>
+        </w:rPr>
+        <w:t xml:space="preserve">estimate the prevalence of rare alleles </w:t>
+      </w:r>
+      <w:r>
+        <w:rPr>
+          <w:rFonts w:ascii="Arial" w:hAnsi="Arial" w:cs="Arial"/>
+          <w:sz w:val="22"/>
+          <w:szCs w:val="22"/>
+        </w:rPr>
+        <w:t xml:space="preserve">and </w:t>
+      </w:r>
+      <w:r>
+        <w:rPr>
+          <w:rFonts w:ascii="Arial" w:hAnsi="Arial" w:cs="Arial"/>
+          <w:sz w:val="22"/>
+          <w:szCs w:val="22"/>
+        </w:rPr>
+        <w:t>detect</w:t>
+      </w:r>
+      <w:r>
+        <w:rPr>
+          <w:rFonts w:ascii="Arial" w:hAnsi="Arial" w:cs="Arial"/>
+          <w:sz w:val="22"/>
+          <w:szCs w:val="22"/>
+        </w:rPr>
+        <w:t xml:space="preserve"> </w:t>
+      </w:r>
+      <w:r>
+        <w:rPr>
+          <w:rFonts w:ascii="Arial" w:hAnsi="Arial" w:cs="Arial"/>
+          <w:sz w:val="22"/>
+          <w:szCs w:val="22"/>
+        </w:rPr>
+        <w:t xml:space="preserve">biologically </w:t>
+      </w:r>
+      <w:r>
+        <w:rPr>
+          <w:rFonts w:ascii="Arial" w:hAnsi="Arial" w:cs="Arial"/>
+          <w:sz w:val="22"/>
+          <w:szCs w:val="22"/>
+        </w:rPr>
+        <w:t xml:space="preserve">meaningful, low-dimensional structure </w:t>
+      </w:r>
+      <w:r>
+        <w:rPr>
+          <w:rFonts w:ascii="Arial" w:hAnsi="Arial" w:cs="Arial"/>
+          <w:sz w:val="22"/>
+          <w:szCs w:val="22"/>
+        </w:rPr>
+        <w:t>in the repair spectrum.</w:t>
+      </w:r>
+      <w:r>
+        <w:rPr>
+          <w:rFonts w:ascii="Arial" w:hAnsi="Arial" w:cs="Arial"/>
+          <w:sz w:val="22"/>
+          <w:szCs w:val="22"/>
+        </w:rPr>
+        <w:t xml:space="preserve"> </w:t>
+      </w:r>
+      <w:r>
+        <w:rPr>
+          <w:rFonts w:ascii="Arial" w:hAnsi="Arial" w:cs="Arial"/>
+          <w:sz w:val="22"/>
+          <w:szCs w:val="22"/>
+        </w:rPr>
+        <w:t xml:space="preserve">CRISPR-caliper </w:t>
+      </w:r>
+      <w:r>
+        <w:rPr>
+          <w:rFonts w:ascii="Arial" w:hAnsi="Arial" w:cs="Arial"/>
+          <w:sz w:val="22"/>
+          <w:szCs w:val="22"/>
+        </w:rPr>
+        <w:t xml:space="preserve">will </w:t>
+      </w:r>
+      <w:r>
+        <w:rPr>
+          <w:rFonts w:ascii="Arial" w:hAnsi="Arial" w:cs="Arial"/>
+          <w:sz w:val="22"/>
+          <w:szCs w:val="22"/>
+        </w:rPr>
+        <w:t>be implemented in</w:t>
+      </w:r>
+      <w:r>
+        <w:rPr>
+          <w:rFonts w:ascii="Arial" w:hAnsi="Arial" w:cs="Arial"/>
+          <w:sz w:val="22"/>
+          <w:szCs w:val="22"/>
+        </w:rPr>
+        <w:t xml:space="preserve"> a user-friendly, </w:t>
+      </w:r>
+      <w:r>
+        <w:rPr>
+          <w:rFonts w:ascii="Arial" w:hAnsi="Arial" w:cs="Arial"/>
+          <w:sz w:val="22"/>
+          <w:szCs w:val="22"/>
+        </w:rPr>
+        <w:t>extensively</w:t>
+      </w:r>
+      <w:r>
+        <w:rPr>
+          <w:rFonts w:ascii="Arial" w:hAnsi="Arial" w:cs="Arial"/>
+          <w:sz w:val="22"/>
+          <w:szCs w:val="22"/>
+        </w:rPr>
+        <w:t>-</w:t>
+      </w:r>
+      <w:r>
+        <w:rPr>
+          <w:rFonts w:ascii="Arial" w:hAnsi="Arial" w:cs="Arial"/>
+          <w:sz w:val="22"/>
+          <w:szCs w:val="22"/>
+        </w:rPr>
+        <w:t xml:space="preserve">documented, </w:t>
+      </w:r>
+      <w:r>
+        <w:rPr>
+          <w:rFonts w:ascii="Arial" w:hAnsi="Arial" w:cs="Arial"/>
+          <w:sz w:val="22"/>
+          <w:szCs w:val="22"/>
+        </w:rPr>
+        <w:t>and</w:t>
+      </w:r>
+      <w:r>
+        <w:rPr>
+          <w:rFonts w:ascii="Arial" w:hAnsi="Arial" w:cs="Arial"/>
+          <w:sz w:val="22"/>
+          <w:szCs w:val="22"/>
+        </w:rPr>
+        <w:t xml:space="preserve"> </w:t>
+      </w:r>
+      <w:r>
+        <w:rPr>
+          <w:rFonts w:ascii="Arial" w:hAnsi="Arial" w:cs="Arial"/>
+          <w:sz w:val="22"/>
+          <w:szCs w:val="22"/>
+        </w:rPr>
+        <w:t>computationally efficient</w:t>
+      </w:r>
+      <w:r>
+        <w:rPr>
+          <w:rFonts w:ascii="Arial" w:hAnsi="Arial" w:cs="Arial"/>
+          <w:sz w:val="22"/>
+          <w:szCs w:val="22"/>
+        </w:rPr>
+        <w:t xml:space="preserve"> </w:t>
+      </w:r>
+      <w:r>
+        <w:rPr>
+          <w:rFonts w:ascii="Arial" w:hAnsi="Arial" w:cs="Arial"/>
+          <w:sz w:val="22"/>
+          <w:szCs w:val="22"/>
+        </w:rPr>
+        <w:t xml:space="preserve">Python </w:t>
+      </w:r>
+      <w:r>
+        <w:rPr>
+          <w:rFonts w:ascii="Arial" w:hAnsi="Arial" w:cs="Arial"/>
+          <w:sz w:val="22"/>
+          <w:szCs w:val="22"/>
+        </w:rPr>
+        <w:t>package;</w:t>
+      </w:r>
+      <w:r>
+        <w:rPr>
+          <w:rFonts w:ascii="Arial" w:hAnsi="Arial" w:cs="Arial"/>
+          <w:sz w:val="22"/>
+          <w:szCs w:val="22"/>
+        </w:rPr>
+        <w:t xml:space="preserve"> </w:t>
+      </w:r>
+      <w:r>
+        <w:rPr>
+          <w:rFonts w:ascii="Arial" w:hAnsi="Arial" w:cs="Arial"/>
+          <w:sz w:val="22"/>
+          <w:szCs w:val="22"/>
+        </w:rPr>
+        <w:t xml:space="preserve">this package </w:t>
+      </w:r>
+      <w:r>
+        <w:rPr>
+          <w:rFonts w:ascii="Arial" w:hAnsi="Arial" w:cs="Arial"/>
+          <w:sz w:val="22"/>
+          <w:szCs w:val="22"/>
+        </w:rPr>
+        <w:t xml:space="preserve">will interoperate with </w:t>
+      </w:r>
+      <w:r>
+        <w:rPr>
+          <w:rFonts w:ascii="Arial" w:hAnsi="Arial" w:cs="Arial"/>
+          <w:sz w:val="22"/>
+          <w:szCs w:val="22"/>
+        </w:rPr>
+        <w:t xml:space="preserve">upstream preprocessing tools, </w:t>
+      </w:r>
+      <w:r>
+        <w:rPr>
+          <w:rFonts w:ascii="Arial" w:hAnsi="Arial" w:cs="Arial"/>
+          <w:sz w:val="22"/>
+          <w:szCs w:val="22"/>
+        </w:rPr>
+        <w:t>including</w:t>
+      </w:r>
+      <w:r>
+        <w:rPr>
+          <w:rFonts w:ascii="Arial" w:hAnsi="Arial" w:cs="Arial"/>
+          <w:sz w:val="22"/>
+          <w:szCs w:val="22"/>
+        </w:rPr>
+        <w:t xml:space="preserve"> CRISPResso and Genethoff.</w:t>
+      </w:r>
+      <w:r>
+        <w:rPr>
+          <w:rFonts w:ascii="Arial" w:hAnsi="Arial" w:cs="Arial"/>
+          <w:sz w:val="22"/>
+          <w:szCs w:val="22"/>
+        </w:rPr>
+        <w:t xml:space="preserve"> </w:t>
+      </w:r>
+      <w:r>
+        <w:rPr>
+          <w:rFonts w:ascii="Arial" w:hAnsi="Arial" w:cs="Arial"/>
+          <w:sz w:val="22"/>
+          <w:szCs w:val="22"/>
+        </w:rPr>
+        <w:t xml:space="preserve">Finally, CRISPR-caliper will be </w:t>
+      </w:r>
+      <w:r>
+        <w:rPr>
+          <w:rFonts w:ascii="Arial" w:hAnsi="Arial" w:cs="Arial"/>
+          <w:sz w:val="22"/>
+          <w:szCs w:val="22"/>
+        </w:rPr>
+        <w:t>evaluated</w:t>
+      </w:r>
+      <w:r>
+        <w:rPr>
+          <w:rFonts w:ascii="Arial" w:hAnsi="Arial" w:cs="Arial"/>
+          <w:sz w:val="22"/>
+          <w:szCs w:val="22"/>
+        </w:rPr>
+        <w:t xml:space="preserve"> and validated</w:t>
+      </w:r>
+      <w:r>
+        <w:rPr>
+          <w:rFonts w:ascii="Arial" w:hAnsi="Arial" w:cs="Arial"/>
+          <w:sz w:val="22"/>
+          <w:szCs w:val="22"/>
+        </w:rPr>
+        <w:t xml:space="preserve"> on data from</w:t>
+      </w:r>
+      <w:r>
+        <w:rPr>
+          <w:rFonts w:ascii="Arial" w:hAnsi="Arial" w:cs="Arial"/>
+          <w:sz w:val="22"/>
+          <w:szCs w:val="22"/>
+        </w:rPr>
+        <w:t xml:space="preserve"> </w:t>
+      </w:r>
+      <w:r>
+        <w:rPr>
+          <w:rFonts w:ascii="Arial" w:hAnsi="Arial" w:cs="Arial"/>
+          <w:sz w:val="22"/>
+          <w:szCs w:val="22"/>
+        </w:rPr>
+        <w:t xml:space="preserve">editors </w:t>
+      </w:r>
+      <w:r>
+        <w:rPr>
+          <w:rFonts w:ascii="Arial" w:hAnsi="Arial" w:cs="Arial"/>
+          <w:sz w:val="22"/>
+          <w:szCs w:val="22"/>
+        </w:rPr>
+        <w:t>for</w:t>
+      </w:r>
+      <w:r>
+        <w:rPr>
+          <w:rFonts w:ascii="Arial" w:hAnsi="Arial" w:cs="Arial"/>
+          <w:sz w:val="22"/>
+          <w:szCs w:val="22"/>
+        </w:rPr>
+        <w:t xml:space="preserve"> </w:t>
+      </w:r>
+      <w:r>
+        <w:rPr>
+          <w:rFonts w:ascii="Arial" w:hAnsi="Arial" w:cs="Arial"/>
+          <w:sz w:val="22"/>
+          <w:szCs w:val="22"/>
+        </w:rPr>
+        <w:t>SCD and SCN</w:t>
+      </w:r>
+      <w:r>
+        <w:rPr>
+          <w:rFonts w:ascii="Arial" w:hAnsi="Arial" w:cs="Arial"/>
+          <w:sz w:val="22"/>
+          <w:szCs w:val="22"/>
+        </w:rPr>
+        <w:t xml:space="preserve">. </w:t>
+      </w:r>
+      <w:r>
+        <w:rPr>
+          <w:rFonts w:ascii="Arial" w:hAnsi="Arial" w:cs="Arial"/>
+          <w:sz w:val="22"/>
+          <w:szCs w:val="22"/>
+        </w:rPr>
+        <w:t xml:space="preserve">Ultimately, </w:t>
+      </w:r>
+      <w:r>
+        <w:rPr>
+          <w:rFonts w:ascii="Arial" w:hAnsi="Arial" w:cs="Arial"/>
+          <w:sz w:val="22"/>
+          <w:szCs w:val="22"/>
+          <w:u w:val="single"/>
+        </w:rPr>
+        <w:t xml:space="preserve">CRISPR-caliper </w:t>
+      </w:r>
+      <w:r>
+        <w:rPr>
+          <w:rFonts w:ascii="Arial" w:hAnsi="Arial" w:cs="Arial"/>
+          <w:sz w:val="22"/>
+          <w:szCs w:val="22"/>
+          <w:u w:val="single"/>
+        </w:rPr>
+        <w:t xml:space="preserve">will </w:t>
+      </w:r>
+      <w:r>
+        <w:rPr>
+          <w:rFonts w:ascii="Arial" w:hAnsi="Arial" w:cs="Arial"/>
+          <w:sz w:val="22"/>
+          <w:szCs w:val="22"/>
+          <w:u w:val="single"/>
+        </w:rPr>
+        <w:t>convert</w:t>
+      </w:r>
+      <w:r>
+        <w:rPr>
+          <w:rFonts w:ascii="Arial" w:hAnsi="Arial" w:cs="Arial"/>
+          <w:sz w:val="22"/>
+          <w:szCs w:val="22"/>
+          <w:u w:val="single"/>
+        </w:rPr>
+        <w:t xml:space="preserve"> </w:t>
+      </w:r>
+      <w:r>
+        <w:rPr>
+          <w:rFonts w:ascii="Arial" w:hAnsi="Arial" w:cs="Arial"/>
+          <w:sz w:val="22"/>
+          <w:szCs w:val="22"/>
+          <w:u w:val="single"/>
+        </w:rPr>
+        <w:t>editing data into</w:t>
+      </w:r>
+      <w:r>
+        <w:rPr>
+          <w:rFonts w:ascii="Arial" w:hAnsi="Arial" w:cs="Arial"/>
+          <w:sz w:val="22"/>
+          <w:szCs w:val="22"/>
+          <w:u w:val="single"/>
+        </w:rPr>
+        <w:t xml:space="preserve"> concrete</w:t>
+      </w:r>
+      <w:r>
+        <w:rPr>
+          <w:rFonts w:ascii="Arial" w:hAnsi="Arial" w:cs="Arial"/>
+          <w:sz w:val="22"/>
+          <w:szCs w:val="22"/>
+          <w:u w:val="single"/>
+        </w:rPr>
+        <w:t xml:space="preserve"> </w:t>
+      </w:r>
+      <w:r>
+        <w:rPr>
+          <w:rFonts w:ascii="Arial" w:hAnsi="Arial" w:cs="Arial"/>
+          <w:sz w:val="22"/>
+          <w:szCs w:val="22"/>
+          <w:u w:val="single"/>
+        </w:rPr>
+        <w:t xml:space="preserve">guidance </w:t>
+      </w:r>
+      <w:r>
+        <w:rPr>
+          <w:rFonts w:ascii="Arial" w:hAnsi="Arial" w:cs="Arial"/>
+          <w:sz w:val="22"/>
+          <w:szCs w:val="22"/>
+          <w:u w:val="single"/>
+        </w:rPr>
+        <w:t xml:space="preserve">for navigating the therapeutic development </w:t>
+      </w:r>
+      <w:r>
+        <w:rPr>
+          <w:rFonts w:ascii="Arial" w:hAnsi="Arial" w:cs="Arial"/>
+          <w:sz w:val="22"/>
+          <w:szCs w:val="22"/>
+          <w:u w:val="single"/>
+        </w:rPr>
+        <w:t>pipeline</w:t>
+      </w:r>
+      <w:r>
+        <w:rPr>
+          <w:rFonts w:ascii="Arial" w:hAnsi="Arial" w:cs="Arial"/>
+          <w:sz w:val="22"/>
+          <w:szCs w:val="22"/>
+          <w:u w:val="single"/>
+        </w:rPr>
+        <w:t xml:space="preserve">: </w:t>
+      </w:r>
+      <w:r>
+        <w:rPr>
+          <w:rFonts w:ascii="Arial" w:hAnsi="Arial" w:cs="Arial"/>
+          <w:sz w:val="22"/>
+          <w:szCs w:val="22"/>
+          <w:u w:val="single"/>
+        </w:rPr>
+        <w:t xml:space="preserve">determining </w:t>
+      </w:r>
+      <w:r>
+        <w:rPr>
+          <w:rFonts w:ascii="Arial" w:hAnsi="Arial" w:cs="Arial"/>
+          <w:sz w:val="22"/>
+          <w:szCs w:val="22"/>
+          <w:u w:val="single"/>
+        </w:rPr>
+        <w:t xml:space="preserve">the </w:t>
+      </w:r>
+      <w:r>
+        <w:rPr>
+          <w:rFonts w:ascii="Arial" w:hAnsi="Arial" w:cs="Arial"/>
+          <w:sz w:val="22"/>
+          <w:szCs w:val="22"/>
+          <w:u w:val="single"/>
+        </w:rPr>
+        <w:t xml:space="preserve">sequencing </w:t>
+      </w:r>
+      <w:r>
+        <w:rPr>
+          <w:rFonts w:ascii="Arial" w:hAnsi="Arial" w:cs="Arial"/>
+          <w:sz w:val="22"/>
+          <w:szCs w:val="22"/>
+          <w:u w:val="single"/>
+        </w:rPr>
+        <w:t>depth</w:t>
+      </w:r>
+      <w:r>
+        <w:rPr>
+          <w:rFonts w:ascii="Arial" w:hAnsi="Arial" w:cs="Arial"/>
+          <w:sz w:val="22"/>
+          <w:szCs w:val="22"/>
+          <w:u w:val="single"/>
+        </w:rPr>
+        <w:t xml:space="preserve"> </w:t>
+      </w:r>
+      <w:r>
+        <w:rPr>
+          <w:rFonts w:ascii="Arial" w:hAnsi="Arial" w:cs="Arial"/>
+          <w:sz w:val="22"/>
+          <w:szCs w:val="22"/>
+          <w:u w:val="single"/>
+        </w:rPr>
+        <w:t>needed</w:t>
+      </w:r>
+      <w:r>
+        <w:rPr>
+          <w:rFonts w:ascii="Arial" w:hAnsi="Arial" w:cs="Arial"/>
+          <w:sz w:val="22"/>
+          <w:szCs w:val="22"/>
+          <w:u w:val="single"/>
+        </w:rPr>
+        <w:t xml:space="preserve"> to resolve uncertainty,</w:t>
+      </w:r>
+      <w:r>
+        <w:rPr>
+          <w:rFonts w:ascii="Arial" w:hAnsi="Arial" w:cs="Arial"/>
+          <w:sz w:val="22"/>
+          <w:szCs w:val="22"/>
+          <w:u w:val="single"/>
+        </w:rPr>
+        <w:t xml:space="preserve"> </w:t>
+      </w:r>
+      <w:r>
+        <w:rPr>
+          <w:rFonts w:ascii="Arial" w:hAnsi="Arial" w:cs="Arial"/>
+          <w:sz w:val="22"/>
+          <w:szCs w:val="22"/>
+          <w:u w:val="single"/>
+        </w:rPr>
+        <w:t xml:space="preserve">assessing </w:t>
+      </w:r>
+      <w:r>
+        <w:rPr>
+          <w:rFonts w:ascii="Arial" w:hAnsi="Arial" w:cs="Arial"/>
+          <w:sz w:val="22"/>
+          <w:szCs w:val="22"/>
+          <w:u w:val="single"/>
+        </w:rPr>
+        <w:t>which</w:t>
+      </w:r>
+      <w:r>
+        <w:rPr>
+          <w:rFonts w:ascii="Arial" w:hAnsi="Arial" w:cs="Arial"/>
+          <w:sz w:val="22"/>
+          <w:szCs w:val="22"/>
+          <w:u w:val="single"/>
+        </w:rPr>
+        <w:t xml:space="preserve"> loc</w:t>
+      </w:r>
+      <w:r>
+        <w:rPr>
+          <w:rFonts w:ascii="Arial" w:hAnsi="Arial" w:cs="Arial"/>
+          <w:sz w:val="22"/>
+          <w:szCs w:val="22"/>
+          <w:u w:val="single"/>
+        </w:rPr>
+        <w:t>i</w:t>
+      </w:r>
+      <w:r>
+        <w:rPr>
+          <w:rFonts w:ascii="Arial" w:hAnsi="Arial" w:cs="Arial"/>
+          <w:sz w:val="22"/>
+          <w:szCs w:val="22"/>
+          <w:u w:val="single"/>
+        </w:rPr>
+        <w:t xml:space="preserve"> require</w:t>
+      </w:r>
+      <w:r>
+        <w:rPr>
+          <w:rFonts w:ascii="Arial" w:hAnsi="Arial" w:cs="Arial"/>
+          <w:sz w:val="22"/>
+          <w:szCs w:val="22"/>
+          <w:u w:val="single"/>
+        </w:rPr>
+        <w:t xml:space="preserve"> deeper inspection</w:t>
+      </w:r>
+      <w:r>
+        <w:rPr>
+          <w:rFonts w:ascii="Arial" w:hAnsi="Arial" w:cs="Arial"/>
+          <w:sz w:val="22"/>
+          <w:szCs w:val="22"/>
+          <w:u w:val="single"/>
+        </w:rPr>
+        <w:t>,</w:t>
+      </w:r>
+      <w:r>
+        <w:rPr>
+          <w:rFonts w:ascii="Arial" w:hAnsi="Arial" w:cs="Arial"/>
+          <w:sz w:val="22"/>
+          <w:szCs w:val="22"/>
+          <w:u w:val="single"/>
+        </w:rPr>
+        <w:t xml:space="preserve"> and</w:t>
+      </w:r>
+      <w:r>
+        <w:rPr>
+          <w:rFonts w:ascii="Arial" w:hAnsi="Arial" w:cs="Arial"/>
+          <w:sz w:val="22"/>
+          <w:szCs w:val="22"/>
+          <w:u w:val="single"/>
+        </w:rPr>
+        <w:t xml:space="preserve"> </w:t>
+      </w:r>
+      <w:r>
+        <w:rPr>
+          <w:rFonts w:ascii="Arial" w:hAnsi="Arial" w:cs="Arial"/>
+          <w:sz w:val="22"/>
+          <w:szCs w:val="22"/>
+          <w:u w:val="single"/>
+        </w:rPr>
+        <w:t>deciding</w:t>
+      </w:r>
+      <w:r>
+        <w:rPr>
+          <w:rFonts w:ascii="Arial" w:hAnsi="Arial" w:cs="Arial"/>
+          <w:sz w:val="22"/>
+          <w:szCs w:val="22"/>
+          <w:u w:val="single"/>
+        </w:rPr>
+        <w:t xml:space="preserve"> whether an editing profile is sufficient</w:t>
+      </w:r>
+      <w:r>
+        <w:rPr>
+          <w:rFonts w:ascii="Arial" w:hAnsi="Arial" w:cs="Arial"/>
+          <w:sz w:val="22"/>
+          <w:szCs w:val="22"/>
+          <w:u w:val="single"/>
+        </w:rPr>
+        <w:t xml:space="preserve"> </w:t>
+      </w:r>
+      <w:r>
+        <w:rPr>
+          <w:rFonts w:ascii="Arial" w:hAnsi="Arial" w:cs="Arial"/>
+          <w:sz w:val="22"/>
+          <w:szCs w:val="22"/>
+          <w:u w:val="single"/>
+        </w:rPr>
+        <w:t xml:space="preserve">to warrant progression </w:t>
+      </w:r>
+      <w:r>
+        <w:rPr>
+          <w:rFonts w:ascii="Arial" w:hAnsi="Arial" w:cs="Arial"/>
+          <w:sz w:val="22"/>
+          <w:szCs w:val="22"/>
+          <w:u w:val="single"/>
+        </w:rPr>
+        <w:t>to</w:t>
+      </w:r>
+      <w:r>
+        <w:rPr>
+          <w:rFonts w:ascii="Arial" w:hAnsi="Arial" w:cs="Arial"/>
+          <w:sz w:val="22"/>
+          <w:szCs w:val="22"/>
+          <w:u w:val="single"/>
+        </w:rPr>
+        <w:t xml:space="preserve"> animal studies or clinical trials</w:t>
+      </w:r>
+      <w:r>
+        <w:rPr>
+          <w:rFonts w:ascii="Arial" w:hAnsi="Arial" w:cs="Arial"/>
+          <w:sz w:val="22"/>
+          <w:szCs w:val="22"/>
+        </w:rPr>
+        <w:t>.</w:t>
       </w:r>
     </w:p>
     <w:sectPr>
